--- a/Sostenibilidad/Tema_01/5.- comprueba tu aprendizaje.docx
+++ b/Sostenibilidad/Tema_01/5.- comprueba tu aprendizaje.docx
@@ -5,7 +5,6 @@
     <w:p>
       <w:pPr>
         <w:pStyle w:val="Normal1"/>
-        <w:pBdr/>
         <w:spacing w:lineRule="auto" w:line="259"/>
         <w:rPr>
           <w:rFonts w:ascii="Verdana" w:hAnsi="Verdana" w:eastAsia="Verdana" w:cs="Verdana"/>
@@ -71,28 +70,26 @@
     <w:p>
       <w:pPr>
         <w:pStyle w:val="Normal1"/>
-        <w:pBdr/>
-        <w:spacing w:lineRule="auto" w:line="259"/>
-        <w:rPr>
-          <w:rFonts w:ascii="Verdana" w:hAnsi="Verdana" w:eastAsia="Verdana" w:cs="Verdana"/>
-          <w:color w:val="000000"/>
-          <w:sz w:val="22"/>
-          <w:szCs w:val="22"/>
-        </w:rPr>
-      </w:pPr>
-      <w:r>
-        <w:rPr>
-          <w:rFonts w:eastAsia="Verdana" w:cs="Verdana" w:ascii="Verdana" w:hAnsi="Verdana"/>
-          <w:color w:val="000000"/>
-          <w:sz w:val="22"/>
-          <w:szCs w:val="22"/>
-        </w:rPr>
-      </w:r>
-    </w:p>
-    <w:p>
-      <w:pPr>
-        <w:pStyle w:val="Normal1"/>
-        <w:pBdr/>
+        <w:spacing w:lineRule="auto" w:line="259"/>
+        <w:rPr>
+          <w:rFonts w:ascii="Verdana" w:hAnsi="Verdana" w:eastAsia="Verdana" w:cs="Verdana"/>
+          <w:color w:val="000000"/>
+          <w:sz w:val="22"/>
+          <w:szCs w:val="22"/>
+        </w:rPr>
+      </w:pPr>
+      <w:r>
+        <w:rPr>
+          <w:rFonts w:eastAsia="Verdana" w:cs="Verdana" w:ascii="Verdana" w:hAnsi="Verdana"/>
+          <w:color w:val="000000"/>
+          <w:sz w:val="22"/>
+          <w:szCs w:val="22"/>
+        </w:rPr>
+      </w:r>
+    </w:p>
+    <w:p>
+      <w:pPr>
+        <w:pStyle w:val="Normal1"/>
         <w:spacing w:lineRule="auto" w:line="259"/>
         <w:ind w:hanging="426" w:left="426"/>
         <w:rPr>
@@ -121,7 +118,6 @@
     <w:p>
       <w:pPr>
         <w:pStyle w:val="Normal1"/>
-        <w:pBdr/>
         <w:spacing w:lineRule="auto" w:line="259"/>
         <w:ind w:hanging="426" w:left="852"/>
         <w:rPr>
@@ -148,87 +144,151 @@
     <w:p>
       <w:pPr>
         <w:pStyle w:val="Normal1"/>
-        <w:pBdr/>
-        <w:spacing w:lineRule="auto" w:line="259"/>
-        <w:ind w:hanging="426" w:left="852"/>
-        <w:rPr>
-          <w:rFonts w:ascii="Verdana" w:hAnsi="Verdana" w:eastAsia="Verdana" w:cs="Verdana"/>
-          <w:b/>
-          <w:bCs/>
-          <w:color w:val="000000"/>
-          <w:sz w:val="22"/>
-          <w:szCs w:val="22"/>
-        </w:rPr>
-      </w:pPr>
-      <w:r>
-        <w:rPr>
-          <w:rFonts w:eastAsia="Verdana" w:cs="Verdana" w:ascii="Verdana" w:hAnsi="Verdana"/>
-          <w:b/>
-          <w:bCs/>
-          <w:color w:val="000000"/>
-          <w:sz w:val="22"/>
-          <w:szCs w:val="22"/>
-        </w:rPr>
-      </w:r>
-    </w:p>
-    <w:p>
-      <w:pPr>
-        <w:pStyle w:val="Normal1"/>
-        <w:pBdr/>
-        <w:spacing w:lineRule="auto" w:line="259"/>
-        <w:ind w:hanging="426" w:left="852"/>
-        <w:rPr>
-          <w:rFonts w:ascii="Verdana" w:hAnsi="Verdana" w:eastAsia="Verdana" w:cs="Verdana"/>
-          <w:b/>
-          <w:bCs/>
-          <w:color w:val="000000"/>
-          <w:sz w:val="22"/>
-          <w:szCs w:val="22"/>
-        </w:rPr>
-      </w:pPr>
-      <w:r>
-        <w:rPr>
-          <w:rFonts w:eastAsia="Verdana" w:cs="Verdana" w:ascii="Verdana" w:hAnsi="Verdana"/>
-          <w:b/>
-          <w:bCs/>
-          <w:color w:val="000000"/>
-          <w:sz w:val="22"/>
-          <w:szCs w:val="22"/>
-        </w:rPr>
-      </w:r>
-    </w:p>
-    <w:p>
-      <w:pPr>
-        <w:pStyle w:val="Normal1"/>
-        <w:pBdr/>
-        <w:spacing w:lineRule="auto" w:line="259"/>
-        <w:ind w:hanging="426" w:left="852"/>
-        <w:rPr>
-          <w:rFonts w:ascii="Verdana" w:hAnsi="Verdana" w:eastAsia="Verdana" w:cs="Verdana"/>
-          <w:b/>
-          <w:bCs/>
-          <w:color w:val="000000"/>
-          <w:sz w:val="22"/>
-          <w:szCs w:val="22"/>
-          <w:highlight w:val="yellow"/>
-        </w:rPr>
-      </w:pPr>
-      <w:r>
-        <w:rPr>
-          <w:rFonts w:eastAsia="Verdana" w:cs="Verdana" w:ascii="Verdana" w:hAnsi="Verdana"/>
-          <w:b/>
-          <w:bCs/>
-          <w:color w:val="000000"/>
-          <w:sz w:val="22"/>
-          <w:szCs w:val="22"/>
-          <w:highlight w:val="yellow"/>
-        </w:rPr>
-      </w:r>
-    </w:p>
-    <w:p>
-      <w:pPr>
-        <w:pStyle w:val="Normal1"/>
-        <w:pBdr/>
+        <w:widowControl/>
+        <w:suppressAutoHyphens w:val="true"/>
+        <w:bidi w:val="0"/>
+        <w:spacing w:lineRule="auto" w:line="259" w:before="0" w:after="120"/>
+        <w:ind w:hanging="0" w:left="0" w:right="0"/>
+        <w:jc w:val="both"/>
+        <w:rPr>
+          <w:rFonts w:ascii="Verdana" w:hAnsi="Verdana" w:eastAsia="Verdana" w:cs="Verdana"/>
+          <w:b w:val="false"/>
+          <w:bCs w:val="false"/>
+          <w:color w:themeColor="hyperlink" w:val="0000FF"/>
+          <w:sz w:val="22"/>
+          <w:szCs w:val="22"/>
+        </w:rPr>
+      </w:pPr>
+      <w:r>
+        <w:rPr>
+          <w:rFonts w:eastAsia="Verdana" w:cs="Verdana" w:ascii="Verdana" w:hAnsi="Verdana"/>
+          <w:b w:val="false"/>
+          <w:bCs w:val="false"/>
+          <w:color w:themeColor="hyperlink" w:val="0000FF"/>
+          <w:sz w:val="22"/>
+          <w:szCs w:val="22"/>
+        </w:rPr>
+        <w:tab/>
+        <w:t>La dehesa es un ecosistema agrosilvopastoril donde conviven grandes extensiones de pastizales con árboles dispersos, principalmente encinas y alcornoques.</w:t>
+      </w:r>
+    </w:p>
+    <w:p>
+      <w:pPr>
+        <w:pStyle w:val="Normal1"/>
+        <w:widowControl/>
+        <w:suppressAutoHyphens w:val="true"/>
+        <w:bidi w:val="0"/>
+        <w:spacing w:lineRule="auto" w:line="259" w:before="0" w:after="120"/>
+        <w:ind w:hanging="0" w:left="0" w:right="0"/>
+        <w:jc w:val="both"/>
+        <w:rPr>
+          <w:rFonts w:ascii="Verdana" w:hAnsi="Verdana" w:eastAsia="Verdana" w:cs="Verdana"/>
+          <w:b w:val="false"/>
+          <w:bCs w:val="false"/>
+          <w:color w:themeColor="hyperlink" w:val="0000FF"/>
+          <w:sz w:val="22"/>
+          <w:szCs w:val="22"/>
+        </w:rPr>
+      </w:pPr>
+      <w:r>
+        <w:rPr>
+          <w:rFonts w:eastAsia="Verdana" w:cs="Verdana" w:ascii="Verdana" w:hAnsi="Verdana"/>
+          <w:b w:val="false"/>
+          <w:bCs w:val="false"/>
+          <w:color w:themeColor="hyperlink" w:val="0000FF"/>
+          <w:sz w:val="22"/>
+          <w:szCs w:val="22"/>
+        </w:rPr>
+        <w:tab/>
+        <w:t>La encina: su función es proporcionar cobijo a la fauna, fijar el terreno para evitar la erosión y producir bellotas que sirven de alimento básico para el ganado y la fauna salvaje.</w:t>
+      </w:r>
+    </w:p>
+    <w:p>
+      <w:pPr>
+        <w:pStyle w:val="Normal1"/>
+        <w:widowControl/>
+        <w:suppressAutoHyphens w:val="true"/>
+        <w:bidi w:val="0"/>
+        <w:spacing w:lineRule="auto" w:line="259" w:before="0" w:after="120"/>
+        <w:ind w:hanging="0" w:left="0" w:right="0"/>
+        <w:jc w:val="both"/>
+        <w:rPr>
+          <w:rFonts w:ascii="Verdana" w:hAnsi="Verdana" w:eastAsia="Verdana" w:cs="Verdana"/>
+          <w:b w:val="false"/>
+          <w:bCs w:val="false"/>
+          <w:color w:themeColor="hyperlink" w:val="0000FF"/>
+          <w:sz w:val="22"/>
+          <w:szCs w:val="22"/>
+        </w:rPr>
+      </w:pPr>
+      <w:r>
+        <w:rPr>
+          <w:rFonts w:eastAsia="Verdana" w:cs="Verdana" w:ascii="Verdana" w:hAnsi="Verdana"/>
+          <w:b w:val="false"/>
+          <w:bCs w:val="false"/>
+          <w:color w:themeColor="hyperlink" w:val="0000FF"/>
+          <w:sz w:val="22"/>
+          <w:szCs w:val="22"/>
+        </w:rPr>
+        <w:tab/>
+        <w:t>El buitre negro: su función ecológica es la de actuar como organismo carroñero, eliminando restos orgánicos y contribuyendo al equilibrio sanitario del ecosistema.</w:t>
+      </w:r>
+    </w:p>
+    <w:p>
+      <w:pPr>
+        <w:pStyle w:val="Normal1"/>
+        <w:spacing w:lineRule="auto" w:line="259"/>
+        <w:ind w:hanging="426" w:left="852"/>
+        <w:rPr>
+          <w:rFonts w:ascii="Verdana" w:hAnsi="Verdana" w:eastAsia="Verdana" w:cs="Verdana"/>
+          <w:b/>
+          <w:bCs/>
+          <w:color w:val="000000"/>
+          <w:sz w:val="22"/>
+          <w:szCs w:val="22"/>
+        </w:rPr>
+      </w:pPr>
+      <w:r>
+        <w:rPr>
+          <w:rFonts w:eastAsia="Verdana" w:cs="Verdana" w:ascii="Verdana" w:hAnsi="Verdana"/>
+          <w:b/>
+          <w:bCs/>
+          <w:color w:val="000000"/>
+          <w:sz w:val="22"/>
+          <w:szCs w:val="22"/>
+        </w:rPr>
+      </w:r>
+    </w:p>
+    <w:p>
+      <w:pPr>
+        <w:pStyle w:val="Normal1"/>
+        <w:spacing w:lineRule="auto" w:line="259"/>
+        <w:ind w:hanging="426" w:left="852"/>
+        <w:rPr>
+          <w:rFonts w:ascii="Verdana" w:hAnsi="Verdana" w:eastAsia="Verdana" w:cs="Verdana"/>
+          <w:b/>
+          <w:bCs/>
+          <w:color w:val="000000"/>
+          <w:sz w:val="22"/>
+          <w:szCs w:val="22"/>
+          <w:highlight w:val="yellow"/>
+        </w:rPr>
+      </w:pPr>
+      <w:r>
+        <w:rPr>
+          <w:rFonts w:eastAsia="Verdana" w:cs="Verdana" w:ascii="Verdana" w:hAnsi="Verdana"/>
+          <w:b/>
+          <w:bCs/>
+          <w:color w:val="000000"/>
+          <w:sz w:val="22"/>
+          <w:szCs w:val="22"/>
+          <w:highlight w:val="yellow"/>
+        </w:rPr>
+      </w:r>
+    </w:p>
+    <w:p>
+      <w:pPr>
+        <w:pStyle w:val="Normal1"/>
         <w:spacing w:lineRule="auto" w:line="259"/>
         <w:ind w:hanging="426" w:left="426"/>
         <w:rPr>
@@ -307,7 +367,6 @@
     <w:p>
       <w:pPr>
         <w:pStyle w:val="Normal1"/>
-        <w:pBdr/>
         <w:spacing w:lineRule="auto" w:line="259"/>
         <w:ind w:hanging="426" w:left="852"/>
         <w:rPr>
@@ -348,7 +407,6 @@
     <w:p>
       <w:pPr>
         <w:pStyle w:val="Normal1"/>
-        <w:pBdr/>
         <w:spacing w:lineRule="auto" w:line="259"/>
         <w:ind w:hanging="426" w:left="852"/>
         <w:rPr>
@@ -413,7 +471,6 @@
     <w:p>
       <w:pPr>
         <w:pStyle w:val="Normal1"/>
-        <w:pBdr/>
         <w:spacing w:lineRule="auto" w:line="259"/>
         <w:ind w:hanging="426" w:left="852"/>
         <w:rPr>
@@ -440,87 +497,221 @@
     <w:p>
       <w:pPr>
         <w:pStyle w:val="Normal1"/>
-        <w:pBdr/>
-        <w:spacing w:lineRule="auto" w:line="259"/>
-        <w:ind w:hanging="426" w:left="852"/>
-        <w:rPr>
-          <w:rFonts w:ascii="Verdana" w:hAnsi="Verdana" w:eastAsia="Verdana" w:cs="Verdana"/>
-          <w:b/>
-          <w:bCs/>
-          <w:color w:val="000000"/>
-          <w:sz w:val="22"/>
-          <w:szCs w:val="22"/>
-        </w:rPr>
-      </w:pPr>
-      <w:r>
-        <w:rPr>
-          <w:rFonts w:eastAsia="Verdana" w:cs="Verdana" w:ascii="Verdana" w:hAnsi="Verdana"/>
-          <w:b/>
-          <w:bCs/>
-          <w:color w:val="000000"/>
-          <w:sz w:val="22"/>
-          <w:szCs w:val="22"/>
-        </w:rPr>
-      </w:r>
-    </w:p>
-    <w:p>
-      <w:pPr>
-        <w:pStyle w:val="Normal1"/>
-        <w:pBdr/>
-        <w:spacing w:lineRule="auto" w:line="259"/>
-        <w:ind w:hanging="426" w:left="852"/>
-        <w:rPr>
-          <w:rFonts w:ascii="Verdana" w:hAnsi="Verdana" w:eastAsia="Verdana" w:cs="Verdana"/>
-          <w:b/>
-          <w:bCs/>
-          <w:color w:val="000000"/>
-          <w:sz w:val="22"/>
-          <w:szCs w:val="22"/>
-        </w:rPr>
-      </w:pPr>
-      <w:r>
-        <w:rPr>
-          <w:rFonts w:eastAsia="Verdana" w:cs="Verdana" w:ascii="Verdana" w:hAnsi="Verdana"/>
-          <w:b/>
-          <w:bCs/>
-          <w:color w:val="000000"/>
-          <w:sz w:val="22"/>
-          <w:szCs w:val="22"/>
-        </w:rPr>
-      </w:r>
-    </w:p>
-    <w:p>
-      <w:pPr>
-        <w:pStyle w:val="Normal1"/>
-        <w:pBdr/>
-        <w:spacing w:lineRule="auto" w:line="259"/>
-        <w:ind w:hanging="426" w:left="852"/>
-        <w:rPr>
-          <w:rFonts w:ascii="Verdana" w:hAnsi="Verdana" w:eastAsia="Verdana" w:cs="Verdana"/>
-          <w:b/>
-          <w:bCs/>
-          <w:color w:val="000000"/>
-          <w:sz w:val="22"/>
-          <w:szCs w:val="22"/>
-          <w:highlight w:val="yellow"/>
-        </w:rPr>
-      </w:pPr>
-      <w:r>
-        <w:rPr>
-          <w:rFonts w:eastAsia="Verdana" w:cs="Verdana" w:ascii="Verdana" w:hAnsi="Verdana"/>
-          <w:b/>
-          <w:bCs/>
-          <w:color w:val="000000"/>
-          <w:sz w:val="22"/>
-          <w:szCs w:val="22"/>
-          <w:highlight w:val="yellow"/>
-        </w:rPr>
-      </w:r>
-    </w:p>
-    <w:p>
-      <w:pPr>
-        <w:pStyle w:val="Normal1"/>
-        <w:pBdr/>
+        <w:widowControl/>
+        <w:suppressAutoHyphens w:val="true"/>
+        <w:bidi w:val="0"/>
+        <w:spacing w:lineRule="auto" w:line="259" w:before="0" w:after="120"/>
+        <w:ind w:hanging="0" w:left="454" w:right="0"/>
+        <w:jc w:val="both"/>
+        <w:rPr>
+          <w:rFonts w:ascii="Verdana" w:hAnsi="Verdana" w:eastAsia="Verdana" w:cs="Verdana"/>
+          <w:b w:val="false"/>
+          <w:bCs w:val="false"/>
+          <w:color w:themeColor="hyperlink" w:val="0000FF"/>
+          <w:sz w:val="22"/>
+          <w:szCs w:val="22"/>
+        </w:rPr>
+      </w:pPr>
+      <w:r>
+        <w:rPr>
+          <w:rFonts w:eastAsia="Verdana" w:cs="Verdana" w:ascii="Verdana" w:hAnsi="Verdana"/>
+          <w:b w:val="false"/>
+          <w:bCs w:val="false"/>
+          <w:color w:themeColor="hyperlink" w:val="0000FF"/>
+          <w:sz w:val="22"/>
+          <w:szCs w:val="22"/>
+        </w:rPr>
+        <w:t>a)</w:t>
+      </w:r>
+    </w:p>
+    <w:p>
+      <w:pPr>
+        <w:pStyle w:val="Normal1"/>
+        <w:widowControl/>
+        <w:suppressAutoHyphens w:val="true"/>
+        <w:bidi w:val="0"/>
+        <w:spacing w:lineRule="auto" w:line="259" w:before="0" w:after="120"/>
+        <w:ind w:hanging="0" w:left="907" w:right="0"/>
+        <w:jc w:val="both"/>
+        <w:rPr>
+          <w:rFonts w:ascii="Verdana" w:hAnsi="Verdana" w:eastAsia="Verdana" w:cs="Verdana"/>
+          <w:b w:val="false"/>
+          <w:bCs w:val="false"/>
+          <w:color w:themeColor="hyperlink" w:val="0000FF"/>
+          <w:sz w:val="22"/>
+          <w:szCs w:val="22"/>
+        </w:rPr>
+      </w:pPr>
+      <w:r>
+        <w:rPr>
+          <w:rFonts w:eastAsia="Verdana" w:cs="Verdana" w:ascii="Verdana" w:hAnsi="Verdana"/>
+          <w:b w:val="false"/>
+          <w:bCs w:val="false"/>
+          <w:color w:themeColor="hyperlink" w:val="0000FF"/>
+          <w:sz w:val="22"/>
+          <w:szCs w:val="22"/>
+        </w:rPr>
+        <w:t xml:space="preserve">– </w:t>
+      </w:r>
+      <w:r>
+        <w:rPr>
+          <w:rFonts w:eastAsia="Verdana" w:cs="Verdana" w:ascii="Verdana" w:hAnsi="Verdana"/>
+          <w:b w:val="false"/>
+          <w:bCs w:val="false"/>
+          <w:color w:themeColor="hyperlink" w:val="0000FF"/>
+          <w:sz w:val="22"/>
+          <w:szCs w:val="22"/>
+        </w:rPr>
+        <w:t>Consumen masivamente la vegetación y las fuentes de alimento.</w:t>
+      </w:r>
+    </w:p>
+    <w:p>
+      <w:pPr>
+        <w:pStyle w:val="Normal1"/>
+        <w:widowControl/>
+        <w:suppressAutoHyphens w:val="true"/>
+        <w:bidi w:val="0"/>
+        <w:spacing w:lineRule="auto" w:line="259" w:before="0" w:after="120"/>
+        <w:ind w:hanging="0" w:left="907" w:right="0"/>
+        <w:jc w:val="both"/>
+        <w:rPr>
+          <w:rFonts w:ascii="Verdana" w:hAnsi="Verdana" w:eastAsia="Verdana" w:cs="Verdana"/>
+          <w:b w:val="false"/>
+          <w:bCs w:val="false"/>
+          <w:color w:themeColor="hyperlink" w:val="0000FF"/>
+          <w:sz w:val="22"/>
+          <w:szCs w:val="22"/>
+        </w:rPr>
+      </w:pPr>
+      <w:r>
+        <w:rPr>
+          <w:rFonts w:eastAsia="Verdana" w:cs="Verdana" w:ascii="Verdana" w:hAnsi="Verdana"/>
+          <w:b w:val="false"/>
+          <w:bCs w:val="false"/>
+          <w:color w:themeColor="hyperlink" w:val="0000FF"/>
+          <w:sz w:val="22"/>
+          <w:szCs w:val="22"/>
+        </w:rPr>
+        <w:t>- La superpoblación compite agresivamente por el espacio y el alimento, provocando la reducción o desaparición de otros animales y plantas de la zona.</w:t>
+      </w:r>
+    </w:p>
+    <w:p>
+      <w:pPr>
+        <w:pStyle w:val="Normal1"/>
+        <w:widowControl/>
+        <w:suppressAutoHyphens w:val="true"/>
+        <w:bidi w:val="0"/>
+        <w:spacing w:lineRule="auto" w:line="259" w:before="0" w:after="120"/>
+        <w:ind w:hanging="0" w:left="907" w:right="0"/>
+        <w:jc w:val="both"/>
+        <w:rPr>
+          <w:rFonts w:ascii="Verdana" w:hAnsi="Verdana" w:eastAsia="Verdana" w:cs="Verdana"/>
+          <w:b w:val="false"/>
+          <w:bCs w:val="false"/>
+          <w:color w:themeColor="hyperlink" w:val="0000FF"/>
+          <w:sz w:val="22"/>
+          <w:szCs w:val="22"/>
+        </w:rPr>
+      </w:pPr>
+      <w:r>
+        <w:rPr>
+          <w:rFonts w:eastAsia="Verdana" w:cs="Verdana" w:ascii="Verdana" w:hAnsi="Verdana"/>
+          <w:b w:val="false"/>
+          <w:bCs w:val="false"/>
+          <w:color w:themeColor="hyperlink" w:val="0000FF"/>
+          <w:sz w:val="22"/>
+          <w:szCs w:val="22"/>
+        </w:rPr>
+        <w:t>- La pérdida de cubierta vegetal acelera la erosión del suelo.</w:t>
+      </w:r>
+    </w:p>
+    <w:p>
+      <w:pPr>
+        <w:pStyle w:val="Normal1"/>
+        <w:widowControl/>
+        <w:suppressAutoHyphens w:val="true"/>
+        <w:bidi w:val="0"/>
+        <w:spacing w:lineRule="auto" w:line="259" w:before="0" w:after="120"/>
+        <w:ind w:hanging="0" w:left="454" w:right="0"/>
+        <w:jc w:val="both"/>
+        <w:rPr>
+          <w:rFonts w:ascii="Verdana" w:hAnsi="Verdana" w:eastAsia="Verdana" w:cs="Verdana"/>
+          <w:b/>
+          <w:bCs/>
+          <w:color w:val="000000"/>
+          <w:sz w:val="22"/>
+          <w:szCs w:val="22"/>
+        </w:rPr>
+      </w:pPr>
+      <w:r>
+        <w:rPr>
+          <w:rFonts w:eastAsia="Verdana" w:cs="Verdana" w:ascii="Verdana" w:hAnsi="Verdana"/>
+          <w:b/>
+          <w:bCs/>
+          <w:color w:val="000000"/>
+          <w:sz w:val="22"/>
+          <w:szCs w:val="22"/>
+        </w:rPr>
+      </w:r>
+    </w:p>
+    <w:p>
+      <w:pPr>
+        <w:pStyle w:val="Normal1"/>
+        <w:widowControl/>
+        <w:suppressAutoHyphens w:val="true"/>
+        <w:bidi w:val="0"/>
+        <w:spacing w:lineRule="auto" w:line="259" w:before="0" w:after="120"/>
+        <w:ind w:hanging="0" w:left="454" w:right="0"/>
+        <w:jc w:val="both"/>
+        <w:rPr>
+          <w:rFonts w:ascii="Verdana" w:hAnsi="Verdana" w:eastAsia="Verdana" w:cs="Verdana"/>
+          <w:b w:val="false"/>
+          <w:bCs w:val="false"/>
+          <w:color w:themeColor="hyperlink" w:val="0000FF"/>
+          <w:sz w:val="22"/>
+          <w:szCs w:val="22"/>
+        </w:rPr>
+      </w:pPr>
+      <w:r>
+        <w:rPr>
+          <w:rFonts w:eastAsia="Verdana" w:cs="Verdana" w:ascii="Verdana" w:hAnsi="Verdana"/>
+          <w:b w:val="false"/>
+          <w:bCs w:val="false"/>
+          <w:color w:themeColor="hyperlink" w:val="0000FF"/>
+          <w:sz w:val="22"/>
+          <w:szCs w:val="22"/>
+        </w:rPr>
+        <w:t>b) Sí, el comportamiento de la especia humana se asemeja al de una plaga ya que tiene un crecimiento sin control, un consuma excesivo, y destruye y altera el medio en el que vive.</w:t>
+      </w:r>
+    </w:p>
+    <w:p>
+      <w:pPr>
+        <w:pStyle w:val="Normal1"/>
+        <w:spacing w:lineRule="auto" w:line="259"/>
+        <w:ind w:hanging="0" w:left="0" w:right="0"/>
+        <w:rPr>
+          <w:rFonts w:ascii="Verdana" w:hAnsi="Verdana" w:eastAsia="Verdana" w:cs="Verdana"/>
+          <w:b w:val="false"/>
+          <w:bCs w:val="false"/>
+          <w:color w:themeColor="hyperlink" w:val="0000FF"/>
+          <w:sz w:val="22"/>
+          <w:szCs w:val="22"/>
+        </w:rPr>
+      </w:pPr>
+      <w:r>
+        <w:rPr>
+          <w:rFonts w:eastAsia="Verdana" w:cs="Verdana" w:ascii="Verdana" w:hAnsi="Verdana"/>
+          <w:b w:val="false"/>
+          <w:bCs w:val="false"/>
+          <w:color w:themeColor="hyperlink" w:val="0000FF"/>
+          <w:sz w:val="22"/>
+          <w:szCs w:val="22"/>
+        </w:rPr>
+      </w:r>
+    </w:p>
+    <w:p>
+      <w:pPr>
+        <w:pStyle w:val="Normal1"/>
         <w:spacing w:lineRule="auto" w:line="259"/>
         <w:ind w:hanging="426" w:left="426"/>
         <w:rPr>
@@ -549,7 +740,6 @@
     <w:p>
       <w:pPr>
         <w:pStyle w:val="Normal1"/>
-        <w:pBdr/>
         <w:spacing w:lineRule="auto" w:line="259"/>
         <w:ind w:hanging="426" w:left="852"/>
         <w:rPr>
@@ -576,87 +766,1084 @@
     <w:p>
       <w:pPr>
         <w:pStyle w:val="Normal1"/>
-        <w:pBdr/>
-        <w:spacing w:lineRule="auto" w:line="259"/>
-        <w:ind w:hanging="426" w:left="852"/>
-        <w:rPr>
-          <w:rFonts w:ascii="Verdana" w:hAnsi="Verdana" w:eastAsia="Verdana" w:cs="Verdana"/>
-          <w:b/>
-          <w:bCs/>
-          <w:color w:val="000000"/>
-          <w:sz w:val="22"/>
-          <w:szCs w:val="22"/>
-        </w:rPr>
-      </w:pPr>
-      <w:r>
-        <w:rPr>
-          <w:rFonts w:eastAsia="Verdana" w:cs="Verdana" w:ascii="Verdana" w:hAnsi="Verdana"/>
-          <w:b/>
-          <w:bCs/>
-          <w:color w:val="000000"/>
-          <w:sz w:val="22"/>
-          <w:szCs w:val="22"/>
-        </w:rPr>
-      </w:r>
-    </w:p>
-    <w:p>
-      <w:pPr>
-        <w:pStyle w:val="Normal1"/>
-        <w:pBdr/>
-        <w:spacing w:lineRule="auto" w:line="259"/>
-        <w:ind w:hanging="426" w:left="852"/>
-        <w:rPr>
-          <w:rFonts w:ascii="Verdana" w:hAnsi="Verdana" w:eastAsia="Verdana" w:cs="Verdana"/>
-          <w:b/>
-          <w:bCs/>
-          <w:color w:val="000000"/>
-          <w:sz w:val="22"/>
-          <w:szCs w:val="22"/>
-        </w:rPr>
-      </w:pPr>
-      <w:r>
-        <w:rPr>
-          <w:rFonts w:eastAsia="Verdana" w:cs="Verdana" w:ascii="Verdana" w:hAnsi="Verdana"/>
-          <w:b/>
-          <w:bCs/>
-          <w:color w:val="000000"/>
-          <w:sz w:val="22"/>
-          <w:szCs w:val="22"/>
-        </w:rPr>
-      </w:r>
-    </w:p>
-    <w:p>
-      <w:pPr>
-        <w:pStyle w:val="Normal1"/>
-        <w:pBdr/>
-        <w:spacing w:lineRule="auto" w:line="259"/>
-        <w:ind w:hanging="426" w:left="852"/>
-        <w:rPr>
-          <w:rFonts w:ascii="Verdana" w:hAnsi="Verdana" w:eastAsia="Verdana" w:cs="Verdana"/>
-          <w:b/>
-          <w:bCs/>
-          <w:color w:val="000000"/>
-          <w:sz w:val="22"/>
-          <w:szCs w:val="22"/>
-          <w:highlight w:val="yellow"/>
-        </w:rPr>
-      </w:pPr>
-      <w:r>
-        <w:rPr>
-          <w:rFonts w:eastAsia="Verdana" w:cs="Verdana" w:ascii="Verdana" w:hAnsi="Verdana"/>
-          <w:b/>
-          <w:bCs/>
-          <w:color w:val="000000"/>
-          <w:sz w:val="22"/>
-          <w:szCs w:val="22"/>
-          <w:highlight w:val="yellow"/>
-        </w:rPr>
-      </w:r>
-    </w:p>
-    <w:p>
-      <w:pPr>
-        <w:pStyle w:val="Normal1"/>
-        <w:pBdr/>
+        <w:spacing w:lineRule="auto" w:line="259"/>
+        <w:ind w:hanging="0" w:left="454" w:right="0"/>
+        <w:rPr>
+          <w:rFonts w:ascii="Verdana" w:hAnsi="Verdana" w:eastAsia="Verdana" w:cs="Verdana"/>
+          <w:b w:val="false"/>
+          <w:bCs w:val="false"/>
+          <w:color w:themeColor="hyperlink" w:val="0000FF"/>
+          <w:sz w:val="22"/>
+          <w:szCs w:val="22"/>
+        </w:rPr>
+      </w:pPr>
+      <w:r>
+        <w:rPr>
+          <w:rFonts w:eastAsia="Verdana" w:cs="Verdana" w:ascii="Verdana" w:hAnsi="Verdana"/>
+          <w:b w:val="false"/>
+          <w:bCs w:val="false"/>
+          <w:color w:themeColor="hyperlink" w:val="0000FF"/>
+          <w:sz w:val="22"/>
+          <w:szCs w:val="22"/>
+        </w:rPr>
+      </w:r>
+    </w:p>
+    <w:p>
+      <w:pPr>
+        <w:pStyle w:val="Normal1"/>
+        <w:spacing w:lineRule="auto" w:line="259"/>
+        <w:ind w:hanging="0" w:left="454" w:right="0"/>
+        <w:rPr>
+          <w:rFonts w:ascii="Verdana" w:hAnsi="Verdana" w:eastAsia="Verdana" w:cs="Verdana"/>
+          <w:b w:val="false"/>
+          <w:bCs w:val="false"/>
+          <w:color w:themeColor="hyperlink" w:val="0000FF"/>
+          <w:sz w:val="22"/>
+          <w:szCs w:val="22"/>
+        </w:rPr>
+      </w:pPr>
+      <w:r>
+        <w:rPr>
+          <w:rFonts w:eastAsia="Verdana" w:cs="Verdana" w:ascii="Verdana" w:hAnsi="Verdana"/>
+          <w:b w:val="false"/>
+          <w:bCs w:val="false"/>
+          <w:color w:themeColor="hyperlink" w:val="0000FF"/>
+          <w:sz w:val="22"/>
+          <w:szCs w:val="22"/>
+        </w:rPr>
+        <mc:AlternateContent>
+          <mc:Choice Requires="wps">
+            <w:drawing>
+              <wp:anchor behindDoc="0" distT="0" distB="0" distL="0" distR="0" simplePos="0" locked="0" layoutInCell="1" allowOverlap="1" relativeHeight="15">
+                <wp:simplePos x="0" y="0"/>
+                <wp:positionH relativeFrom="column">
+                  <wp:posOffset>1141730</wp:posOffset>
+                </wp:positionH>
+                <wp:positionV relativeFrom="paragraph">
+                  <wp:posOffset>12700</wp:posOffset>
+                </wp:positionV>
+                <wp:extent cx="3783330" cy="687070"/>
+                <wp:effectExtent l="635" t="635" r="635" b="635"/>
+                <wp:wrapNone/>
+                <wp:docPr id="3" name="Forma 2" title="Medio Ambiente"/>
+                <a:graphic xmlns:a="http://schemas.openxmlformats.org/drawingml/2006/main">
+                  <a:graphicData uri="http://schemas.microsoft.com/office/word/2010/wordprocessingShape">
+                    <wps:wsp>
+                      <wps:cNvSpPr/>
+                      <wps:spPr>
+                        <a:xfrm>
+                          <a:off x="0" y="0"/>
+                          <a:ext cx="3783240" cy="687240"/>
+                        </a:xfrm>
+                        <a:prstGeom prst="rect">
+                          <a:avLst/>
+                        </a:prstGeom>
+                        <a:solidFill>
+                          <a:srgbClr val="729fcf"/>
+                        </a:solidFill>
+                        <a:ln w="0">
+                          <a:solidFill>
+                            <a:srgbClr val="3465a4"/>
+                          </a:solidFill>
+                        </a:ln>
+                      </wps:spPr>
+                      <wps:style>
+                        <a:lnRef idx="0"/>
+                        <a:fillRef idx="0"/>
+                        <a:effectRef idx="0"/>
+                        <a:fontRef idx="minor"/>
+                      </wps:style>
+                      <wps:txbx>
+                        <w:txbxContent>
+                          <w:p>
+                            <w:pPr>
+                              <w:pStyle w:val="Contenidodelmarco"/>
+                              <w:spacing w:before="0" w:after="200"/>
+                              <w:jc w:val="center"/>
+                              <w:rPr/>
+                            </w:pPr>
+                            <w:r>
+                              <w:rPr/>
+                              <w:t>Medio Ambiente</w:t>
+                            </w:r>
+                          </w:p>
+                        </w:txbxContent>
+                      </wps:txbx>
+                      <wps:bodyPr lIns="0" rIns="0" tIns="0" bIns="0" anchor="ctr">
+                        <a:noAutofit/>
+                      </wps:bodyPr>
+                    </wps:wsp>
+                  </a:graphicData>
+                </a:graphic>
+              </wp:anchor>
+            </w:drawing>
+          </mc:Choice>
+          <mc:Fallback>
+            <w:pict>
+              <v:rect id="shape_0" ID="Forma 2" fillcolor="#729fcf" stroked="t" o:allowincell="f" style="position:absolute;margin-left:89.9pt;margin-top:1pt;width:297.85pt;height:54.05pt;mso-wrap-style:none;v-text-anchor:middle">
+                <v:fill o:detectmouseclick="t" color2="#8d6030"/>
+                <v:stroke color="#3465a4" joinstyle="round" endcap="flat"/>
+                <v:textbox>
+                  <w:txbxContent>
+                    <w:p>
+                      <w:pPr>
+                        <w:pStyle w:val="Contenidodelmarco"/>
+                        <w:spacing w:before="0" w:after="200"/>
+                        <w:jc w:val="center"/>
+                        <w:rPr/>
+                      </w:pPr>
+                      <w:r>
+                        <w:rPr/>
+                        <w:t>Medio Ambiente</w:t>
+                      </w:r>
+                    </w:p>
+                  </w:txbxContent>
+                </v:textbox>
+                <w10:wrap type="none"/>
+              </v:rect>
+            </w:pict>
+          </mc:Fallback>
+        </mc:AlternateContent>
+      </w:r>
+    </w:p>
+    <w:p>
+      <w:pPr>
+        <w:pStyle w:val="Normal1"/>
+        <w:spacing w:lineRule="auto" w:line="259"/>
+        <w:ind w:hanging="426" w:left="852"/>
+        <w:jc w:val="center"/>
+        <w:rPr>
+          <w:rFonts w:ascii="Verdana" w:hAnsi="Verdana" w:eastAsia="Verdana" w:cs="Verdana"/>
+          <w:b/>
+          <w:bCs/>
+          <w:color w:val="000000"/>
+          <w:sz w:val="22"/>
+          <w:szCs w:val="22"/>
+        </w:rPr>
+      </w:pPr>
+      <w:r>
+        <w:rPr>
+          <w:rFonts w:eastAsia="Verdana" w:cs="Verdana" w:ascii="Verdana" w:hAnsi="Verdana"/>
+          <w:b/>
+          <w:bCs/>
+          <w:color w:val="000000"/>
+          <w:sz w:val="22"/>
+          <w:szCs w:val="22"/>
+        </w:rPr>
+      </w:r>
+    </w:p>
+    <w:p>
+      <w:pPr>
+        <w:pStyle w:val="Normal1"/>
+        <w:spacing w:lineRule="auto" w:line="259"/>
+        <w:ind w:hanging="426" w:left="852"/>
+        <w:jc w:val="center"/>
+        <w:rPr>
+          <w:rFonts w:ascii="Verdana" w:hAnsi="Verdana" w:eastAsia="Verdana" w:cs="Verdana"/>
+          <w:b/>
+          <w:bCs/>
+          <w:color w:val="000000"/>
+          <w:sz w:val="22"/>
+          <w:szCs w:val="22"/>
+          <w:highlight w:val="yellow"/>
+        </w:rPr>
+      </w:pPr>
+      <w:r>
+        <w:rPr>
+          <w:rFonts w:eastAsia="Verdana" w:cs="Verdana" w:ascii="Verdana" w:hAnsi="Verdana"/>
+          <w:b/>
+          <w:bCs/>
+          <w:color w:val="000000"/>
+          <w:sz w:val="22"/>
+          <w:szCs w:val="22"/>
+          <w:highlight w:val="yellow"/>
+        </w:rPr>
+        <mc:AlternateContent>
+          <mc:Choice Requires="wps">
+            <w:drawing>
+              <wp:anchor behindDoc="0" distT="0" distB="0" distL="0" distR="0" simplePos="0" locked="0" layoutInCell="1" allowOverlap="1" relativeHeight="13">
+                <wp:simplePos x="0" y="0"/>
+                <wp:positionH relativeFrom="column">
+                  <wp:posOffset>1508760</wp:posOffset>
+                </wp:positionH>
+                <wp:positionV relativeFrom="paragraph">
+                  <wp:posOffset>135255</wp:posOffset>
+                </wp:positionV>
+                <wp:extent cx="0" cy="691515"/>
+                <wp:effectExtent l="635" t="635" r="635" b="635"/>
+                <wp:wrapNone/>
+                <wp:docPr id="4" name="Línea 2"/>
+                <a:graphic xmlns:a="http://schemas.openxmlformats.org/drawingml/2006/main">
+                  <a:graphicData uri="http://schemas.microsoft.com/office/word/2010/wordprocessingShape">
+                    <wps:wsp>
+                      <wps:cNvSpPr/>
+                      <wps:spPr>
+                        <a:xfrm>
+                          <a:off x="0" y="0"/>
+                          <a:ext cx="0" cy="691560"/>
+                        </a:xfrm>
+                        <a:prstGeom prst="line">
+                          <a:avLst/>
+                        </a:prstGeom>
+                        <a:ln w="0">
+                          <a:solidFill>
+                            <a:srgbClr val="3465a4"/>
+                          </a:solidFill>
+                        </a:ln>
+                      </wps:spPr>
+                      <wps:style>
+                        <a:lnRef idx="0"/>
+                        <a:fillRef idx="0"/>
+                        <a:effectRef idx="0"/>
+                        <a:fontRef idx="minor"/>
+                      </wps:style>
+                      <wps:bodyPr/>
+                    </wps:wsp>
+                  </a:graphicData>
+                </a:graphic>
+              </wp:anchor>
+            </w:drawing>
+          </mc:Choice>
+          <mc:Fallback>
+            <w:pict>
+              <v:line id="shape_0" from="118.8pt,10.65pt" to="118.8pt,65.05pt" ID="Línea 2" stroked="t" o:allowincell="f" style="position:absolute">
+                <v:stroke color="#3465a4" joinstyle="round" endcap="flat"/>
+                <v:fill o:detectmouseclick="t" on="false"/>
+                <w10:wrap type="none"/>
+              </v:line>
+            </w:pict>
+          </mc:Fallback>
+        </mc:AlternateContent>
+        <mc:AlternateContent>
+          <mc:Choice Requires="wps">
+            <w:drawing>
+              <wp:anchor behindDoc="0" distT="0" distB="0" distL="0" distR="0" simplePos="0" locked="0" layoutInCell="1" allowOverlap="1" relativeHeight="17">
+                <wp:simplePos x="0" y="0"/>
+                <wp:positionH relativeFrom="column">
+                  <wp:posOffset>4410710</wp:posOffset>
+                </wp:positionH>
+                <wp:positionV relativeFrom="paragraph">
+                  <wp:posOffset>135255</wp:posOffset>
+                </wp:positionV>
+                <wp:extent cx="13970" cy="772160"/>
+                <wp:effectExtent l="51435" t="0" r="62230" b="635"/>
+                <wp:wrapNone/>
+                <wp:docPr id="5" name="Línea 1"/>
+                <a:graphic xmlns:a="http://schemas.openxmlformats.org/drawingml/2006/main">
+                  <a:graphicData uri="http://schemas.microsoft.com/office/word/2010/wordprocessingShape">
+                    <wps:wsp>
+                      <wps:cNvSpPr/>
+                      <wps:spPr>
+                        <a:xfrm flipV="1">
+                          <a:off x="0" y="0"/>
+                          <a:ext cx="14040" cy="772200"/>
+                        </a:xfrm>
+                        <a:prstGeom prst="line">
+                          <a:avLst/>
+                        </a:prstGeom>
+                        <a:ln w="0">
+                          <a:solidFill>
+                            <a:srgbClr val="3465a4"/>
+                          </a:solidFill>
+                          <a:tailEnd len="med" type="triangle" w="med"/>
+                        </a:ln>
+                      </wps:spPr>
+                      <wps:style>
+                        <a:lnRef idx="0"/>
+                        <a:fillRef idx="0"/>
+                        <a:effectRef idx="0"/>
+                        <a:fontRef idx="minor"/>
+                      </wps:style>
+                      <wps:bodyPr/>
+                    </wps:wsp>
+                  </a:graphicData>
+                </a:graphic>
+              </wp:anchor>
+            </w:drawing>
+          </mc:Choice>
+          <mc:Fallback>
+            <w:pict>
+              <v:line id="shape_0" from="347.3pt,10.65pt" to="348.35pt,71.4pt" ID="Línea 1" stroked="t" o:allowincell="f" style="position:absolute;flip:y">
+                <v:stroke color="#3465a4" endarrow="block" endarrowwidth="medium" endarrowlength="medium" joinstyle="round" endcap="flat"/>
+                <v:fill o:detectmouseclick="t" on="false"/>
+                <w10:wrap type="none"/>
+              </v:line>
+            </w:pict>
+          </mc:Fallback>
+        </mc:AlternateContent>
+      </w:r>
+    </w:p>
+    <w:p>
+      <w:pPr>
+        <w:pStyle w:val="Normal1"/>
+        <w:spacing w:lineRule="auto" w:line="259"/>
+        <w:ind w:hanging="426" w:left="852"/>
+        <w:rPr>
+          <w:rFonts w:ascii="Verdana" w:hAnsi="Verdana" w:eastAsia="Verdana" w:cs="Verdana"/>
+          <w:b/>
+          <w:bCs/>
+          <w:color w:val="000000"/>
+          <w:sz w:val="22"/>
+          <w:szCs w:val="22"/>
+          <w:highlight w:val="yellow"/>
+        </w:rPr>
+      </w:pPr>
+      <w:r>
+        <w:rPr>
+          <w:rFonts w:eastAsia="Verdana" w:cs="Verdana" w:ascii="Verdana" w:hAnsi="Verdana"/>
+          <w:b/>
+          <w:bCs/>
+          <w:color w:val="000000"/>
+          <w:sz w:val="22"/>
+          <w:szCs w:val="22"/>
+          <w:highlight w:val="yellow"/>
+        </w:rPr>
+      </w:r>
+    </w:p>
+    <w:p>
+      <w:pPr>
+        <w:pStyle w:val="Normal1"/>
+        <w:spacing w:lineRule="auto" w:line="259"/>
+        <w:ind w:hanging="426" w:left="852"/>
+        <w:rPr>
+          <w:rFonts w:ascii="Verdana" w:hAnsi="Verdana" w:eastAsia="Verdana" w:cs="Verdana"/>
+          <w:b/>
+          <w:bCs/>
+          <w:color w:val="000000"/>
+          <w:sz w:val="22"/>
+          <w:szCs w:val="22"/>
+          <w:highlight w:val="yellow"/>
+        </w:rPr>
+      </w:pPr>
+      <w:r>
+        <w:rPr>
+          <w:rFonts w:eastAsia="Verdana" w:cs="Verdana" w:ascii="Verdana" w:hAnsi="Verdana"/>
+          <w:b/>
+          <w:bCs/>
+          <w:color w:val="000000"/>
+          <w:sz w:val="22"/>
+          <w:szCs w:val="22"/>
+          <w:highlight w:val="yellow"/>
+        </w:rPr>
+      </w:r>
+    </w:p>
+    <w:p>
+      <w:pPr>
+        <w:pStyle w:val="Normal1"/>
+        <w:spacing w:lineRule="auto" w:line="259"/>
+        <w:ind w:hanging="426" w:left="852"/>
+        <w:rPr>
+          <w:rFonts w:ascii="Verdana" w:hAnsi="Verdana" w:eastAsia="Verdana" w:cs="Verdana"/>
+          <w:b/>
+          <w:bCs/>
+          <w:color w:val="000000"/>
+          <w:sz w:val="22"/>
+          <w:szCs w:val="22"/>
+          <w:highlight w:val="yellow"/>
+        </w:rPr>
+      </w:pPr>
+      <w:r>
+        <w:rPr>
+          <w:rFonts w:eastAsia="Verdana" w:cs="Verdana" w:ascii="Verdana" w:hAnsi="Verdana"/>
+          <w:b/>
+          <w:bCs/>
+          <w:color w:val="000000"/>
+          <w:sz w:val="22"/>
+          <w:szCs w:val="22"/>
+          <w:highlight w:val="yellow"/>
+        </w:rPr>
+        <mc:AlternateContent>
+          <mc:Choice Requires="wps">
+            <w:drawing>
+              <wp:anchor behindDoc="0" distT="0" distB="0" distL="0" distR="0" simplePos="0" locked="0" layoutInCell="1" allowOverlap="1" relativeHeight="14">
+                <wp:simplePos x="0" y="0"/>
+                <wp:positionH relativeFrom="column">
+                  <wp:posOffset>481330</wp:posOffset>
+                </wp:positionH>
+                <wp:positionV relativeFrom="paragraph">
+                  <wp:posOffset>-10160</wp:posOffset>
+                </wp:positionV>
+                <wp:extent cx="2061845" cy="779780"/>
+                <wp:effectExtent l="0" t="0" r="0" b="0"/>
+                <wp:wrapNone/>
+                <wp:docPr id="6" name="Marco de texto 1"/>
+                <a:graphic xmlns:a="http://schemas.openxmlformats.org/drawingml/2006/main">
+                  <a:graphicData uri="http://schemas.microsoft.com/office/word/2010/wordprocessingShape">
+                    <wps:wsp>
+                      <wps:cNvSpPr txBox="1"/>
+                      <wps:spPr>
+                        <a:xfrm>
+                          <a:off x="0" y="0"/>
+                          <a:ext cx="2061720" cy="779760"/>
+                        </a:xfrm>
+                        <a:prstGeom prst="rect">
+                          <a:avLst/>
+                        </a:prstGeom>
+                        <a:noFill/>
+                        <a:ln w="0">
+                          <a:noFill/>
+                        </a:ln>
+                      </wps:spPr>
+                      <wps:txbx>
+                        <w:txbxContent>
+                          <w:p>
+                            <w:pPr>
+                              <w:overflowPunct w:val="false"/>
+                              <w:spacing w:before="0" w:after="0" w:lineRule="auto" w:line="240"/>
+                              <w:jc w:val="center"/>
+                              <w:rPr/>
+                            </w:pPr>
+                            <w:r>
+                              <w:rPr>
+                                <w:sz w:val="22"/>
+                                <w:rFonts w:asciiTheme="minorHAnsi" w:cstheme="minorBidi" w:eastAsiaTheme="minorEastAsia" w:hAnsiTheme="minorHAnsi"/>
+                              </w:rPr>
+                              <w:t>Fuente de Recursos</w:t>
+                            </w:r>
+                          </w:p>
+                          <w:p>
+                            <w:pPr>
+                              <w:overflowPunct w:val="false"/>
+                              <w:spacing w:before="0" w:after="0" w:lineRule="auto" w:line="240"/>
+                              <w:rPr/>
+                            </w:pPr>
+                            <w:r>
+                              <w:rPr>
+                                <w:sz w:val="22"/>
+                                <w:rFonts w:asciiTheme="minorHAnsi" w:cstheme="minorBidi" w:eastAsiaTheme="minorEastAsia" w:hAnsiTheme="minorHAnsi"/>
+                              </w:rPr>
+                              <w:t>Papel, energía, combustible, agua, materias primas y minerales</w:t>
+                            </w:r>
+                          </w:p>
+                        </w:txbxContent>
+                      </wps:txbx>
+                      <wps:bodyPr wrap="square" lIns="0" rIns="0" tIns="0" bIns="0" anchor="t">
+                        <a:noAutofit/>
+                      </wps:bodyPr>
+                    </wps:wsp>
+                  </a:graphicData>
+                </a:graphic>
+              </wp:anchor>
+            </w:drawing>
+          </mc:Choice>
+          <mc:Fallback>
+            <w:pict>
+              <v:shapetype id="_x0000_t202" coordsize="21600,21600" o:spt="202" path="m,l,21600l21600,21600l21600,xe">
+                <v:stroke joinstyle="miter"/>
+                <v:path gradientshapeok="t" o:connecttype="rect"/>
+              </v:shapetype>
+              <v:shape id="shape_0" ID="Marco de texto 1" stroked="f" o:allowincell="f" style="position:absolute;margin-left:37.9pt;margin-top:-0.8pt;width:162.3pt;height:61.35pt;mso-wrap-style:square;v-text-anchor:top" type="_x0000_t202">
+                <v:textbox>
+                  <w:txbxContent>
+                    <w:p>
+                      <w:pPr>
+                        <w:overflowPunct w:val="false"/>
+                        <w:spacing w:before="0" w:after="0" w:lineRule="auto" w:line="240"/>
+                        <w:jc w:val="center"/>
+                        <w:rPr/>
+                      </w:pPr>
+                      <w:r>
+                        <w:rPr>
+                          <w:sz w:val="22"/>
+                          <w:rFonts w:asciiTheme="minorHAnsi" w:cstheme="minorBidi" w:eastAsiaTheme="minorEastAsia" w:hAnsiTheme="minorHAnsi"/>
+                        </w:rPr>
+                        <w:t>Fuente de Recursos</w:t>
+                      </w:r>
+                    </w:p>
+                    <w:p>
+                      <w:pPr>
+                        <w:overflowPunct w:val="false"/>
+                        <w:spacing w:before="0" w:after="0" w:lineRule="auto" w:line="240"/>
+                        <w:rPr/>
+                      </w:pPr>
+                      <w:r>
+                        <w:rPr>
+                          <w:sz w:val="22"/>
+                          <w:rFonts w:asciiTheme="minorHAnsi" w:cstheme="minorBidi" w:eastAsiaTheme="minorEastAsia" w:hAnsiTheme="minorHAnsi"/>
+                        </w:rPr>
+                        <w:t>Papel, energía, combustible, agua, materias primas y minerales</w:t>
+                      </w:r>
+                    </w:p>
+                  </w:txbxContent>
+                </v:textbox>
+                <v:fill o:detectmouseclick="t" on="false"/>
+                <v:stroke color="black" joinstyle="round" endcap="flat"/>
+                <w10:wrap type="none"/>
+              </v:shape>
+            </w:pict>
+          </mc:Fallback>
+        </mc:AlternateContent>
+        <mc:AlternateContent>
+          <mc:Choice Requires="wps">
+            <w:drawing>
+              <wp:anchor behindDoc="0" distT="0" distB="0" distL="0" distR="0" simplePos="0" locked="0" layoutInCell="1" allowOverlap="1" relativeHeight="18">
+                <wp:simplePos x="0" y="0"/>
+                <wp:positionH relativeFrom="column">
+                  <wp:posOffset>3263265</wp:posOffset>
+                </wp:positionH>
+                <wp:positionV relativeFrom="paragraph">
+                  <wp:posOffset>13335</wp:posOffset>
+                </wp:positionV>
+                <wp:extent cx="2061845" cy="1233170"/>
+                <wp:effectExtent l="0" t="0" r="0" b="0"/>
+                <wp:wrapNone/>
+                <wp:docPr id="7" name="Marco de texto 2"/>
+                <a:graphic xmlns:a="http://schemas.openxmlformats.org/drawingml/2006/main">
+                  <a:graphicData uri="http://schemas.microsoft.com/office/word/2010/wordprocessingShape">
+                    <wps:wsp>
+                      <wps:cNvSpPr txBox="1"/>
+                      <wps:spPr>
+                        <a:xfrm>
+                          <a:off x="0" y="0"/>
+                          <a:ext cx="2061720" cy="1233000"/>
+                        </a:xfrm>
+                        <a:prstGeom prst="rect">
+                          <a:avLst/>
+                        </a:prstGeom>
+                        <a:noFill/>
+                        <a:ln w="0">
+                          <a:noFill/>
+                        </a:ln>
+                      </wps:spPr>
+                      <wps:txbx>
+                        <w:txbxContent>
+                          <w:p>
+                            <w:pPr>
+                              <w:overflowPunct w:val="false"/>
+                              <w:spacing w:before="0" w:after="0" w:lineRule="auto" w:line="240"/>
+                              <w:jc w:val="center"/>
+                              <w:rPr/>
+                            </w:pPr>
+                            <w:r>
+                              <w:rPr>
+                                <w:sz w:val="22"/>
+                                <w:rFonts w:asciiTheme="minorHAnsi" w:cstheme="minorBidi" w:eastAsiaTheme="minorEastAsia" w:hAnsiTheme="minorHAnsi"/>
+                              </w:rPr>
+                              <w:t>Residuos generados</w:t>
+                            </w:r>
+                          </w:p>
+                          <w:p>
+                            <w:pPr>
+                              <w:overflowPunct w:val="false"/>
+                              <w:spacing w:before="0" w:after="0" w:lineRule="auto" w:line="240"/>
+                              <w:rPr/>
+                            </w:pPr>
+                            <w:r>
+                              <w:rPr>
+                                <w:sz w:val="22"/>
+                                <w:rFonts w:asciiTheme="minorHAnsi" w:cstheme="minorBidi" w:eastAsiaTheme="minorEastAsia" w:hAnsiTheme="minorHAnsi"/>
+                              </w:rPr>
+                              <w:t>Papel, cartón, aparatos electrónicos, plásticos, envases, residuos orgánicos y emisiones de gases de efecto invernadero</w:t>
+                            </w:r>
+                          </w:p>
+                        </w:txbxContent>
+                      </wps:txbx>
+                      <wps:bodyPr wrap="square" lIns="0" rIns="0" tIns="0" bIns="0" anchor="t">
+                        <a:noAutofit/>
+                      </wps:bodyPr>
+                    </wps:wsp>
+                  </a:graphicData>
+                </a:graphic>
+              </wp:anchor>
+            </w:drawing>
+          </mc:Choice>
+          <mc:Fallback>
+            <w:pict>
+              <v:shape id="shape_0" ID="Marco de texto 2" stroked="f" o:allowincell="f" style="position:absolute;margin-left:256.95pt;margin-top:1.05pt;width:162.3pt;height:97.05pt;mso-wrap-style:square;v-text-anchor:top" type="_x0000_t202">
+                <v:textbox>
+                  <w:txbxContent>
+                    <w:p>
+                      <w:pPr>
+                        <w:overflowPunct w:val="false"/>
+                        <w:spacing w:before="0" w:after="0" w:lineRule="auto" w:line="240"/>
+                        <w:jc w:val="center"/>
+                        <w:rPr/>
+                      </w:pPr>
+                      <w:r>
+                        <w:rPr>
+                          <w:sz w:val="22"/>
+                          <w:rFonts w:asciiTheme="minorHAnsi" w:cstheme="minorBidi" w:eastAsiaTheme="minorEastAsia" w:hAnsiTheme="minorHAnsi"/>
+                        </w:rPr>
+                        <w:t>Residuos generados</w:t>
+                      </w:r>
+                    </w:p>
+                    <w:p>
+                      <w:pPr>
+                        <w:overflowPunct w:val="false"/>
+                        <w:spacing w:before="0" w:after="0" w:lineRule="auto" w:line="240"/>
+                        <w:rPr/>
+                      </w:pPr>
+                      <w:r>
+                        <w:rPr>
+                          <w:sz w:val="22"/>
+                          <w:rFonts w:asciiTheme="minorHAnsi" w:cstheme="minorBidi" w:eastAsiaTheme="minorEastAsia" w:hAnsiTheme="minorHAnsi"/>
+                        </w:rPr>
+                        <w:t>Papel, cartón, aparatos electrónicos, plásticos, envases, residuos orgánicos y emisiones de gases de efecto invernadero</w:t>
+                      </w:r>
+                    </w:p>
+                  </w:txbxContent>
+                </v:textbox>
+                <v:fill o:detectmouseclick="t" on="false"/>
+                <v:stroke color="black" joinstyle="round" endcap="flat"/>
+                <w10:wrap type="none"/>
+              </v:shape>
+            </w:pict>
+          </mc:Fallback>
+        </mc:AlternateContent>
+      </w:r>
+    </w:p>
+    <w:p>
+      <w:pPr>
+        <w:pStyle w:val="Normal1"/>
+        <w:spacing w:lineRule="auto" w:line="259"/>
+        <w:ind w:hanging="426" w:left="852"/>
+        <w:rPr>
+          <w:rFonts w:ascii="Verdana" w:hAnsi="Verdana" w:eastAsia="Verdana" w:cs="Verdana"/>
+          <w:b/>
+          <w:bCs/>
+          <w:color w:val="000000"/>
+          <w:sz w:val="22"/>
+          <w:szCs w:val="22"/>
+          <w:highlight w:val="yellow"/>
+        </w:rPr>
+      </w:pPr>
+      <w:r>
+        <w:rPr>
+          <w:rFonts w:eastAsia="Verdana" w:cs="Verdana" w:ascii="Verdana" w:hAnsi="Verdana"/>
+          <w:b/>
+          <w:bCs/>
+          <w:color w:val="000000"/>
+          <w:sz w:val="22"/>
+          <w:szCs w:val="22"/>
+          <w:highlight w:val="yellow"/>
+        </w:rPr>
+      </w:r>
+    </w:p>
+    <w:p>
+      <w:pPr>
+        <w:pStyle w:val="Normal1"/>
+        <w:spacing w:lineRule="auto" w:line="259"/>
+        <w:ind w:hanging="426" w:left="852"/>
+        <w:rPr>
+          <w:rFonts w:ascii="Verdana" w:hAnsi="Verdana" w:eastAsia="Verdana" w:cs="Verdana"/>
+          <w:b/>
+          <w:bCs/>
+          <w:color w:val="000000"/>
+          <w:sz w:val="22"/>
+          <w:szCs w:val="22"/>
+          <w:highlight w:val="yellow"/>
+        </w:rPr>
+      </w:pPr>
+      <w:r>
+        <w:rPr>
+          <w:rFonts w:eastAsia="Verdana" w:cs="Verdana" w:ascii="Verdana" w:hAnsi="Verdana"/>
+          <w:b/>
+          <w:bCs/>
+          <w:color w:val="000000"/>
+          <w:sz w:val="22"/>
+          <w:szCs w:val="22"/>
+          <w:highlight w:val="yellow"/>
+        </w:rPr>
+      </w:r>
+    </w:p>
+    <w:p>
+      <w:pPr>
+        <w:pStyle w:val="Normal1"/>
+        <w:spacing w:lineRule="auto" w:line="259"/>
+        <w:ind w:hanging="426" w:left="852"/>
+        <w:rPr>
+          <w:rFonts w:ascii="Verdana" w:hAnsi="Verdana" w:eastAsia="Verdana" w:cs="Verdana"/>
+          <w:b/>
+          <w:bCs/>
+          <w:color w:val="000000"/>
+          <w:sz w:val="22"/>
+          <w:szCs w:val="22"/>
+          <w:highlight w:val="yellow"/>
+        </w:rPr>
+      </w:pPr>
+      <w:r>
+        <w:rPr>
+          <w:rFonts w:eastAsia="Verdana" w:cs="Verdana" w:ascii="Verdana" w:hAnsi="Verdana"/>
+          <w:b/>
+          <w:bCs/>
+          <w:color w:val="000000"/>
+          <w:sz w:val="22"/>
+          <w:szCs w:val="22"/>
+          <w:highlight w:val="yellow"/>
+        </w:rPr>
+        <mc:AlternateContent>
+          <mc:Choice Requires="wps">
+            <w:drawing>
+              <wp:anchor behindDoc="0" distT="0" distB="0" distL="0" distR="0" simplePos="0" locked="0" layoutInCell="1" allowOverlap="1" relativeHeight="19">
+                <wp:simplePos x="0" y="0"/>
+                <wp:positionH relativeFrom="column">
+                  <wp:posOffset>1508760</wp:posOffset>
+                </wp:positionH>
+                <wp:positionV relativeFrom="paragraph">
+                  <wp:posOffset>-25400</wp:posOffset>
+                </wp:positionV>
+                <wp:extent cx="0" cy="1009015"/>
+                <wp:effectExtent l="63500" t="635" r="63500" b="0"/>
+                <wp:wrapNone/>
+                <wp:docPr id="8" name="Línea 3"/>
+                <a:graphic xmlns:a="http://schemas.openxmlformats.org/drawingml/2006/main">
+                  <a:graphicData uri="http://schemas.microsoft.com/office/word/2010/wordprocessingShape">
+                    <wps:wsp>
+                      <wps:cNvSpPr/>
+                      <wps:spPr>
+                        <a:xfrm>
+                          <a:off x="0" y="0"/>
+                          <a:ext cx="0" cy="1009080"/>
+                        </a:xfrm>
+                        <a:prstGeom prst="line">
+                          <a:avLst/>
+                        </a:prstGeom>
+                        <a:ln w="0">
+                          <a:solidFill>
+                            <a:srgbClr val="3465a4"/>
+                          </a:solidFill>
+                          <a:tailEnd len="med" type="triangle" w="med"/>
+                        </a:ln>
+                      </wps:spPr>
+                      <wps:style>
+                        <a:lnRef idx="0"/>
+                        <a:fillRef idx="0"/>
+                        <a:effectRef idx="0"/>
+                        <a:fontRef idx="minor"/>
+                      </wps:style>
+                      <wps:bodyPr/>
+                    </wps:wsp>
+                  </a:graphicData>
+                </a:graphic>
+              </wp:anchor>
+            </w:drawing>
+          </mc:Choice>
+          <mc:Fallback>
+            <w:pict>
+              <v:line id="shape_0" from="118.8pt,-2pt" to="118.8pt,77.4pt" ID="Línea 3" stroked="t" o:allowincell="f" style="position:absolute">
+                <v:stroke color="#3465a4" endarrow="block" endarrowwidth="medium" endarrowlength="medium" joinstyle="round" endcap="flat"/>
+                <v:fill o:detectmouseclick="t" on="false"/>
+                <w10:wrap type="none"/>
+              </v:line>
+            </w:pict>
+          </mc:Fallback>
+        </mc:AlternateContent>
+      </w:r>
+    </w:p>
+    <w:p>
+      <w:pPr>
+        <w:pStyle w:val="Normal1"/>
+        <w:spacing w:lineRule="auto" w:line="259"/>
+        <w:ind w:hanging="426" w:left="852"/>
+        <w:rPr>
+          <w:rFonts w:ascii="Verdana" w:hAnsi="Verdana" w:eastAsia="Verdana" w:cs="Verdana"/>
+          <w:b/>
+          <w:bCs/>
+          <w:color w:val="000000"/>
+          <w:sz w:val="22"/>
+          <w:szCs w:val="22"/>
+          <w:highlight w:val="yellow"/>
+        </w:rPr>
+      </w:pPr>
+      <w:r>
+        <w:rPr>
+          <w:rFonts w:eastAsia="Verdana" w:cs="Verdana" w:ascii="Verdana" w:hAnsi="Verdana"/>
+          <w:b/>
+          <w:bCs/>
+          <w:color w:val="000000"/>
+          <w:sz w:val="22"/>
+          <w:szCs w:val="22"/>
+          <w:highlight w:val="yellow"/>
+        </w:rPr>
+        <mc:AlternateContent>
+          <mc:Choice Requires="wps">
+            <w:drawing>
+              <wp:anchor behindDoc="0" distT="0" distB="0" distL="0" distR="0" simplePos="0" locked="0" layoutInCell="1" allowOverlap="1" relativeHeight="20">
+                <wp:simplePos x="0" y="0"/>
+                <wp:positionH relativeFrom="column">
+                  <wp:posOffset>4441190</wp:posOffset>
+                </wp:positionH>
+                <wp:positionV relativeFrom="paragraph">
+                  <wp:posOffset>-1905</wp:posOffset>
+                </wp:positionV>
+                <wp:extent cx="0" cy="691515"/>
+                <wp:effectExtent l="635" t="635" r="635" b="635"/>
+                <wp:wrapNone/>
+                <wp:docPr id="9" name="Línea 4"/>
+                <a:graphic xmlns:a="http://schemas.openxmlformats.org/drawingml/2006/main">
+                  <a:graphicData uri="http://schemas.microsoft.com/office/word/2010/wordprocessingShape">
+                    <wps:wsp>
+                      <wps:cNvSpPr/>
+                      <wps:spPr>
+                        <a:xfrm>
+                          <a:off x="0" y="0"/>
+                          <a:ext cx="0" cy="691560"/>
+                        </a:xfrm>
+                        <a:prstGeom prst="line">
+                          <a:avLst/>
+                        </a:prstGeom>
+                        <a:ln w="0">
+                          <a:solidFill>
+                            <a:srgbClr val="3465a4"/>
+                          </a:solidFill>
+                        </a:ln>
+                      </wps:spPr>
+                      <wps:style>
+                        <a:lnRef idx="0"/>
+                        <a:fillRef idx="0"/>
+                        <a:effectRef idx="0"/>
+                        <a:fontRef idx="minor"/>
+                      </wps:style>
+                      <wps:bodyPr/>
+                    </wps:wsp>
+                  </a:graphicData>
+                </a:graphic>
+              </wp:anchor>
+            </w:drawing>
+          </mc:Choice>
+          <mc:Fallback>
+            <w:pict>
+              <v:line id="shape_0" from="349.7pt,-0.15pt" to="349.7pt,54.25pt" ID="Línea 4" stroked="t" o:allowincell="f" style="position:absolute">
+                <v:stroke color="#3465a4" joinstyle="round" endcap="flat"/>
+                <v:fill o:detectmouseclick="t" on="false"/>
+                <w10:wrap type="none"/>
+              </v:line>
+            </w:pict>
+          </mc:Fallback>
+        </mc:AlternateContent>
+      </w:r>
+    </w:p>
+    <w:p>
+      <w:pPr>
+        <w:pStyle w:val="Normal1"/>
+        <w:spacing w:lineRule="auto" w:line="259"/>
+        <w:ind w:hanging="426" w:left="852"/>
+        <w:rPr>
+          <w:rFonts w:ascii="Verdana" w:hAnsi="Verdana" w:eastAsia="Verdana" w:cs="Verdana"/>
+          <w:b/>
+          <w:bCs/>
+          <w:color w:val="000000"/>
+          <w:sz w:val="22"/>
+          <w:szCs w:val="22"/>
+          <w:highlight w:val="yellow"/>
+        </w:rPr>
+      </w:pPr>
+      <w:r>
+        <w:rPr>
+          <w:rFonts w:eastAsia="Verdana" w:cs="Verdana" w:ascii="Verdana" w:hAnsi="Verdana"/>
+          <w:b/>
+          <w:bCs/>
+          <w:color w:val="000000"/>
+          <w:sz w:val="22"/>
+          <w:szCs w:val="22"/>
+          <w:highlight w:val="yellow"/>
+        </w:rPr>
+      </w:r>
+    </w:p>
+    <w:p>
+      <w:pPr>
+        <w:pStyle w:val="Normal1"/>
+        <w:spacing w:lineRule="auto" w:line="259"/>
+        <w:ind w:hanging="426" w:left="852"/>
+        <w:rPr>
+          <w:rFonts w:ascii="Verdana" w:hAnsi="Verdana" w:eastAsia="Verdana" w:cs="Verdana"/>
+          <w:b/>
+          <w:bCs/>
+          <w:color w:val="000000"/>
+          <w:sz w:val="22"/>
+          <w:szCs w:val="22"/>
+          <w:highlight w:val="yellow"/>
+        </w:rPr>
+      </w:pPr>
+      <w:r>
+        <w:rPr>
+          <w:rFonts w:eastAsia="Verdana" w:cs="Verdana" w:ascii="Verdana" w:hAnsi="Verdana"/>
+          <w:b/>
+          <w:bCs/>
+          <w:color w:val="000000"/>
+          <w:sz w:val="22"/>
+          <w:szCs w:val="22"/>
+          <w:highlight w:val="yellow"/>
+        </w:rPr>
+        <mc:AlternateContent>
+          <mc:Choice Requires="wps">
+            <w:drawing>
+              <wp:anchor behindDoc="0" distT="0" distB="0" distL="0" distR="0" simplePos="0" locked="0" layoutInCell="1" allowOverlap="1" relativeHeight="21">
+                <wp:simplePos x="0" y="0"/>
+                <wp:positionH relativeFrom="column">
+                  <wp:posOffset>1141730</wp:posOffset>
+                </wp:positionH>
+                <wp:positionV relativeFrom="paragraph">
+                  <wp:posOffset>137795</wp:posOffset>
+                </wp:positionV>
+                <wp:extent cx="3783330" cy="687070"/>
+                <wp:effectExtent l="635" t="635" r="635" b="635"/>
+                <wp:wrapNone/>
+                <wp:docPr id="10" name="Forma 1" title="Medio Ambiente"/>
+                <a:graphic xmlns:a="http://schemas.openxmlformats.org/drawingml/2006/main">
+                  <a:graphicData uri="http://schemas.microsoft.com/office/word/2010/wordprocessingShape">
+                    <wps:wsp>
+                      <wps:cNvSpPr/>
+                      <wps:spPr>
+                        <a:xfrm>
+                          <a:off x="0" y="0"/>
+                          <a:ext cx="3783240" cy="687240"/>
+                        </a:xfrm>
+                        <a:prstGeom prst="rect">
+                          <a:avLst/>
+                        </a:prstGeom>
+                        <a:solidFill>
+                          <a:srgbClr val="729fcf"/>
+                        </a:solidFill>
+                        <a:ln w="0">
+                          <a:solidFill>
+                            <a:srgbClr val="3465a4"/>
+                          </a:solidFill>
+                        </a:ln>
+                      </wps:spPr>
+                      <wps:style>
+                        <a:lnRef idx="0"/>
+                        <a:fillRef idx="0"/>
+                        <a:effectRef idx="0"/>
+                        <a:fontRef idx="minor"/>
+                      </wps:style>
+                      <wps:txbx>
+                        <w:txbxContent>
+                          <w:p>
+                            <w:pPr>
+                              <w:pStyle w:val="Contenidodelmarco"/>
+                              <w:spacing w:before="0" w:after="200"/>
+                              <w:jc w:val="center"/>
+                              <w:rPr/>
+                            </w:pPr>
+                            <w:r>
+                              <w:rPr/>
+                              <w:t>Compañía Aseguradora</w:t>
+                            </w:r>
+                          </w:p>
+                        </w:txbxContent>
+                      </wps:txbx>
+                      <wps:bodyPr lIns="0" rIns="0" tIns="0" bIns="0" anchor="ctr">
+                        <a:noAutofit/>
+                      </wps:bodyPr>
+                    </wps:wsp>
+                  </a:graphicData>
+                </a:graphic>
+              </wp:anchor>
+            </w:drawing>
+          </mc:Choice>
+          <mc:Fallback>
+            <w:pict>
+              <v:rect id="shape_0" ID="Forma 1" fillcolor="#729fcf" stroked="t" o:allowincell="f" style="position:absolute;margin-left:89.9pt;margin-top:10.85pt;width:297.85pt;height:54.05pt;mso-wrap-style:none;v-text-anchor:middle">
+                <v:fill o:detectmouseclick="t" color2="#8d6030"/>
+                <v:stroke color="#3465a4" joinstyle="round" endcap="flat"/>
+                <v:textbox>
+                  <w:txbxContent>
+                    <w:p>
+                      <w:pPr>
+                        <w:pStyle w:val="Contenidodelmarco"/>
+                        <w:spacing w:before="0" w:after="200"/>
+                        <w:jc w:val="center"/>
+                        <w:rPr/>
+                      </w:pPr>
+                      <w:r>
+                        <w:rPr/>
+                        <w:t>Compañía Aseguradora</w:t>
+                      </w:r>
+                    </w:p>
+                  </w:txbxContent>
+                </v:textbox>
+                <w10:wrap type="none"/>
+              </v:rect>
+            </w:pict>
+          </mc:Fallback>
+        </mc:AlternateContent>
+      </w:r>
+    </w:p>
+    <w:p>
+      <w:pPr>
+        <w:pStyle w:val="Normal1"/>
+        <w:spacing w:lineRule="auto" w:line="259"/>
+        <w:ind w:hanging="426" w:left="852"/>
+        <w:rPr>
+          <w:rFonts w:ascii="Verdana" w:hAnsi="Verdana" w:eastAsia="Verdana" w:cs="Verdana"/>
+          <w:b/>
+          <w:bCs/>
+          <w:color w:val="000000"/>
+          <w:sz w:val="22"/>
+          <w:szCs w:val="22"/>
+          <w:highlight w:val="yellow"/>
+        </w:rPr>
+      </w:pPr>
+      <w:r>
+        <w:rPr>
+          <w:rFonts w:eastAsia="Verdana" w:cs="Verdana" w:ascii="Verdana" w:hAnsi="Verdana"/>
+          <w:b/>
+          <w:bCs/>
+          <w:color w:val="000000"/>
+          <w:sz w:val="22"/>
+          <w:szCs w:val="22"/>
+          <w:highlight w:val="yellow"/>
+        </w:rPr>
+      </w:r>
+    </w:p>
+    <w:p>
+      <w:pPr>
+        <w:pStyle w:val="Normal1"/>
+        <w:spacing w:lineRule="auto" w:line="259"/>
+        <w:ind w:hanging="426" w:left="852"/>
+        <w:rPr>
+          <w:rFonts w:ascii="Verdana" w:hAnsi="Verdana" w:eastAsia="Verdana" w:cs="Verdana"/>
+          <w:b/>
+          <w:bCs/>
+          <w:color w:val="000000"/>
+          <w:sz w:val="22"/>
+          <w:szCs w:val="22"/>
+          <w:highlight w:val="yellow"/>
+        </w:rPr>
+      </w:pPr>
+      <w:r>
+        <w:rPr>
+          <w:rFonts w:eastAsia="Verdana" w:cs="Verdana" w:ascii="Verdana" w:hAnsi="Verdana"/>
+          <w:b/>
+          <w:bCs/>
+          <w:color w:val="000000"/>
+          <w:sz w:val="22"/>
+          <w:szCs w:val="22"/>
+          <w:highlight w:val="yellow"/>
+        </w:rPr>
+      </w:r>
+    </w:p>
+    <w:p>
+      <w:pPr>
+        <w:pStyle w:val="Normal1"/>
+        <w:spacing w:lineRule="auto" w:line="259"/>
+        <w:ind w:hanging="426" w:left="852"/>
+        <w:rPr>
+          <w:rFonts w:ascii="Verdana" w:hAnsi="Verdana" w:eastAsia="Verdana" w:cs="Verdana"/>
+          <w:b/>
+          <w:bCs/>
+          <w:color w:val="000000"/>
+          <w:sz w:val="22"/>
+          <w:szCs w:val="22"/>
+          <w:highlight w:val="yellow"/>
+        </w:rPr>
+      </w:pPr>
+      <w:r>
+        <w:rPr>
+          <w:rFonts w:eastAsia="Verdana" w:cs="Verdana" w:ascii="Verdana" w:hAnsi="Verdana"/>
+          <w:b/>
+          <w:bCs/>
+          <w:color w:val="000000"/>
+          <w:sz w:val="22"/>
+          <w:szCs w:val="22"/>
+          <w:highlight w:val="yellow"/>
+        </w:rPr>
+      </w:r>
+    </w:p>
+    <w:p>
+      <w:pPr>
+        <w:pStyle w:val="Normal1"/>
         <w:spacing w:lineRule="auto" w:line="259"/>
         <w:ind w:hanging="426" w:left="426"/>
         <w:rPr>
@@ -685,7 +1872,6 @@
     <w:p>
       <w:pPr>
         <w:pStyle w:val="Normal1"/>
-        <w:pBdr/>
         <w:spacing w:lineRule="auto" w:line="259"/>
         <w:ind w:hanging="426" w:left="852"/>
         <w:rPr>
@@ -726,7 +1912,6 @@
     <w:p>
       <w:pPr>
         <w:pStyle w:val="Normal1"/>
-        <w:pBdr/>
         <w:spacing w:lineRule="auto" w:line="259"/>
         <w:ind w:hanging="426" w:left="852"/>
         <w:rPr>
@@ -767,7 +1952,6 @@
     <w:p>
       <w:pPr>
         <w:pStyle w:val="Normal1"/>
-        <w:pBdr/>
         <w:spacing w:lineRule="auto" w:line="259"/>
         <w:ind w:hanging="426" w:left="852"/>
         <w:rPr>
@@ -808,7 +1992,6 @@
     <w:p>
       <w:pPr>
         <w:pStyle w:val="Normal1"/>
-        <w:pBdr/>
         <w:spacing w:lineRule="auto" w:line="259"/>
         <w:ind w:hanging="426" w:left="852"/>
         <w:rPr>
@@ -835,87 +2018,83 @@
     <w:p>
       <w:pPr>
         <w:pStyle w:val="Normal1"/>
-        <w:pBdr/>
-        <w:spacing w:lineRule="auto" w:line="259"/>
-        <w:ind w:hanging="426" w:left="852"/>
-        <w:rPr>
-          <w:rFonts w:ascii="Verdana" w:hAnsi="Verdana" w:eastAsia="Verdana" w:cs="Verdana"/>
-          <w:b/>
-          <w:bCs/>
-          <w:color w:val="000000"/>
-          <w:sz w:val="22"/>
-          <w:szCs w:val="22"/>
-        </w:rPr>
-      </w:pPr>
-      <w:r>
-        <w:rPr>
-          <w:rFonts w:eastAsia="Verdana" w:cs="Verdana" w:ascii="Verdana" w:hAnsi="Verdana"/>
-          <w:b/>
-          <w:bCs/>
-          <w:color w:val="000000"/>
-          <w:sz w:val="22"/>
-          <w:szCs w:val="22"/>
-        </w:rPr>
-      </w:r>
-    </w:p>
-    <w:p>
-      <w:pPr>
-        <w:pStyle w:val="Normal1"/>
-        <w:pBdr/>
-        <w:spacing w:lineRule="auto" w:line="259"/>
-        <w:ind w:hanging="426" w:left="852"/>
-        <w:rPr>
-          <w:rFonts w:ascii="Verdana" w:hAnsi="Verdana" w:eastAsia="Verdana" w:cs="Verdana"/>
-          <w:b/>
-          <w:bCs/>
-          <w:color w:val="000000"/>
-          <w:sz w:val="22"/>
-          <w:szCs w:val="22"/>
-        </w:rPr>
-      </w:pPr>
-      <w:r>
-        <w:rPr>
-          <w:rFonts w:eastAsia="Verdana" w:cs="Verdana" w:ascii="Verdana" w:hAnsi="Verdana"/>
-          <w:b/>
-          <w:bCs/>
-          <w:color w:val="000000"/>
-          <w:sz w:val="22"/>
-          <w:szCs w:val="22"/>
-        </w:rPr>
-      </w:r>
-    </w:p>
-    <w:p>
-      <w:pPr>
-        <w:pStyle w:val="Normal1"/>
-        <w:pBdr/>
-        <w:spacing w:lineRule="auto" w:line="259"/>
-        <w:ind w:hanging="426" w:left="852"/>
-        <w:rPr>
-          <w:rFonts w:ascii="Verdana" w:hAnsi="Verdana" w:eastAsia="Verdana" w:cs="Verdana"/>
-          <w:b/>
-          <w:bCs/>
-          <w:color w:val="000000"/>
-          <w:sz w:val="22"/>
-          <w:szCs w:val="22"/>
-          <w:highlight w:val="yellow"/>
-        </w:rPr>
-      </w:pPr>
-      <w:r>
-        <w:rPr>
-          <w:rFonts w:eastAsia="Verdana" w:cs="Verdana" w:ascii="Verdana" w:hAnsi="Verdana"/>
-          <w:b/>
-          <w:bCs/>
-          <w:color w:val="000000"/>
-          <w:sz w:val="22"/>
-          <w:szCs w:val="22"/>
-          <w:highlight w:val="yellow"/>
-        </w:rPr>
-      </w:r>
-    </w:p>
-    <w:p>
-      <w:pPr>
-        <w:pStyle w:val="Normal1"/>
-        <w:pBdr/>
+        <w:spacing w:lineRule="auto" w:line="259"/>
+        <w:ind w:hanging="426" w:left="852"/>
+        <w:rPr>
+          <w:rFonts w:ascii="Verdana" w:hAnsi="Verdana" w:eastAsia="Verdana" w:cs="Verdana"/>
+          <w:b/>
+          <w:bCs/>
+          <w:color w:val="000000"/>
+          <w:sz w:val="22"/>
+          <w:szCs w:val="22"/>
+        </w:rPr>
+      </w:pPr>
+      <w:r>
+        <w:rPr>
+          <w:rFonts w:eastAsia="Verdana" w:cs="Verdana" w:ascii="Verdana" w:hAnsi="Verdana"/>
+          <w:b/>
+          <w:bCs/>
+          <w:color w:val="000000"/>
+          <w:sz w:val="22"/>
+          <w:szCs w:val="22"/>
+        </w:rPr>
+      </w:r>
+    </w:p>
+    <w:p>
+      <w:pPr>
+        <w:pStyle w:val="Normal1"/>
+        <w:spacing w:lineRule="auto" w:line="259"/>
+        <w:ind w:hanging="426" w:left="852"/>
+        <w:rPr>
+          <w:rFonts w:ascii="Verdana" w:hAnsi="Verdana" w:eastAsia="Verdana" w:cs="Verdana"/>
+          <w:b/>
+          <w:bCs/>
+          <w:color w:val="000000"/>
+          <w:sz w:val="22"/>
+          <w:szCs w:val="22"/>
+        </w:rPr>
+      </w:pPr>
+      <w:r>
+        <w:rPr>
+          <w:rFonts w:eastAsia="Verdana" w:cs="Verdana" w:ascii="Verdana" w:hAnsi="Verdana"/>
+          <w:b/>
+          <w:bCs/>
+          <w:color w:val="000000"/>
+          <w:sz w:val="22"/>
+          <w:szCs w:val="22"/>
+        </w:rPr>
+      </w:r>
+    </w:p>
+    <w:p>
+      <w:pPr>
+        <w:pStyle w:val="Normal1"/>
+        <w:spacing w:lineRule="auto" w:line="259"/>
+        <w:ind w:hanging="426" w:left="852"/>
+        <w:rPr>
+          <w:rFonts w:ascii="Verdana" w:hAnsi="Verdana" w:eastAsia="Verdana" w:cs="Verdana"/>
+          <w:b/>
+          <w:bCs/>
+          <w:color w:val="000000"/>
+          <w:sz w:val="22"/>
+          <w:szCs w:val="22"/>
+          <w:highlight w:val="yellow"/>
+        </w:rPr>
+      </w:pPr>
+      <w:r>
+        <w:rPr>
+          <w:rFonts w:eastAsia="Verdana" w:cs="Verdana" w:ascii="Verdana" w:hAnsi="Verdana"/>
+          <w:b/>
+          <w:bCs/>
+          <w:color w:val="000000"/>
+          <w:sz w:val="22"/>
+          <w:szCs w:val="22"/>
+          <w:highlight w:val="yellow"/>
+        </w:rPr>
+      </w:r>
+    </w:p>
+    <w:p>
+      <w:pPr>
+        <w:pStyle w:val="Normal1"/>
         <w:spacing w:lineRule="auto" w:line="259"/>
         <w:ind w:hanging="426" w:left="426"/>
         <w:rPr>
@@ -945,7 +2124,7 @@
           <wp:inline distT="0" distB="0" distL="0" distR="0">
             <wp:extent cx="161925" cy="140335"/>
             <wp:effectExtent l="0" t="0" r="0" b="0"/>
-            <wp:docPr id="3" name="Imagen2" descr=""/>
+            <wp:docPr id="11" name="Imagen2" descr=""/>
             <wp:cNvGraphicFramePr>
               <a:graphicFrameLocks xmlns:a="http://schemas.openxmlformats.org/drawingml/2006/main" noChangeAspect="1"/>
             </wp:cNvGraphicFramePr>
@@ -953,7 +2132,7 @@
               <a:graphicData uri="http://schemas.openxmlformats.org/drawingml/2006/picture">
                 <pic:pic xmlns:pic="http://schemas.openxmlformats.org/drawingml/2006/picture">
                   <pic:nvPicPr>
-                    <pic:cNvPr id="3" name="Imagen2" descr=""/>
+                    <pic:cNvPr id="11" name="Imagen2" descr=""/>
                     <pic:cNvPicPr>
                       <a:picLocks noChangeAspect="1" noChangeArrowheads="1"/>
                     </pic:cNvPicPr>
@@ -994,7 +2173,6 @@
     <w:p>
       <w:pPr>
         <w:pStyle w:val="Normal1"/>
-        <w:pBdr/>
         <w:spacing w:lineRule="auto" w:line="259"/>
         <w:ind w:hanging="426" w:left="852"/>
         <w:rPr>
@@ -1035,7 +2213,6 @@
     <w:p>
       <w:pPr>
         <w:pStyle w:val="Normal1"/>
-        <w:pBdr/>
         <w:spacing w:lineRule="auto" w:line="259"/>
         <w:ind w:hanging="426" w:left="852"/>
         <w:rPr>
@@ -1076,7 +2253,6 @@
     <w:p>
       <w:pPr>
         <w:pStyle w:val="Normal1"/>
-        <w:pBdr/>
         <w:spacing w:lineRule="auto" w:line="259"/>
         <w:ind w:hanging="426" w:left="852"/>
         <w:rPr>
@@ -1117,7 +2293,6 @@
     <w:p>
       <w:pPr>
         <w:pStyle w:val="Normal1"/>
-        <w:pBdr/>
         <w:spacing w:lineRule="auto" w:line="259"/>
         <w:ind w:hanging="426" w:left="852"/>
         <w:rPr>
@@ -1158,7 +2333,6 @@
     <w:p>
       <w:pPr>
         <w:pStyle w:val="Normal1"/>
-        <w:pBdr/>
         <w:spacing w:lineRule="auto" w:line="259"/>
         <w:ind w:left="426"/>
         <w:rPr>
@@ -1185,7 +2359,6 @@
     <w:p>
       <w:pPr>
         <w:pStyle w:val="Normal1"/>
-        <w:pBdr/>
         <w:spacing w:lineRule="auto" w:line="259"/>
         <w:ind w:hanging="426" w:left="852"/>
         <w:rPr>
@@ -1212,87 +2385,83 @@
     <w:p>
       <w:pPr>
         <w:pStyle w:val="Normal1"/>
-        <w:pBdr/>
-        <w:spacing w:lineRule="auto" w:line="259"/>
-        <w:ind w:hanging="426" w:left="852"/>
-        <w:rPr>
-          <w:rFonts w:ascii="Verdana" w:hAnsi="Verdana" w:eastAsia="Verdana" w:cs="Verdana"/>
-          <w:b/>
-          <w:bCs/>
-          <w:color w:val="000000"/>
-          <w:sz w:val="22"/>
-          <w:szCs w:val="22"/>
-        </w:rPr>
-      </w:pPr>
-      <w:r>
-        <w:rPr>
-          <w:rFonts w:eastAsia="Verdana" w:cs="Verdana" w:ascii="Verdana" w:hAnsi="Verdana"/>
-          <w:b/>
-          <w:bCs/>
-          <w:color w:val="000000"/>
-          <w:sz w:val="22"/>
-          <w:szCs w:val="22"/>
-        </w:rPr>
-      </w:r>
-    </w:p>
-    <w:p>
-      <w:pPr>
-        <w:pStyle w:val="Normal1"/>
-        <w:pBdr/>
-        <w:spacing w:lineRule="auto" w:line="259"/>
-        <w:ind w:hanging="426" w:left="852"/>
-        <w:rPr>
-          <w:rFonts w:ascii="Verdana" w:hAnsi="Verdana" w:eastAsia="Verdana" w:cs="Verdana"/>
-          <w:b/>
-          <w:bCs/>
-          <w:color w:val="000000"/>
-          <w:sz w:val="22"/>
-          <w:szCs w:val="22"/>
-        </w:rPr>
-      </w:pPr>
-      <w:r>
-        <w:rPr>
-          <w:rFonts w:eastAsia="Verdana" w:cs="Verdana" w:ascii="Verdana" w:hAnsi="Verdana"/>
-          <w:b/>
-          <w:bCs/>
-          <w:color w:val="000000"/>
-          <w:sz w:val="22"/>
-          <w:szCs w:val="22"/>
-        </w:rPr>
-      </w:r>
-    </w:p>
-    <w:p>
-      <w:pPr>
-        <w:pStyle w:val="Normal1"/>
-        <w:pBdr/>
-        <w:spacing w:lineRule="auto" w:line="259"/>
-        <w:ind w:hanging="426" w:left="852"/>
-        <w:rPr>
-          <w:rFonts w:ascii="Verdana" w:hAnsi="Verdana" w:eastAsia="Verdana" w:cs="Verdana"/>
-          <w:b/>
-          <w:bCs/>
-          <w:color w:val="000000"/>
-          <w:sz w:val="22"/>
-          <w:szCs w:val="22"/>
-          <w:highlight w:val="yellow"/>
-        </w:rPr>
-      </w:pPr>
-      <w:r>
-        <w:rPr>
-          <w:rFonts w:eastAsia="Verdana" w:cs="Verdana" w:ascii="Verdana" w:hAnsi="Verdana"/>
-          <w:b/>
-          <w:bCs/>
-          <w:color w:val="000000"/>
-          <w:sz w:val="22"/>
-          <w:szCs w:val="22"/>
-          <w:highlight w:val="yellow"/>
-        </w:rPr>
-      </w:r>
-    </w:p>
-    <w:p>
-      <w:pPr>
-        <w:pStyle w:val="Normal1"/>
-        <w:pBdr/>
+        <w:spacing w:lineRule="auto" w:line="259"/>
+        <w:ind w:hanging="426" w:left="852"/>
+        <w:rPr>
+          <w:rFonts w:ascii="Verdana" w:hAnsi="Verdana" w:eastAsia="Verdana" w:cs="Verdana"/>
+          <w:b/>
+          <w:bCs/>
+          <w:color w:val="000000"/>
+          <w:sz w:val="22"/>
+          <w:szCs w:val="22"/>
+        </w:rPr>
+      </w:pPr>
+      <w:r>
+        <w:rPr>
+          <w:rFonts w:eastAsia="Verdana" w:cs="Verdana" w:ascii="Verdana" w:hAnsi="Verdana"/>
+          <w:b/>
+          <w:bCs/>
+          <w:color w:val="000000"/>
+          <w:sz w:val="22"/>
+          <w:szCs w:val="22"/>
+        </w:rPr>
+      </w:r>
+    </w:p>
+    <w:p>
+      <w:pPr>
+        <w:pStyle w:val="Normal1"/>
+        <w:spacing w:lineRule="auto" w:line="259"/>
+        <w:ind w:hanging="426" w:left="852"/>
+        <w:rPr>
+          <w:rFonts w:ascii="Verdana" w:hAnsi="Verdana" w:eastAsia="Verdana" w:cs="Verdana"/>
+          <w:b/>
+          <w:bCs/>
+          <w:color w:val="000000"/>
+          <w:sz w:val="22"/>
+          <w:szCs w:val="22"/>
+        </w:rPr>
+      </w:pPr>
+      <w:r>
+        <w:rPr>
+          <w:rFonts w:eastAsia="Verdana" w:cs="Verdana" w:ascii="Verdana" w:hAnsi="Verdana"/>
+          <w:b/>
+          <w:bCs/>
+          <w:color w:val="000000"/>
+          <w:sz w:val="22"/>
+          <w:szCs w:val="22"/>
+        </w:rPr>
+      </w:r>
+    </w:p>
+    <w:p>
+      <w:pPr>
+        <w:pStyle w:val="Normal1"/>
+        <w:spacing w:lineRule="auto" w:line="259"/>
+        <w:ind w:hanging="426" w:left="852"/>
+        <w:rPr>
+          <w:rFonts w:ascii="Verdana" w:hAnsi="Verdana" w:eastAsia="Verdana" w:cs="Verdana"/>
+          <w:b/>
+          <w:bCs/>
+          <w:color w:val="000000"/>
+          <w:sz w:val="22"/>
+          <w:szCs w:val="22"/>
+          <w:highlight w:val="yellow"/>
+        </w:rPr>
+      </w:pPr>
+      <w:r>
+        <w:rPr>
+          <w:rFonts w:eastAsia="Verdana" w:cs="Verdana" w:ascii="Verdana" w:hAnsi="Verdana"/>
+          <w:b/>
+          <w:bCs/>
+          <w:color w:val="000000"/>
+          <w:sz w:val="22"/>
+          <w:szCs w:val="22"/>
+          <w:highlight w:val="yellow"/>
+        </w:rPr>
+      </w:r>
+    </w:p>
+    <w:p>
+      <w:pPr>
+        <w:pStyle w:val="Normal1"/>
         <w:spacing w:lineRule="auto" w:line="259"/>
         <w:ind w:hanging="426" w:left="426"/>
         <w:rPr>
@@ -1321,7 +2490,6 @@
     <w:p>
       <w:pPr>
         <w:pStyle w:val="Normal1"/>
-        <w:pBdr/>
         <w:spacing w:lineRule="auto" w:line="259"/>
         <w:ind w:hanging="426" w:left="852"/>
         <w:rPr>
@@ -1362,7 +2530,6 @@
     <w:p>
       <w:pPr>
         <w:pStyle w:val="Normal1"/>
-        <w:pBdr/>
         <w:spacing w:lineRule="auto" w:line="259"/>
         <w:ind w:hanging="426" w:left="852"/>
         <w:rPr>
@@ -1403,7 +2570,6 @@
     <w:p>
       <w:pPr>
         <w:pStyle w:val="Normal1"/>
-        <w:pBdr/>
         <w:spacing w:lineRule="auto" w:line="259"/>
         <w:ind w:hanging="426" w:left="852"/>
         <w:rPr>
@@ -1430,175 +2596,168 @@
     <w:p>
       <w:pPr>
         <w:pStyle w:val="Normal1"/>
-        <w:pBdr/>
-        <w:spacing w:lineRule="auto" w:line="259"/>
-        <w:ind w:hanging="426" w:left="852"/>
-        <w:rPr>
-          <w:rFonts w:ascii="Verdana" w:hAnsi="Verdana" w:eastAsia="Verdana" w:cs="Verdana"/>
-          <w:b/>
-          <w:bCs/>
-          <w:color w:val="000000"/>
-          <w:sz w:val="22"/>
-          <w:szCs w:val="22"/>
-          <w:highlight w:val="yellow"/>
-        </w:rPr>
-      </w:pPr>
-      <w:r>
-        <w:rPr>
-          <w:rFonts w:eastAsia="Verdana" w:cs="Verdana" w:ascii="Verdana" w:hAnsi="Verdana"/>
-          <w:b/>
-          <w:bCs/>
-          <w:color w:val="000000"/>
-          <w:sz w:val="22"/>
-          <w:szCs w:val="22"/>
-          <w:highlight w:val="yellow"/>
-        </w:rPr>
-      </w:r>
-    </w:p>
-    <w:p>
-      <w:pPr>
-        <w:pStyle w:val="Normal1"/>
-        <w:pBdr/>
-        <w:spacing w:lineRule="auto" w:line="259"/>
-        <w:ind w:hanging="426" w:left="852"/>
-        <w:rPr>
-          <w:rFonts w:ascii="Verdana" w:hAnsi="Verdana" w:eastAsia="Verdana" w:cs="Verdana"/>
-          <w:b/>
-          <w:bCs/>
-          <w:color w:val="000000"/>
-          <w:sz w:val="22"/>
-          <w:szCs w:val="22"/>
-          <w:highlight w:val="yellow"/>
-        </w:rPr>
-      </w:pPr>
-      <w:r>
-        <w:rPr>
-          <w:rFonts w:eastAsia="Verdana" w:cs="Verdana" w:ascii="Verdana" w:hAnsi="Verdana"/>
-          <w:b/>
-          <w:bCs/>
-          <w:color w:val="000000"/>
-          <w:sz w:val="22"/>
-          <w:szCs w:val="22"/>
-          <w:highlight w:val="yellow"/>
-        </w:rPr>
-      </w:r>
-    </w:p>
-    <w:p>
-      <w:pPr>
-        <w:pStyle w:val="Normal1"/>
-        <w:pBdr/>
-        <w:spacing w:lineRule="auto" w:line="259"/>
-        <w:ind w:hanging="426" w:left="852"/>
-        <w:rPr>
-          <w:rFonts w:ascii="Verdana" w:hAnsi="Verdana" w:eastAsia="Verdana" w:cs="Verdana"/>
-          <w:b/>
-          <w:bCs/>
-          <w:color w:val="000000"/>
-          <w:sz w:val="22"/>
-          <w:szCs w:val="22"/>
-          <w:highlight w:val="yellow"/>
-        </w:rPr>
-      </w:pPr>
-      <w:r>
-        <w:rPr>
-          <w:rFonts w:eastAsia="Verdana" w:cs="Verdana" w:ascii="Verdana" w:hAnsi="Verdana"/>
-          <w:b/>
-          <w:bCs/>
-          <w:color w:val="000000"/>
-          <w:sz w:val="22"/>
-          <w:szCs w:val="22"/>
-          <w:highlight w:val="yellow"/>
-        </w:rPr>
-      </w:r>
-    </w:p>
-    <w:p>
-      <w:pPr>
-        <w:pStyle w:val="Normal1"/>
-        <w:pBdr/>
-        <w:spacing w:lineRule="auto" w:line="259"/>
-        <w:ind w:hanging="426" w:left="852"/>
-        <w:rPr>
-          <w:rFonts w:ascii="Verdana" w:hAnsi="Verdana" w:eastAsia="Verdana" w:cs="Verdana"/>
-          <w:b/>
-          <w:bCs/>
-          <w:color w:val="000000"/>
-          <w:sz w:val="22"/>
-          <w:szCs w:val="22"/>
-          <w:highlight w:val="yellow"/>
-        </w:rPr>
-      </w:pPr>
-      <w:r>
-        <w:rPr>
-          <w:rFonts w:eastAsia="Verdana" w:cs="Verdana" w:ascii="Verdana" w:hAnsi="Verdana"/>
-          <w:b/>
-          <w:bCs/>
-          <w:color w:val="000000"/>
-          <w:sz w:val="22"/>
-          <w:szCs w:val="22"/>
-          <w:highlight w:val="yellow"/>
-        </w:rPr>
-      </w:r>
-    </w:p>
-    <w:p>
-      <w:pPr>
-        <w:pStyle w:val="Normal1"/>
-        <w:pBdr/>
-        <w:spacing w:lineRule="auto" w:line="259"/>
-        <w:ind w:hanging="426" w:left="852"/>
-        <w:rPr>
-          <w:rFonts w:ascii="Verdana" w:hAnsi="Verdana" w:eastAsia="Verdana" w:cs="Verdana"/>
-          <w:b/>
-          <w:bCs/>
-          <w:color w:val="000000"/>
-          <w:sz w:val="22"/>
-          <w:szCs w:val="22"/>
-          <w:highlight w:val="yellow"/>
-        </w:rPr>
-      </w:pPr>
-      <w:r>
-        <w:rPr>
-          <w:rFonts w:eastAsia="Verdana" w:cs="Verdana" w:ascii="Verdana" w:hAnsi="Verdana"/>
-          <w:b/>
-          <w:bCs/>
-          <w:color w:val="000000"/>
-          <w:sz w:val="22"/>
-          <w:szCs w:val="22"/>
-          <w:highlight w:val="yellow"/>
-        </w:rPr>
-      </w:r>
-    </w:p>
-    <w:p>
-      <w:pPr>
-        <w:pStyle w:val="Normal1"/>
-        <w:pBdr/>
-        <w:spacing w:lineRule="auto" w:line="259"/>
-        <w:ind w:hanging="426" w:left="852"/>
-        <w:rPr>
-          <w:rFonts w:ascii="Verdana" w:hAnsi="Verdana" w:eastAsia="Verdana" w:cs="Verdana"/>
-          <w:b/>
-          <w:bCs/>
-          <w:color w:val="000000"/>
-          <w:sz w:val="22"/>
-          <w:szCs w:val="22"/>
-          <w:highlight w:val="yellow"/>
-        </w:rPr>
-      </w:pPr>
-      <w:r>
-        <w:rPr>
-          <w:rFonts w:eastAsia="Verdana" w:cs="Verdana" w:ascii="Verdana" w:hAnsi="Verdana"/>
-          <w:b/>
-          <w:bCs/>
-          <w:color w:val="000000"/>
-          <w:sz w:val="22"/>
-          <w:szCs w:val="22"/>
-          <w:highlight w:val="yellow"/>
-        </w:rPr>
-      </w:r>
-    </w:p>
-    <w:p>
-      <w:pPr>
-        <w:pStyle w:val="Normal1"/>
-        <w:pBdr/>
+        <w:spacing w:lineRule="auto" w:line="259"/>
+        <w:ind w:hanging="426" w:left="852"/>
+        <w:rPr>
+          <w:rFonts w:ascii="Verdana" w:hAnsi="Verdana" w:eastAsia="Verdana" w:cs="Verdana"/>
+          <w:b/>
+          <w:bCs/>
+          <w:color w:val="000000"/>
+          <w:sz w:val="22"/>
+          <w:szCs w:val="22"/>
+          <w:highlight w:val="yellow"/>
+        </w:rPr>
+      </w:pPr>
+      <w:r>
+        <w:rPr>
+          <w:rFonts w:eastAsia="Verdana" w:cs="Verdana" w:ascii="Verdana" w:hAnsi="Verdana"/>
+          <w:b/>
+          <w:bCs/>
+          <w:color w:val="000000"/>
+          <w:sz w:val="22"/>
+          <w:szCs w:val="22"/>
+          <w:highlight w:val="yellow"/>
+        </w:rPr>
+      </w:r>
+    </w:p>
+    <w:p>
+      <w:pPr>
+        <w:pStyle w:val="Normal1"/>
+        <w:spacing w:lineRule="auto" w:line="259"/>
+        <w:ind w:hanging="426" w:left="852"/>
+        <w:rPr>
+          <w:rFonts w:ascii="Verdana" w:hAnsi="Verdana" w:eastAsia="Verdana" w:cs="Verdana"/>
+          <w:b/>
+          <w:bCs/>
+          <w:color w:val="000000"/>
+          <w:sz w:val="22"/>
+          <w:szCs w:val="22"/>
+          <w:highlight w:val="yellow"/>
+        </w:rPr>
+      </w:pPr>
+      <w:r>
+        <w:rPr>
+          <w:rFonts w:eastAsia="Verdana" w:cs="Verdana" w:ascii="Verdana" w:hAnsi="Verdana"/>
+          <w:b/>
+          <w:bCs/>
+          <w:color w:val="000000"/>
+          <w:sz w:val="22"/>
+          <w:szCs w:val="22"/>
+          <w:highlight w:val="yellow"/>
+        </w:rPr>
+      </w:r>
+    </w:p>
+    <w:p>
+      <w:pPr>
+        <w:pStyle w:val="Normal1"/>
+        <w:spacing w:lineRule="auto" w:line="259"/>
+        <w:ind w:hanging="426" w:left="852"/>
+        <w:rPr>
+          <w:rFonts w:ascii="Verdana" w:hAnsi="Verdana" w:eastAsia="Verdana" w:cs="Verdana"/>
+          <w:b/>
+          <w:bCs/>
+          <w:color w:val="000000"/>
+          <w:sz w:val="22"/>
+          <w:szCs w:val="22"/>
+          <w:highlight w:val="yellow"/>
+        </w:rPr>
+      </w:pPr>
+      <w:r>
+        <w:rPr>
+          <w:rFonts w:eastAsia="Verdana" w:cs="Verdana" w:ascii="Verdana" w:hAnsi="Verdana"/>
+          <w:b/>
+          <w:bCs/>
+          <w:color w:val="000000"/>
+          <w:sz w:val="22"/>
+          <w:szCs w:val="22"/>
+          <w:highlight w:val="yellow"/>
+        </w:rPr>
+      </w:r>
+    </w:p>
+    <w:p>
+      <w:pPr>
+        <w:pStyle w:val="Normal1"/>
+        <w:spacing w:lineRule="auto" w:line="259"/>
+        <w:ind w:hanging="426" w:left="852"/>
+        <w:rPr>
+          <w:rFonts w:ascii="Verdana" w:hAnsi="Verdana" w:eastAsia="Verdana" w:cs="Verdana"/>
+          <w:b/>
+          <w:bCs/>
+          <w:color w:val="000000"/>
+          <w:sz w:val="22"/>
+          <w:szCs w:val="22"/>
+          <w:highlight w:val="yellow"/>
+        </w:rPr>
+      </w:pPr>
+      <w:r>
+        <w:rPr>
+          <w:rFonts w:eastAsia="Verdana" w:cs="Verdana" w:ascii="Verdana" w:hAnsi="Verdana"/>
+          <w:b/>
+          <w:bCs/>
+          <w:color w:val="000000"/>
+          <w:sz w:val="22"/>
+          <w:szCs w:val="22"/>
+          <w:highlight w:val="yellow"/>
+        </w:rPr>
+      </w:r>
+    </w:p>
+    <w:p>
+      <w:pPr>
+        <w:pStyle w:val="Normal1"/>
+        <w:spacing w:lineRule="auto" w:line="259"/>
+        <w:ind w:hanging="426" w:left="852"/>
+        <w:rPr>
+          <w:rFonts w:ascii="Verdana" w:hAnsi="Verdana" w:eastAsia="Verdana" w:cs="Verdana"/>
+          <w:b/>
+          <w:bCs/>
+          <w:color w:val="000000"/>
+          <w:sz w:val="22"/>
+          <w:szCs w:val="22"/>
+          <w:highlight w:val="yellow"/>
+        </w:rPr>
+      </w:pPr>
+      <w:r>
+        <w:rPr>
+          <w:rFonts w:eastAsia="Verdana" w:cs="Verdana" w:ascii="Verdana" w:hAnsi="Verdana"/>
+          <w:b/>
+          <w:bCs/>
+          <w:color w:val="000000"/>
+          <w:sz w:val="22"/>
+          <w:szCs w:val="22"/>
+          <w:highlight w:val="yellow"/>
+        </w:rPr>
+      </w:r>
+    </w:p>
+    <w:p>
+      <w:pPr>
+        <w:pStyle w:val="Normal1"/>
+        <w:spacing w:lineRule="auto" w:line="259"/>
+        <w:ind w:hanging="426" w:left="852"/>
+        <w:rPr>
+          <w:rFonts w:ascii="Verdana" w:hAnsi="Verdana" w:eastAsia="Verdana" w:cs="Verdana"/>
+          <w:b/>
+          <w:bCs/>
+          <w:color w:val="000000"/>
+          <w:sz w:val="22"/>
+          <w:szCs w:val="22"/>
+          <w:highlight w:val="yellow"/>
+        </w:rPr>
+      </w:pPr>
+      <w:r>
+        <w:rPr>
+          <w:rFonts w:eastAsia="Verdana" w:cs="Verdana" w:ascii="Verdana" w:hAnsi="Verdana"/>
+          <w:b/>
+          <w:bCs/>
+          <w:color w:val="000000"/>
+          <w:sz w:val="22"/>
+          <w:szCs w:val="22"/>
+          <w:highlight w:val="yellow"/>
+        </w:rPr>
+      </w:r>
+    </w:p>
+    <w:p>
+      <w:pPr>
+        <w:pStyle w:val="Normal1"/>
         <w:spacing w:lineRule="auto" w:line="259"/>
         <w:ind w:hanging="426" w:left="426"/>
         <w:rPr>
@@ -1627,7 +2786,6 @@
     <w:p>
       <w:pPr>
         <w:pStyle w:val="Normal1"/>
-        <w:pBdr/>
         <w:spacing w:lineRule="auto" w:line="259"/>
         <w:ind w:hanging="426" w:left="852"/>
         <w:rPr>
@@ -1654,91 +2812,87 @@
     <w:p>
       <w:pPr>
         <w:pStyle w:val="Normal1"/>
-        <w:pBdr/>
-        <w:spacing w:lineRule="auto" w:line="259"/>
-        <w:ind w:hanging="426" w:left="852"/>
-        <w:rPr>
-          <w:rFonts w:ascii="Verdana" w:hAnsi="Verdana" w:eastAsia="Verdana" w:cs="Verdana"/>
-          <w:b/>
-          <w:bCs/>
-          <w:color w:val="000000"/>
-          <w:sz w:val="22"/>
-          <w:szCs w:val="22"/>
-          <w:highlight w:val="yellow"/>
-        </w:rPr>
-      </w:pPr>
-      <w:r>
-        <w:rPr>
-          <w:rFonts w:eastAsia="Verdana" w:cs="Verdana" w:ascii="Verdana" w:hAnsi="Verdana"/>
-          <w:b/>
-          <w:bCs/>
-          <w:color w:val="000000"/>
-          <w:sz w:val="22"/>
-          <w:szCs w:val="22"/>
-          <w:highlight w:val="yellow"/>
-        </w:rPr>
-      </w:r>
-    </w:p>
-    <w:p>
-      <w:pPr>
-        <w:pStyle w:val="Normal1"/>
-        <w:pBdr/>
-        <w:spacing w:lineRule="auto" w:line="259"/>
-        <w:ind w:hanging="426" w:left="852"/>
-        <w:rPr>
-          <w:rFonts w:ascii="Verdana" w:hAnsi="Verdana" w:eastAsia="Verdana" w:cs="Verdana"/>
-          <w:b/>
-          <w:bCs/>
-          <w:color w:val="000000"/>
-          <w:sz w:val="22"/>
-          <w:szCs w:val="22"/>
-          <w:highlight w:val="yellow"/>
-        </w:rPr>
-      </w:pPr>
-      <w:r>
-        <w:rPr>
-          <w:rFonts w:eastAsia="Verdana" w:cs="Verdana" w:ascii="Verdana" w:hAnsi="Verdana"/>
-          <w:b/>
-          <w:bCs/>
-          <w:color w:val="000000"/>
-          <w:sz w:val="22"/>
-          <w:szCs w:val="22"/>
-          <w:highlight w:val="yellow"/>
-        </w:rPr>
-      </w:r>
-    </w:p>
-    <w:p>
-      <w:pPr>
-        <w:pStyle w:val="Normal1"/>
-        <w:pBdr/>
-        <w:spacing w:lineRule="auto" w:line="259"/>
-        <w:ind w:hanging="426" w:left="852"/>
-        <w:rPr>
-          <w:rFonts w:ascii="Verdana" w:hAnsi="Verdana" w:eastAsia="Verdana" w:cs="Verdana"/>
-          <w:b/>
-          <w:bCs/>
-          <w:color w:val="000000"/>
-          <w:sz w:val="22"/>
-          <w:szCs w:val="22"/>
-          <w:highlight w:val="yellow"/>
-        </w:rPr>
-      </w:pPr>
-      <w:r>
-        <w:rPr>
-          <w:rFonts w:eastAsia="Verdana" w:cs="Verdana" w:ascii="Verdana" w:hAnsi="Verdana"/>
-          <w:b/>
-          <w:bCs/>
-          <w:color w:val="000000"/>
-          <w:sz w:val="22"/>
-          <w:szCs w:val="22"/>
-          <w:highlight w:val="yellow"/>
-        </w:rPr>
-      </w:r>
-    </w:p>
-    <w:p>
-      <w:pPr>
-        <w:pStyle w:val="Normal1"/>
-        <w:pBdr/>
+        <w:spacing w:lineRule="auto" w:line="259"/>
+        <w:ind w:hanging="426" w:left="852"/>
+        <w:rPr>
+          <w:rFonts w:ascii="Verdana" w:hAnsi="Verdana" w:eastAsia="Verdana" w:cs="Verdana"/>
+          <w:b/>
+          <w:bCs/>
+          <w:color w:val="000000"/>
+          <w:sz w:val="22"/>
+          <w:szCs w:val="22"/>
+          <w:highlight w:val="yellow"/>
+        </w:rPr>
+      </w:pPr>
+      <w:r>
+        <w:rPr>
+          <w:rFonts w:eastAsia="Verdana" w:cs="Verdana" w:ascii="Verdana" w:hAnsi="Verdana"/>
+          <w:b/>
+          <w:bCs/>
+          <w:color w:val="000000"/>
+          <w:sz w:val="22"/>
+          <w:szCs w:val="22"/>
+          <w:highlight w:val="yellow"/>
+        </w:rPr>
+      </w:r>
+    </w:p>
+    <w:p>
+      <w:pPr>
+        <w:pStyle w:val="Normal1"/>
+        <w:spacing w:lineRule="auto" w:line="259"/>
+        <w:ind w:hanging="426" w:left="852"/>
+        <w:rPr>
+          <w:rFonts w:ascii="Verdana" w:hAnsi="Verdana" w:eastAsia="Verdana" w:cs="Verdana"/>
+          <w:b/>
+          <w:bCs/>
+          <w:color w:val="000000"/>
+          <w:sz w:val="22"/>
+          <w:szCs w:val="22"/>
+          <w:highlight w:val="yellow"/>
+        </w:rPr>
+      </w:pPr>
+      <w:r>
+        <w:rPr>
+          <w:rFonts w:eastAsia="Verdana" w:cs="Verdana" w:ascii="Verdana" w:hAnsi="Verdana"/>
+          <w:b/>
+          <w:bCs/>
+          <w:color w:val="000000"/>
+          <w:sz w:val="22"/>
+          <w:szCs w:val="22"/>
+          <w:highlight w:val="yellow"/>
+        </w:rPr>
+      </w:r>
+    </w:p>
+    <w:p>
+      <w:pPr>
+        <w:pStyle w:val="Normal1"/>
+        <w:spacing w:lineRule="auto" w:line="259"/>
+        <w:ind w:hanging="426" w:left="852"/>
+        <w:rPr>
+          <w:rFonts w:ascii="Verdana" w:hAnsi="Verdana" w:eastAsia="Verdana" w:cs="Verdana"/>
+          <w:b/>
+          <w:bCs/>
+          <w:color w:val="000000"/>
+          <w:sz w:val="22"/>
+          <w:szCs w:val="22"/>
+          <w:highlight w:val="yellow"/>
+        </w:rPr>
+      </w:pPr>
+      <w:r>
+        <w:rPr>
+          <w:rFonts w:eastAsia="Verdana" w:cs="Verdana" w:ascii="Verdana" w:hAnsi="Verdana"/>
+          <w:b/>
+          <w:bCs/>
+          <w:color w:val="000000"/>
+          <w:sz w:val="22"/>
+          <w:szCs w:val="22"/>
+          <w:highlight w:val="yellow"/>
+        </w:rPr>
+      </w:r>
+    </w:p>
+    <w:p>
+      <w:pPr>
+        <w:pStyle w:val="Normal1"/>
         <w:spacing w:lineRule="auto" w:line="259"/>
         <w:ind w:hanging="426" w:left="426"/>
         <w:rPr>
@@ -1767,7 +2921,6 @@
     <w:p>
       <w:pPr>
         <w:pStyle w:val="Normal1"/>
-        <w:pBdr/>
         <w:spacing w:lineRule="auto" w:line="259"/>
         <w:ind w:hanging="426" w:left="852"/>
         <w:rPr>
@@ -1794,137 +2947,130 @@
     <w:p>
       <w:pPr>
         <w:pStyle w:val="Normal1"/>
-        <w:pBdr/>
-        <w:spacing w:lineRule="auto" w:line="259"/>
-        <w:rPr>
-          <w:rFonts w:ascii="Verdana" w:hAnsi="Verdana" w:eastAsia="Verdana" w:cs="Verdana"/>
-          <w:color w:val="000000"/>
-          <w:sz w:val="22"/>
-          <w:szCs w:val="22"/>
-        </w:rPr>
-      </w:pPr>
-      <w:r>
-        <w:rPr>
-          <w:rFonts w:eastAsia="Verdana" w:cs="Verdana" w:ascii="Verdana" w:hAnsi="Verdana"/>
-          <w:color w:val="000000"/>
-          <w:sz w:val="22"/>
-          <w:szCs w:val="22"/>
-        </w:rPr>
-      </w:r>
-    </w:p>
-    <w:p>
-      <w:pPr>
-        <w:pStyle w:val="Normal1"/>
-        <w:pBdr/>
-        <w:spacing w:lineRule="auto" w:line="259"/>
-        <w:rPr>
-          <w:rFonts w:ascii="Verdana" w:hAnsi="Verdana" w:eastAsia="Verdana" w:cs="Verdana"/>
-          <w:color w:val="000000"/>
-          <w:sz w:val="22"/>
-          <w:szCs w:val="22"/>
-        </w:rPr>
-      </w:pPr>
-      <w:r>
-        <w:rPr>
-          <w:rFonts w:eastAsia="Verdana" w:cs="Verdana" w:ascii="Verdana" w:hAnsi="Verdana"/>
-          <w:color w:val="000000"/>
-          <w:sz w:val="22"/>
-          <w:szCs w:val="22"/>
-        </w:rPr>
-      </w:r>
-    </w:p>
-    <w:p>
-      <w:pPr>
-        <w:pStyle w:val="Normal1"/>
-        <w:pBdr/>
-        <w:spacing w:lineRule="auto" w:line="259"/>
-        <w:rPr>
-          <w:rFonts w:ascii="Verdana" w:hAnsi="Verdana" w:eastAsia="Verdana" w:cs="Verdana"/>
-          <w:color w:val="000000"/>
-          <w:sz w:val="22"/>
-          <w:szCs w:val="22"/>
-        </w:rPr>
-      </w:pPr>
-      <w:r>
-        <w:rPr>
-          <w:rFonts w:eastAsia="Verdana" w:cs="Verdana" w:ascii="Verdana" w:hAnsi="Verdana"/>
-          <w:color w:val="000000"/>
-          <w:sz w:val="22"/>
-          <w:szCs w:val="22"/>
-        </w:rPr>
-      </w:r>
-    </w:p>
-    <w:p>
-      <w:pPr>
-        <w:pStyle w:val="Normal1"/>
-        <w:pBdr/>
-        <w:spacing w:lineRule="auto" w:line="259"/>
-        <w:rPr>
-          <w:rFonts w:ascii="Verdana" w:hAnsi="Verdana" w:eastAsia="Verdana" w:cs="Verdana"/>
-          <w:color w:val="000000"/>
-          <w:sz w:val="22"/>
-          <w:szCs w:val="22"/>
-        </w:rPr>
-      </w:pPr>
-      <w:r>
-        <w:rPr>
-          <w:rFonts w:eastAsia="Verdana" w:cs="Verdana" w:ascii="Verdana" w:hAnsi="Verdana"/>
-          <w:color w:val="000000"/>
-          <w:sz w:val="22"/>
-          <w:szCs w:val="22"/>
-        </w:rPr>
-      </w:r>
-    </w:p>
-    <w:p>
-      <w:pPr>
-        <w:pStyle w:val="Normal1"/>
-        <w:pBdr/>
-        <w:spacing w:lineRule="auto" w:line="259"/>
-        <w:rPr>
-          <w:rFonts w:ascii="Verdana" w:hAnsi="Verdana" w:eastAsia="Verdana" w:cs="Verdana"/>
-          <w:color w:val="000000"/>
-          <w:sz w:val="22"/>
-          <w:szCs w:val="22"/>
-        </w:rPr>
-      </w:pPr>
-      <w:r>
-        <w:rPr>
-          <w:rFonts w:eastAsia="Verdana" w:cs="Verdana" w:ascii="Verdana" w:hAnsi="Verdana"/>
-          <w:color w:val="000000"/>
-          <w:sz w:val="22"/>
-          <w:szCs w:val="22"/>
-        </w:rPr>
-      </w:r>
-    </w:p>
-    <w:p>
-      <w:pPr>
-        <w:pStyle w:val="Normal1"/>
-        <w:pBdr/>
-        <w:spacing w:lineRule="auto" w:line="259"/>
-        <w:rPr>
-          <w:rFonts w:ascii="Verdana" w:hAnsi="Verdana" w:eastAsia="Verdana" w:cs="Verdana"/>
-          <w:b/>
-          <w:bCs/>
-          <w:color w:val="000000"/>
-          <w:sz w:val="22"/>
-          <w:szCs w:val="22"/>
-        </w:rPr>
-      </w:pPr>
-      <w:r>
-        <w:rPr>
-          <w:rFonts w:eastAsia="Verdana" w:cs="Verdana" w:ascii="Verdana" w:hAnsi="Verdana"/>
-          <w:b/>
-          <w:bCs/>
-          <w:color w:val="000000"/>
-          <w:sz w:val="22"/>
-          <w:szCs w:val="22"/>
-        </w:rPr>
-      </w:r>
-    </w:p>
-    <w:p>
-      <w:pPr>
-        <w:pStyle w:val="Normal1"/>
-        <w:pBdr/>
+        <w:spacing w:lineRule="auto" w:line="259"/>
+        <w:rPr>
+          <w:rFonts w:ascii="Verdana" w:hAnsi="Verdana" w:eastAsia="Verdana" w:cs="Verdana"/>
+          <w:color w:val="000000"/>
+          <w:sz w:val="22"/>
+          <w:szCs w:val="22"/>
+        </w:rPr>
+      </w:pPr>
+      <w:r>
+        <w:rPr>
+          <w:rFonts w:eastAsia="Verdana" w:cs="Verdana" w:ascii="Verdana" w:hAnsi="Verdana"/>
+          <w:color w:val="000000"/>
+          <w:sz w:val="22"/>
+          <w:szCs w:val="22"/>
+        </w:rPr>
+      </w:r>
+    </w:p>
+    <w:p>
+      <w:pPr>
+        <w:pStyle w:val="Normal1"/>
+        <w:spacing w:lineRule="auto" w:line="259"/>
+        <w:rPr>
+          <w:rFonts w:ascii="Verdana" w:hAnsi="Verdana" w:eastAsia="Verdana" w:cs="Verdana"/>
+          <w:color w:val="000000"/>
+          <w:sz w:val="22"/>
+          <w:szCs w:val="22"/>
+        </w:rPr>
+      </w:pPr>
+      <w:r>
+        <w:rPr>
+          <w:rFonts w:eastAsia="Verdana" w:cs="Verdana" w:ascii="Verdana" w:hAnsi="Verdana"/>
+          <w:color w:val="000000"/>
+          <w:sz w:val="22"/>
+          <w:szCs w:val="22"/>
+        </w:rPr>
+      </w:r>
+    </w:p>
+    <w:p>
+      <w:pPr>
+        <w:pStyle w:val="Normal1"/>
+        <w:spacing w:lineRule="auto" w:line="259"/>
+        <w:rPr>
+          <w:rFonts w:ascii="Verdana" w:hAnsi="Verdana" w:eastAsia="Verdana" w:cs="Verdana"/>
+          <w:color w:val="000000"/>
+          <w:sz w:val="22"/>
+          <w:szCs w:val="22"/>
+        </w:rPr>
+      </w:pPr>
+      <w:r>
+        <w:rPr>
+          <w:rFonts w:eastAsia="Verdana" w:cs="Verdana" w:ascii="Verdana" w:hAnsi="Verdana"/>
+          <w:color w:val="000000"/>
+          <w:sz w:val="22"/>
+          <w:szCs w:val="22"/>
+        </w:rPr>
+      </w:r>
+    </w:p>
+    <w:p>
+      <w:pPr>
+        <w:pStyle w:val="Normal1"/>
+        <w:spacing w:lineRule="auto" w:line="259"/>
+        <w:rPr>
+          <w:rFonts w:ascii="Verdana" w:hAnsi="Verdana" w:eastAsia="Verdana" w:cs="Verdana"/>
+          <w:color w:val="000000"/>
+          <w:sz w:val="22"/>
+          <w:szCs w:val="22"/>
+        </w:rPr>
+      </w:pPr>
+      <w:r>
+        <w:rPr>
+          <w:rFonts w:eastAsia="Verdana" w:cs="Verdana" w:ascii="Verdana" w:hAnsi="Verdana"/>
+          <w:color w:val="000000"/>
+          <w:sz w:val="22"/>
+          <w:szCs w:val="22"/>
+        </w:rPr>
+      </w:r>
+    </w:p>
+    <w:p>
+      <w:pPr>
+        <w:pStyle w:val="Normal1"/>
+        <w:spacing w:lineRule="auto" w:line="259"/>
+        <w:rPr>
+          <w:rFonts w:ascii="Verdana" w:hAnsi="Verdana" w:eastAsia="Verdana" w:cs="Verdana"/>
+          <w:color w:val="000000"/>
+          <w:sz w:val="22"/>
+          <w:szCs w:val="22"/>
+        </w:rPr>
+      </w:pPr>
+      <w:r>
+        <w:rPr>
+          <w:rFonts w:eastAsia="Verdana" w:cs="Verdana" w:ascii="Verdana" w:hAnsi="Verdana"/>
+          <w:color w:val="000000"/>
+          <w:sz w:val="22"/>
+          <w:szCs w:val="22"/>
+        </w:rPr>
+      </w:r>
+    </w:p>
+    <w:p>
+      <w:pPr>
+        <w:pStyle w:val="Normal1"/>
+        <w:spacing w:lineRule="auto" w:line="259"/>
+        <w:rPr>
+          <w:rFonts w:ascii="Verdana" w:hAnsi="Verdana" w:eastAsia="Verdana" w:cs="Verdana"/>
+          <w:b/>
+          <w:bCs/>
+          <w:color w:val="000000"/>
+          <w:sz w:val="22"/>
+          <w:szCs w:val="22"/>
+        </w:rPr>
+      </w:pPr>
+      <w:r>
+        <w:rPr>
+          <w:rFonts w:eastAsia="Verdana" w:cs="Verdana" w:ascii="Verdana" w:hAnsi="Verdana"/>
+          <w:b/>
+          <w:bCs/>
+          <w:color w:val="000000"/>
+          <w:sz w:val="22"/>
+          <w:szCs w:val="22"/>
+        </w:rPr>
+      </w:r>
+    </w:p>
+    <w:p>
+      <w:pPr>
+        <w:pStyle w:val="Normal1"/>
         <w:spacing w:lineRule="auto" w:line="259"/>
         <w:ind w:hanging="426" w:left="426"/>
         <w:rPr>
@@ -1953,7 +3099,7 @@
           <wp:inline distT="0" distB="0" distL="0" distR="0">
             <wp:extent cx="114300" cy="114300"/>
             <wp:effectExtent l="0" t="0" r="0" b="0"/>
-            <wp:docPr id="4" name="Imagen3" descr=""/>
+            <wp:docPr id="12" name="Imagen3" descr=""/>
             <wp:cNvGraphicFramePr>
               <a:graphicFrameLocks xmlns:a="http://schemas.openxmlformats.org/drawingml/2006/main" noChangeAspect="1"/>
             </wp:cNvGraphicFramePr>
@@ -1961,7 +3107,7 @@
               <a:graphicData uri="http://schemas.openxmlformats.org/drawingml/2006/picture">
                 <pic:pic xmlns:pic="http://schemas.openxmlformats.org/drawingml/2006/picture">
                   <pic:nvPicPr>
-                    <pic:cNvPr id="4" name="Imagen3" descr=""/>
+                    <pic:cNvPr id="12" name="Imagen3" descr=""/>
                     <pic:cNvPicPr>
                       <a:picLocks noChangeAspect="1" noChangeArrowheads="1"/>
                     </pic:cNvPicPr>
@@ -1991,7 +3137,6 @@
     <w:p>
       <w:pPr>
         <w:pStyle w:val="Normal1"/>
-        <w:pBdr/>
         <w:spacing w:lineRule="auto" w:line="259"/>
         <w:ind w:hanging="426" w:left="426"/>
         <w:rPr>
@@ -2017,7 +3162,6 @@
     <w:p>
       <w:pPr>
         <w:pStyle w:val="Normal1"/>
-        <w:pBdr/>
         <w:spacing w:lineRule="auto" w:line="259"/>
         <w:ind w:hanging="426" w:left="426"/>
         <w:rPr>
@@ -2046,7 +3190,6 @@
     <w:p>
       <w:pPr>
         <w:pStyle w:val="Normal1"/>
-        <w:pBdr/>
         <w:spacing w:lineRule="auto" w:line="259"/>
         <w:ind w:hanging="426" w:left="852"/>
         <w:rPr>
@@ -2073,119 +3216,114 @@
     <w:p>
       <w:pPr>
         <w:pStyle w:val="Normal1"/>
-        <w:pBdr/>
-        <w:spacing w:lineRule="auto" w:line="259"/>
-        <w:ind w:hanging="426" w:left="852"/>
-        <w:rPr>
-          <w:rFonts w:ascii="Verdana" w:hAnsi="Verdana" w:eastAsia="Verdana" w:cs="Verdana"/>
-          <w:b/>
-          <w:bCs/>
-          <w:color w:val="000000"/>
-          <w:sz w:val="22"/>
-          <w:szCs w:val="22"/>
-          <w:highlight w:val="yellow"/>
-        </w:rPr>
-      </w:pPr>
-      <w:r>
-        <w:rPr>
-          <w:rFonts w:eastAsia="Verdana" w:cs="Verdana" w:ascii="Verdana" w:hAnsi="Verdana"/>
-          <w:b/>
-          <w:bCs/>
-          <w:color w:val="000000"/>
-          <w:sz w:val="22"/>
-          <w:szCs w:val="22"/>
-          <w:highlight w:val="yellow"/>
-        </w:rPr>
-      </w:r>
-    </w:p>
-    <w:p>
-      <w:pPr>
-        <w:pStyle w:val="Normal1"/>
-        <w:pBdr/>
-        <w:spacing w:lineRule="auto" w:line="259"/>
-        <w:ind w:hanging="426" w:left="852"/>
-        <w:rPr>
-          <w:rFonts w:ascii="Verdana" w:hAnsi="Verdana" w:eastAsia="Verdana" w:cs="Verdana"/>
-          <w:b/>
-          <w:bCs/>
-          <w:color w:val="000000"/>
-          <w:sz w:val="22"/>
-          <w:szCs w:val="22"/>
-          <w:highlight w:val="yellow"/>
-        </w:rPr>
-      </w:pPr>
-      <w:r>
-        <w:rPr>
-          <w:rFonts w:eastAsia="Verdana" w:cs="Verdana" w:ascii="Verdana" w:hAnsi="Verdana"/>
-          <w:b/>
-          <w:bCs/>
-          <w:color w:val="000000"/>
-          <w:sz w:val="22"/>
-          <w:szCs w:val="22"/>
-          <w:highlight w:val="yellow"/>
-        </w:rPr>
-      </w:r>
-    </w:p>
-    <w:p>
-      <w:pPr>
-        <w:pStyle w:val="Normal1"/>
-        <w:pBdr/>
-        <w:spacing w:lineRule="auto" w:line="259"/>
-        <w:ind w:hanging="426" w:left="852"/>
-        <w:rPr>
-          <w:rFonts w:ascii="Verdana" w:hAnsi="Verdana" w:eastAsia="Verdana" w:cs="Verdana"/>
-          <w:b/>
-          <w:bCs/>
-          <w:color w:val="000000"/>
-          <w:sz w:val="22"/>
-          <w:szCs w:val="22"/>
-          <w:highlight w:val="yellow"/>
-        </w:rPr>
-      </w:pPr>
-      <w:r>
-        <w:rPr>
-          <w:rFonts w:eastAsia="Verdana" w:cs="Verdana" w:ascii="Verdana" w:hAnsi="Verdana"/>
-          <w:b/>
-          <w:bCs/>
-          <w:color w:val="000000"/>
-          <w:sz w:val="22"/>
-          <w:szCs w:val="22"/>
-          <w:highlight w:val="yellow"/>
-        </w:rPr>
-      </w:r>
-    </w:p>
-    <w:p>
-      <w:pPr>
-        <w:pStyle w:val="Normal1"/>
-        <w:pBdr/>
-        <w:spacing w:lineRule="auto" w:line="259"/>
-        <w:ind w:hanging="426" w:left="852"/>
-        <w:rPr>
-          <w:rFonts w:ascii="Verdana" w:hAnsi="Verdana" w:eastAsia="Verdana" w:cs="Verdana"/>
-          <w:b/>
-          <w:bCs/>
-          <w:color w:val="000000"/>
-          <w:sz w:val="22"/>
-          <w:szCs w:val="22"/>
-          <w:highlight w:val="yellow"/>
-        </w:rPr>
-      </w:pPr>
-      <w:r>
-        <w:rPr>
-          <w:rFonts w:eastAsia="Verdana" w:cs="Verdana" w:ascii="Verdana" w:hAnsi="Verdana"/>
-          <w:b/>
-          <w:bCs/>
-          <w:color w:val="000000"/>
-          <w:sz w:val="22"/>
-          <w:szCs w:val="22"/>
-          <w:highlight w:val="yellow"/>
-        </w:rPr>
-      </w:r>
-    </w:p>
-    <w:p>
-      <w:pPr>
-        <w:pStyle w:val="Normal1"/>
-        <w:pBdr/>
+        <w:spacing w:lineRule="auto" w:line="259"/>
+        <w:ind w:hanging="426" w:left="852"/>
+        <w:rPr>
+          <w:rFonts w:ascii="Verdana" w:hAnsi="Verdana" w:eastAsia="Verdana" w:cs="Verdana"/>
+          <w:b/>
+          <w:bCs/>
+          <w:color w:val="000000"/>
+          <w:sz w:val="22"/>
+          <w:szCs w:val="22"/>
+          <w:highlight w:val="yellow"/>
+        </w:rPr>
+      </w:pPr>
+      <w:r>
+        <w:rPr>
+          <w:rFonts w:eastAsia="Verdana" w:cs="Verdana" w:ascii="Verdana" w:hAnsi="Verdana"/>
+          <w:b/>
+          <w:bCs/>
+          <w:color w:val="000000"/>
+          <w:sz w:val="22"/>
+          <w:szCs w:val="22"/>
+          <w:highlight w:val="yellow"/>
+        </w:rPr>
+      </w:r>
+    </w:p>
+    <w:p>
+      <w:pPr>
+        <w:pStyle w:val="Normal1"/>
+        <w:spacing w:lineRule="auto" w:line="259"/>
+        <w:ind w:hanging="426" w:left="852"/>
+        <w:rPr>
+          <w:rFonts w:ascii="Verdana" w:hAnsi="Verdana" w:eastAsia="Verdana" w:cs="Verdana"/>
+          <w:b/>
+          <w:bCs/>
+          <w:color w:val="000000"/>
+          <w:sz w:val="22"/>
+          <w:szCs w:val="22"/>
+          <w:highlight w:val="yellow"/>
+        </w:rPr>
+      </w:pPr>
+      <w:r>
+        <w:rPr>
+          <w:rFonts w:eastAsia="Verdana" w:cs="Verdana" w:ascii="Verdana" w:hAnsi="Verdana"/>
+          <w:b/>
+          <w:bCs/>
+          <w:color w:val="000000"/>
+          <w:sz w:val="22"/>
+          <w:szCs w:val="22"/>
+          <w:highlight w:val="yellow"/>
+        </w:rPr>
+      </w:r>
+    </w:p>
+    <w:p>
+      <w:pPr>
+        <w:pStyle w:val="Normal1"/>
+        <w:spacing w:lineRule="auto" w:line="259"/>
+        <w:ind w:hanging="426" w:left="852"/>
+        <w:rPr>
+          <w:rFonts w:ascii="Verdana" w:hAnsi="Verdana" w:eastAsia="Verdana" w:cs="Verdana"/>
+          <w:b/>
+          <w:bCs/>
+          <w:color w:val="000000"/>
+          <w:sz w:val="22"/>
+          <w:szCs w:val="22"/>
+          <w:highlight w:val="yellow"/>
+        </w:rPr>
+      </w:pPr>
+      <w:r>
+        <w:rPr>
+          <w:rFonts w:eastAsia="Verdana" w:cs="Verdana" w:ascii="Verdana" w:hAnsi="Verdana"/>
+          <w:b/>
+          <w:bCs/>
+          <w:color w:val="000000"/>
+          <w:sz w:val="22"/>
+          <w:szCs w:val="22"/>
+          <w:highlight w:val="yellow"/>
+        </w:rPr>
+      </w:r>
+    </w:p>
+    <w:p>
+      <w:pPr>
+        <w:pStyle w:val="Normal1"/>
+        <w:spacing w:lineRule="auto" w:line="259"/>
+        <w:ind w:hanging="426" w:left="852"/>
+        <w:rPr>
+          <w:rFonts w:ascii="Verdana" w:hAnsi="Verdana" w:eastAsia="Verdana" w:cs="Verdana"/>
+          <w:b/>
+          <w:bCs/>
+          <w:color w:val="000000"/>
+          <w:sz w:val="22"/>
+          <w:szCs w:val="22"/>
+          <w:highlight w:val="yellow"/>
+        </w:rPr>
+      </w:pPr>
+      <w:r>
+        <w:rPr>
+          <w:rFonts w:eastAsia="Verdana" w:cs="Verdana" w:ascii="Verdana" w:hAnsi="Verdana"/>
+          <w:b/>
+          <w:bCs/>
+          <w:color w:val="000000"/>
+          <w:sz w:val="22"/>
+          <w:szCs w:val="22"/>
+          <w:highlight w:val="yellow"/>
+        </w:rPr>
+      </w:r>
+    </w:p>
+    <w:p>
+      <w:pPr>
+        <w:pStyle w:val="Normal1"/>
         <w:spacing w:lineRule="auto" w:line="259"/>
         <w:ind w:hanging="426" w:left="426"/>
         <w:rPr>
@@ -2214,7 +3352,6 @@
     <w:p>
       <w:pPr>
         <w:pStyle w:val="Normal1"/>
-        <w:pBdr/>
         <w:spacing w:lineRule="auto" w:line="259"/>
         <w:ind w:hanging="426" w:left="852"/>
         <w:rPr>
@@ -2241,147 +3378,141 @@
     <w:p>
       <w:pPr>
         <w:pStyle w:val="Normal1"/>
-        <w:pBdr/>
-        <w:spacing w:lineRule="auto" w:line="259"/>
-        <w:ind w:hanging="426" w:left="852"/>
-        <w:rPr>
-          <w:rFonts w:ascii="Verdana" w:hAnsi="Verdana" w:eastAsia="Verdana" w:cs="Verdana"/>
-          <w:b/>
-          <w:bCs/>
-          <w:color w:val="000000"/>
-          <w:sz w:val="22"/>
-          <w:szCs w:val="22"/>
-          <w:highlight w:val="yellow"/>
-        </w:rPr>
-      </w:pPr>
-      <w:r>
-        <w:rPr>
-          <w:rFonts w:eastAsia="Verdana" w:cs="Verdana" w:ascii="Verdana" w:hAnsi="Verdana"/>
-          <w:b/>
-          <w:bCs/>
-          <w:color w:val="000000"/>
-          <w:sz w:val="22"/>
-          <w:szCs w:val="22"/>
-          <w:highlight w:val="yellow"/>
-        </w:rPr>
-      </w:r>
-    </w:p>
-    <w:p>
-      <w:pPr>
-        <w:pStyle w:val="Normal1"/>
-        <w:pBdr/>
-        <w:spacing w:lineRule="auto" w:line="259"/>
-        <w:ind w:hanging="426" w:left="852"/>
-        <w:rPr>
-          <w:rFonts w:ascii="Verdana" w:hAnsi="Verdana" w:eastAsia="Verdana" w:cs="Verdana"/>
-          <w:b/>
-          <w:bCs/>
-          <w:color w:val="000000"/>
-          <w:sz w:val="22"/>
-          <w:szCs w:val="22"/>
-          <w:highlight w:val="yellow"/>
-        </w:rPr>
-      </w:pPr>
-      <w:r>
-        <w:rPr>
-          <w:rFonts w:eastAsia="Verdana" w:cs="Verdana" w:ascii="Verdana" w:hAnsi="Verdana"/>
-          <w:b/>
-          <w:bCs/>
-          <w:color w:val="000000"/>
-          <w:sz w:val="22"/>
-          <w:szCs w:val="22"/>
-          <w:highlight w:val="yellow"/>
-        </w:rPr>
-      </w:r>
-    </w:p>
-    <w:p>
-      <w:pPr>
-        <w:pStyle w:val="Normal1"/>
-        <w:pBdr/>
-        <w:spacing w:lineRule="auto" w:line="259"/>
-        <w:ind w:hanging="426" w:left="852"/>
-        <w:rPr>
-          <w:rFonts w:ascii="Verdana" w:hAnsi="Verdana" w:eastAsia="Verdana" w:cs="Verdana"/>
-          <w:b/>
-          <w:bCs/>
-          <w:color w:val="000000"/>
-          <w:sz w:val="22"/>
-          <w:szCs w:val="22"/>
-          <w:highlight w:val="yellow"/>
-        </w:rPr>
-      </w:pPr>
-      <w:r>
-        <w:rPr>
-          <w:rFonts w:eastAsia="Verdana" w:cs="Verdana" w:ascii="Verdana" w:hAnsi="Verdana"/>
-          <w:b/>
-          <w:bCs/>
-          <w:color w:val="000000"/>
-          <w:sz w:val="22"/>
-          <w:szCs w:val="22"/>
-          <w:highlight w:val="yellow"/>
-        </w:rPr>
-      </w:r>
-    </w:p>
-    <w:p>
-      <w:pPr>
-        <w:pStyle w:val="Normal1"/>
-        <w:pBdr/>
-        <w:spacing w:lineRule="auto" w:line="259"/>
-        <w:ind w:hanging="426" w:left="852"/>
-        <w:rPr>
-          <w:rFonts w:ascii="Verdana" w:hAnsi="Verdana" w:eastAsia="Verdana" w:cs="Verdana"/>
-          <w:b/>
-          <w:bCs/>
-          <w:color w:val="000000"/>
-          <w:sz w:val="22"/>
-          <w:szCs w:val="22"/>
-          <w:highlight w:val="yellow"/>
-        </w:rPr>
-      </w:pPr>
-      <w:r>
-        <w:rPr>
-          <w:rFonts w:eastAsia="Verdana" w:cs="Verdana" w:ascii="Verdana" w:hAnsi="Verdana"/>
-          <w:b/>
-          <w:bCs/>
-          <w:color w:val="000000"/>
-          <w:sz w:val="22"/>
-          <w:szCs w:val="22"/>
-          <w:highlight w:val="yellow"/>
-        </w:rPr>
-      </w:r>
-    </w:p>
-    <w:p>
-      <w:pPr>
-        <w:pStyle w:val="Normal1"/>
-        <w:pBdr/>
-        <w:spacing w:lineRule="auto" w:line="259"/>
-        <w:ind w:hanging="426" w:left="852"/>
-        <w:rPr>
-          <w:rFonts w:ascii="Verdana" w:hAnsi="Verdana" w:eastAsia="Verdana" w:cs="Verdana"/>
-          <w:b/>
-          <w:bCs/>
-          <w:color w:val="000000"/>
-          <w:sz w:val="22"/>
-          <w:szCs w:val="22"/>
-          <w:highlight w:val="yellow"/>
-        </w:rPr>
-      </w:pPr>
-      <w:r>
-        <w:rPr>
-          <w:rFonts w:eastAsia="Verdana" w:cs="Verdana" w:ascii="Verdana" w:hAnsi="Verdana"/>
-          <w:b/>
-          <w:bCs/>
-          <w:color w:val="000000"/>
-          <w:sz w:val="22"/>
-          <w:szCs w:val="22"/>
-          <w:highlight w:val="yellow"/>
-        </w:rPr>
-      </w:r>
-    </w:p>
-    <w:p>
-      <w:pPr>
-        <w:pStyle w:val="Normal1"/>
-        <w:pBdr/>
+        <w:spacing w:lineRule="auto" w:line="259"/>
+        <w:ind w:hanging="426" w:left="852"/>
+        <w:rPr>
+          <w:rFonts w:ascii="Verdana" w:hAnsi="Verdana" w:eastAsia="Verdana" w:cs="Verdana"/>
+          <w:b/>
+          <w:bCs/>
+          <w:color w:val="000000"/>
+          <w:sz w:val="22"/>
+          <w:szCs w:val="22"/>
+          <w:highlight w:val="yellow"/>
+        </w:rPr>
+      </w:pPr>
+      <w:r>
+        <w:rPr>
+          <w:rFonts w:eastAsia="Verdana" w:cs="Verdana" w:ascii="Verdana" w:hAnsi="Verdana"/>
+          <w:b/>
+          <w:bCs/>
+          <w:color w:val="000000"/>
+          <w:sz w:val="22"/>
+          <w:szCs w:val="22"/>
+          <w:highlight w:val="yellow"/>
+        </w:rPr>
+      </w:r>
+    </w:p>
+    <w:p>
+      <w:pPr>
+        <w:pStyle w:val="Normal1"/>
+        <w:spacing w:lineRule="auto" w:line="259"/>
+        <w:ind w:hanging="426" w:left="852"/>
+        <w:rPr>
+          <w:rFonts w:ascii="Verdana" w:hAnsi="Verdana" w:eastAsia="Verdana" w:cs="Verdana"/>
+          <w:b/>
+          <w:bCs/>
+          <w:color w:val="000000"/>
+          <w:sz w:val="22"/>
+          <w:szCs w:val="22"/>
+          <w:highlight w:val="yellow"/>
+        </w:rPr>
+      </w:pPr>
+      <w:r>
+        <w:rPr>
+          <w:rFonts w:eastAsia="Verdana" w:cs="Verdana" w:ascii="Verdana" w:hAnsi="Verdana"/>
+          <w:b/>
+          <w:bCs/>
+          <w:color w:val="000000"/>
+          <w:sz w:val="22"/>
+          <w:szCs w:val="22"/>
+          <w:highlight w:val="yellow"/>
+        </w:rPr>
+      </w:r>
+    </w:p>
+    <w:p>
+      <w:pPr>
+        <w:pStyle w:val="Normal1"/>
+        <w:spacing w:lineRule="auto" w:line="259"/>
+        <w:ind w:hanging="426" w:left="852"/>
+        <w:rPr>
+          <w:rFonts w:ascii="Verdana" w:hAnsi="Verdana" w:eastAsia="Verdana" w:cs="Verdana"/>
+          <w:b/>
+          <w:bCs/>
+          <w:color w:val="000000"/>
+          <w:sz w:val="22"/>
+          <w:szCs w:val="22"/>
+          <w:highlight w:val="yellow"/>
+        </w:rPr>
+      </w:pPr>
+      <w:r>
+        <w:rPr>
+          <w:rFonts w:eastAsia="Verdana" w:cs="Verdana" w:ascii="Verdana" w:hAnsi="Verdana"/>
+          <w:b/>
+          <w:bCs/>
+          <w:color w:val="000000"/>
+          <w:sz w:val="22"/>
+          <w:szCs w:val="22"/>
+          <w:highlight w:val="yellow"/>
+        </w:rPr>
+      </w:r>
+    </w:p>
+    <w:p>
+      <w:pPr>
+        <w:pStyle w:val="Normal1"/>
+        <w:spacing w:lineRule="auto" w:line="259"/>
+        <w:ind w:hanging="426" w:left="852"/>
+        <w:rPr>
+          <w:rFonts w:ascii="Verdana" w:hAnsi="Verdana" w:eastAsia="Verdana" w:cs="Verdana"/>
+          <w:b/>
+          <w:bCs/>
+          <w:color w:val="000000"/>
+          <w:sz w:val="22"/>
+          <w:szCs w:val="22"/>
+          <w:highlight w:val="yellow"/>
+        </w:rPr>
+      </w:pPr>
+      <w:r>
+        <w:rPr>
+          <w:rFonts w:eastAsia="Verdana" w:cs="Verdana" w:ascii="Verdana" w:hAnsi="Verdana"/>
+          <w:b/>
+          <w:bCs/>
+          <w:color w:val="000000"/>
+          <w:sz w:val="22"/>
+          <w:szCs w:val="22"/>
+          <w:highlight w:val="yellow"/>
+        </w:rPr>
+      </w:r>
+    </w:p>
+    <w:p>
+      <w:pPr>
+        <w:pStyle w:val="Normal1"/>
+        <w:spacing w:lineRule="auto" w:line="259"/>
+        <w:ind w:hanging="426" w:left="852"/>
+        <w:rPr>
+          <w:rFonts w:ascii="Verdana" w:hAnsi="Verdana" w:eastAsia="Verdana" w:cs="Verdana"/>
+          <w:b/>
+          <w:bCs/>
+          <w:color w:val="000000"/>
+          <w:sz w:val="22"/>
+          <w:szCs w:val="22"/>
+          <w:highlight w:val="yellow"/>
+        </w:rPr>
+      </w:pPr>
+      <w:r>
+        <w:rPr>
+          <w:rFonts w:eastAsia="Verdana" w:cs="Verdana" w:ascii="Verdana" w:hAnsi="Verdana"/>
+          <w:b/>
+          <w:bCs/>
+          <w:color w:val="000000"/>
+          <w:sz w:val="22"/>
+          <w:szCs w:val="22"/>
+          <w:highlight w:val="yellow"/>
+        </w:rPr>
+      </w:r>
+    </w:p>
+    <w:p>
+      <w:pPr>
+        <w:pStyle w:val="Normal1"/>
         <w:spacing w:lineRule="auto" w:line="259"/>
         <w:ind w:hanging="426" w:left="426"/>
         <w:rPr>
@@ -2410,7 +3541,6 @@
     <w:p>
       <w:pPr>
         <w:pStyle w:val="Normal1"/>
-        <w:pBdr/>
         <w:spacing w:before="280" w:after="280"/>
         <w:ind w:hanging="425" w:left="425"/>
         <w:jc w:val="center"/>
@@ -2429,7 +3559,7 @@
           <wp:inline distT="0" distB="0" distL="0" distR="0">
             <wp:extent cx="2708275" cy="1896110"/>
             <wp:effectExtent l="0" t="0" r="0" b="0"/>
-            <wp:docPr id="5" name="image3.png" descr=""/>
+            <wp:docPr id="13" name="image3.png" descr=""/>
             <wp:cNvGraphicFramePr>
               <a:graphicFrameLocks xmlns:a="http://schemas.openxmlformats.org/drawingml/2006/main" noChangeAspect="1"/>
             </wp:cNvGraphicFramePr>
@@ -2437,7 +3567,7 @@
               <a:graphicData uri="http://schemas.openxmlformats.org/drawingml/2006/picture">
                 <pic:pic xmlns:pic="http://schemas.openxmlformats.org/drawingml/2006/picture">
                   <pic:nvPicPr>
-                    <pic:cNvPr id="5" name="image3.png" descr=""/>
+                    <pic:cNvPr id="13" name="image3.png" descr=""/>
                     <pic:cNvPicPr>
                       <a:picLocks noChangeAspect="1" noChangeArrowheads="1"/>
                     </pic:cNvPicPr>
@@ -2467,175 +3597,168 @@
     <w:p>
       <w:pPr>
         <w:pStyle w:val="Normal1"/>
-        <w:pBdr/>
-        <w:spacing w:lineRule="auto" w:line="259"/>
-        <w:ind w:hanging="426" w:left="852"/>
-        <w:rPr>
-          <w:rFonts w:ascii="Verdana" w:hAnsi="Verdana" w:eastAsia="Verdana" w:cs="Verdana"/>
-          <w:b/>
-          <w:bCs/>
-          <w:color w:val="000000"/>
-          <w:sz w:val="22"/>
-          <w:szCs w:val="22"/>
-          <w:highlight w:val="yellow"/>
-        </w:rPr>
-      </w:pPr>
-      <w:r>
-        <w:rPr>
-          <w:rFonts w:eastAsia="Verdana" w:cs="Verdana" w:ascii="Verdana" w:hAnsi="Verdana"/>
-          <w:b/>
-          <w:bCs/>
-          <w:color w:val="000000"/>
-          <w:sz w:val="22"/>
-          <w:szCs w:val="22"/>
-          <w:highlight w:val="yellow"/>
-        </w:rPr>
-      </w:r>
-    </w:p>
-    <w:p>
-      <w:pPr>
-        <w:pStyle w:val="Normal1"/>
-        <w:pBdr/>
-        <w:spacing w:lineRule="auto" w:line="259"/>
-        <w:ind w:hanging="426" w:left="852"/>
-        <w:rPr>
-          <w:rFonts w:ascii="Verdana" w:hAnsi="Verdana" w:eastAsia="Verdana" w:cs="Verdana"/>
-          <w:b/>
-          <w:bCs/>
-          <w:color w:val="000000"/>
-          <w:sz w:val="22"/>
-          <w:szCs w:val="22"/>
-          <w:highlight w:val="yellow"/>
-        </w:rPr>
-      </w:pPr>
-      <w:r>
-        <w:rPr>
-          <w:rFonts w:eastAsia="Verdana" w:cs="Verdana" w:ascii="Verdana" w:hAnsi="Verdana"/>
-          <w:b/>
-          <w:bCs/>
-          <w:color w:val="000000"/>
-          <w:sz w:val="22"/>
-          <w:szCs w:val="22"/>
-          <w:highlight w:val="yellow"/>
-        </w:rPr>
-      </w:r>
-    </w:p>
-    <w:p>
-      <w:pPr>
-        <w:pStyle w:val="Normal1"/>
-        <w:pBdr/>
-        <w:spacing w:lineRule="auto" w:line="259"/>
-        <w:ind w:hanging="426" w:left="852"/>
-        <w:rPr>
-          <w:rFonts w:ascii="Verdana" w:hAnsi="Verdana" w:eastAsia="Verdana" w:cs="Verdana"/>
-          <w:b/>
-          <w:bCs/>
-          <w:color w:val="000000"/>
-          <w:sz w:val="22"/>
-          <w:szCs w:val="22"/>
-          <w:highlight w:val="yellow"/>
-        </w:rPr>
-      </w:pPr>
-      <w:r>
-        <w:rPr>
-          <w:rFonts w:eastAsia="Verdana" w:cs="Verdana" w:ascii="Verdana" w:hAnsi="Verdana"/>
-          <w:b/>
-          <w:bCs/>
-          <w:color w:val="000000"/>
-          <w:sz w:val="22"/>
-          <w:szCs w:val="22"/>
-          <w:highlight w:val="yellow"/>
-        </w:rPr>
-      </w:r>
-    </w:p>
-    <w:p>
-      <w:pPr>
-        <w:pStyle w:val="Normal1"/>
-        <w:pBdr/>
-        <w:spacing w:lineRule="auto" w:line="259"/>
-        <w:ind w:hanging="426" w:left="852"/>
-        <w:rPr>
-          <w:rFonts w:ascii="Verdana" w:hAnsi="Verdana" w:eastAsia="Verdana" w:cs="Verdana"/>
-          <w:b/>
-          <w:bCs/>
-          <w:color w:val="000000"/>
-          <w:sz w:val="22"/>
-          <w:szCs w:val="22"/>
-          <w:highlight w:val="yellow"/>
-        </w:rPr>
-      </w:pPr>
-      <w:r>
-        <w:rPr>
-          <w:rFonts w:eastAsia="Verdana" w:cs="Verdana" w:ascii="Verdana" w:hAnsi="Verdana"/>
-          <w:b/>
-          <w:bCs/>
-          <w:color w:val="000000"/>
-          <w:sz w:val="22"/>
-          <w:szCs w:val="22"/>
-          <w:highlight w:val="yellow"/>
-        </w:rPr>
-      </w:r>
-    </w:p>
-    <w:p>
-      <w:pPr>
-        <w:pStyle w:val="Normal1"/>
-        <w:pBdr/>
-        <w:spacing w:lineRule="auto" w:line="259"/>
-        <w:ind w:hanging="426" w:left="852"/>
-        <w:rPr>
-          <w:rFonts w:ascii="Verdana" w:hAnsi="Verdana" w:eastAsia="Verdana" w:cs="Verdana"/>
-          <w:b/>
-          <w:bCs/>
-          <w:color w:val="000000"/>
-          <w:sz w:val="22"/>
-          <w:szCs w:val="22"/>
-          <w:highlight w:val="yellow"/>
-        </w:rPr>
-      </w:pPr>
-      <w:r>
-        <w:rPr>
-          <w:rFonts w:eastAsia="Verdana" w:cs="Verdana" w:ascii="Verdana" w:hAnsi="Verdana"/>
-          <w:b/>
-          <w:bCs/>
-          <w:color w:val="000000"/>
-          <w:sz w:val="22"/>
-          <w:szCs w:val="22"/>
-          <w:highlight w:val="yellow"/>
-        </w:rPr>
-      </w:r>
-    </w:p>
-    <w:p>
-      <w:pPr>
-        <w:pStyle w:val="Normal1"/>
-        <w:pBdr/>
-        <w:spacing w:lineRule="auto" w:line="259"/>
-        <w:ind w:hanging="426" w:left="852"/>
-        <w:rPr>
-          <w:rFonts w:ascii="Verdana" w:hAnsi="Verdana" w:eastAsia="Verdana" w:cs="Verdana"/>
-          <w:b/>
-          <w:bCs/>
-          <w:color w:val="000000"/>
-          <w:sz w:val="22"/>
-          <w:szCs w:val="22"/>
-          <w:highlight w:val="yellow"/>
-        </w:rPr>
-      </w:pPr>
-      <w:r>
-        <w:rPr>
-          <w:rFonts w:eastAsia="Verdana" w:cs="Verdana" w:ascii="Verdana" w:hAnsi="Verdana"/>
-          <w:b/>
-          <w:bCs/>
-          <w:color w:val="000000"/>
-          <w:sz w:val="22"/>
-          <w:szCs w:val="22"/>
-          <w:highlight w:val="yellow"/>
-        </w:rPr>
-      </w:r>
-    </w:p>
-    <w:p>
-      <w:pPr>
-        <w:pStyle w:val="Normal1"/>
-        <w:pBdr/>
+        <w:spacing w:lineRule="auto" w:line="259"/>
+        <w:ind w:hanging="426" w:left="852"/>
+        <w:rPr>
+          <w:rFonts w:ascii="Verdana" w:hAnsi="Verdana" w:eastAsia="Verdana" w:cs="Verdana"/>
+          <w:b/>
+          <w:bCs/>
+          <w:color w:val="000000"/>
+          <w:sz w:val="22"/>
+          <w:szCs w:val="22"/>
+          <w:highlight w:val="yellow"/>
+        </w:rPr>
+      </w:pPr>
+      <w:r>
+        <w:rPr>
+          <w:rFonts w:eastAsia="Verdana" w:cs="Verdana" w:ascii="Verdana" w:hAnsi="Verdana"/>
+          <w:b/>
+          <w:bCs/>
+          <w:color w:val="000000"/>
+          <w:sz w:val="22"/>
+          <w:szCs w:val="22"/>
+          <w:highlight w:val="yellow"/>
+        </w:rPr>
+      </w:r>
+    </w:p>
+    <w:p>
+      <w:pPr>
+        <w:pStyle w:val="Normal1"/>
+        <w:spacing w:lineRule="auto" w:line="259"/>
+        <w:ind w:hanging="426" w:left="852"/>
+        <w:rPr>
+          <w:rFonts w:ascii="Verdana" w:hAnsi="Verdana" w:eastAsia="Verdana" w:cs="Verdana"/>
+          <w:b/>
+          <w:bCs/>
+          <w:color w:val="000000"/>
+          <w:sz w:val="22"/>
+          <w:szCs w:val="22"/>
+          <w:highlight w:val="yellow"/>
+        </w:rPr>
+      </w:pPr>
+      <w:r>
+        <w:rPr>
+          <w:rFonts w:eastAsia="Verdana" w:cs="Verdana" w:ascii="Verdana" w:hAnsi="Verdana"/>
+          <w:b/>
+          <w:bCs/>
+          <w:color w:val="000000"/>
+          <w:sz w:val="22"/>
+          <w:szCs w:val="22"/>
+          <w:highlight w:val="yellow"/>
+        </w:rPr>
+      </w:r>
+    </w:p>
+    <w:p>
+      <w:pPr>
+        <w:pStyle w:val="Normal1"/>
+        <w:spacing w:lineRule="auto" w:line="259"/>
+        <w:ind w:hanging="426" w:left="852"/>
+        <w:rPr>
+          <w:rFonts w:ascii="Verdana" w:hAnsi="Verdana" w:eastAsia="Verdana" w:cs="Verdana"/>
+          <w:b/>
+          <w:bCs/>
+          <w:color w:val="000000"/>
+          <w:sz w:val="22"/>
+          <w:szCs w:val="22"/>
+          <w:highlight w:val="yellow"/>
+        </w:rPr>
+      </w:pPr>
+      <w:r>
+        <w:rPr>
+          <w:rFonts w:eastAsia="Verdana" w:cs="Verdana" w:ascii="Verdana" w:hAnsi="Verdana"/>
+          <w:b/>
+          <w:bCs/>
+          <w:color w:val="000000"/>
+          <w:sz w:val="22"/>
+          <w:szCs w:val="22"/>
+          <w:highlight w:val="yellow"/>
+        </w:rPr>
+      </w:r>
+    </w:p>
+    <w:p>
+      <w:pPr>
+        <w:pStyle w:val="Normal1"/>
+        <w:spacing w:lineRule="auto" w:line="259"/>
+        <w:ind w:hanging="426" w:left="852"/>
+        <w:rPr>
+          <w:rFonts w:ascii="Verdana" w:hAnsi="Verdana" w:eastAsia="Verdana" w:cs="Verdana"/>
+          <w:b/>
+          <w:bCs/>
+          <w:color w:val="000000"/>
+          <w:sz w:val="22"/>
+          <w:szCs w:val="22"/>
+          <w:highlight w:val="yellow"/>
+        </w:rPr>
+      </w:pPr>
+      <w:r>
+        <w:rPr>
+          <w:rFonts w:eastAsia="Verdana" w:cs="Verdana" w:ascii="Verdana" w:hAnsi="Verdana"/>
+          <w:b/>
+          <w:bCs/>
+          <w:color w:val="000000"/>
+          <w:sz w:val="22"/>
+          <w:szCs w:val="22"/>
+          <w:highlight w:val="yellow"/>
+        </w:rPr>
+      </w:r>
+    </w:p>
+    <w:p>
+      <w:pPr>
+        <w:pStyle w:val="Normal1"/>
+        <w:spacing w:lineRule="auto" w:line="259"/>
+        <w:ind w:hanging="426" w:left="852"/>
+        <w:rPr>
+          <w:rFonts w:ascii="Verdana" w:hAnsi="Verdana" w:eastAsia="Verdana" w:cs="Verdana"/>
+          <w:b/>
+          <w:bCs/>
+          <w:color w:val="000000"/>
+          <w:sz w:val="22"/>
+          <w:szCs w:val="22"/>
+          <w:highlight w:val="yellow"/>
+        </w:rPr>
+      </w:pPr>
+      <w:r>
+        <w:rPr>
+          <w:rFonts w:eastAsia="Verdana" w:cs="Verdana" w:ascii="Verdana" w:hAnsi="Verdana"/>
+          <w:b/>
+          <w:bCs/>
+          <w:color w:val="000000"/>
+          <w:sz w:val="22"/>
+          <w:szCs w:val="22"/>
+          <w:highlight w:val="yellow"/>
+        </w:rPr>
+      </w:r>
+    </w:p>
+    <w:p>
+      <w:pPr>
+        <w:pStyle w:val="Normal1"/>
+        <w:spacing w:lineRule="auto" w:line="259"/>
+        <w:ind w:hanging="426" w:left="852"/>
+        <w:rPr>
+          <w:rFonts w:ascii="Verdana" w:hAnsi="Verdana" w:eastAsia="Verdana" w:cs="Verdana"/>
+          <w:b/>
+          <w:bCs/>
+          <w:color w:val="000000"/>
+          <w:sz w:val="22"/>
+          <w:szCs w:val="22"/>
+          <w:highlight w:val="yellow"/>
+        </w:rPr>
+      </w:pPr>
+      <w:r>
+        <w:rPr>
+          <w:rFonts w:eastAsia="Verdana" w:cs="Verdana" w:ascii="Verdana" w:hAnsi="Verdana"/>
+          <w:b/>
+          <w:bCs/>
+          <w:color w:val="000000"/>
+          <w:sz w:val="22"/>
+          <w:szCs w:val="22"/>
+          <w:highlight w:val="yellow"/>
+        </w:rPr>
+      </w:r>
+    </w:p>
+    <w:p>
+      <w:pPr>
+        <w:pStyle w:val="Normal1"/>
         <w:spacing w:lineRule="auto" w:line="259"/>
         <w:ind w:hanging="426" w:left="426"/>
         <w:rPr>
@@ -2665,7 +3788,7 @@
           <wp:inline distT="0" distB="0" distL="0" distR="0">
             <wp:extent cx="167005" cy="144145"/>
             <wp:effectExtent l="0" t="0" r="0" b="0"/>
-            <wp:docPr id="6" name="Imagen4" descr=""/>
+            <wp:docPr id="14" name="Imagen4" descr=""/>
             <wp:cNvGraphicFramePr>
               <a:graphicFrameLocks xmlns:a="http://schemas.openxmlformats.org/drawingml/2006/main" noChangeAspect="1"/>
             </wp:cNvGraphicFramePr>
@@ -2673,7 +3796,7 @@
               <a:graphicData uri="http://schemas.openxmlformats.org/drawingml/2006/picture">
                 <pic:pic xmlns:pic="http://schemas.openxmlformats.org/drawingml/2006/picture">
                   <pic:nvPicPr>
-                    <pic:cNvPr id="6" name="Imagen4" descr=""/>
+                    <pic:cNvPr id="14" name="Imagen4" descr=""/>
                     <pic:cNvPicPr>
                       <a:picLocks noChangeAspect="1" noChangeArrowheads="1"/>
                     </pic:cNvPicPr>
@@ -2714,7 +3837,6 @@
     <w:p>
       <w:pPr>
         <w:pStyle w:val="Normal1"/>
-        <w:pBdr/>
         <w:spacing w:lineRule="auto" w:line="259"/>
         <w:ind w:hanging="426" w:left="852"/>
         <w:rPr>
@@ -2741,175 +3863,168 @@
     <w:p>
       <w:pPr>
         <w:pStyle w:val="Normal1"/>
-        <w:pBdr/>
-        <w:spacing w:lineRule="auto" w:line="259"/>
-        <w:ind w:hanging="426" w:left="852"/>
-        <w:rPr>
-          <w:rFonts w:ascii="Verdana" w:hAnsi="Verdana" w:eastAsia="Verdana" w:cs="Verdana"/>
-          <w:b/>
-          <w:bCs/>
-          <w:color w:val="000000"/>
-          <w:sz w:val="22"/>
-          <w:szCs w:val="22"/>
-          <w:highlight w:val="yellow"/>
-        </w:rPr>
-      </w:pPr>
-      <w:r>
-        <w:rPr>
-          <w:rFonts w:eastAsia="Verdana" w:cs="Verdana" w:ascii="Verdana" w:hAnsi="Verdana"/>
-          <w:b/>
-          <w:bCs/>
-          <w:color w:val="000000"/>
-          <w:sz w:val="22"/>
-          <w:szCs w:val="22"/>
-          <w:highlight w:val="yellow"/>
-        </w:rPr>
-      </w:r>
-    </w:p>
-    <w:p>
-      <w:pPr>
-        <w:pStyle w:val="Normal1"/>
-        <w:pBdr/>
-        <w:spacing w:lineRule="auto" w:line="259"/>
-        <w:ind w:hanging="426" w:left="852"/>
-        <w:rPr>
-          <w:rFonts w:ascii="Verdana" w:hAnsi="Verdana" w:eastAsia="Verdana" w:cs="Verdana"/>
-          <w:b/>
-          <w:bCs/>
-          <w:color w:val="000000"/>
-          <w:sz w:val="22"/>
-          <w:szCs w:val="22"/>
-          <w:highlight w:val="yellow"/>
-        </w:rPr>
-      </w:pPr>
-      <w:r>
-        <w:rPr>
-          <w:rFonts w:eastAsia="Verdana" w:cs="Verdana" w:ascii="Verdana" w:hAnsi="Verdana"/>
-          <w:b/>
-          <w:bCs/>
-          <w:color w:val="000000"/>
-          <w:sz w:val="22"/>
-          <w:szCs w:val="22"/>
-          <w:highlight w:val="yellow"/>
-        </w:rPr>
-      </w:r>
-    </w:p>
-    <w:p>
-      <w:pPr>
-        <w:pStyle w:val="Normal1"/>
-        <w:pBdr/>
-        <w:spacing w:lineRule="auto" w:line="259"/>
-        <w:ind w:hanging="426" w:left="852"/>
-        <w:rPr>
-          <w:rFonts w:ascii="Verdana" w:hAnsi="Verdana" w:eastAsia="Verdana" w:cs="Verdana"/>
-          <w:b/>
-          <w:bCs/>
-          <w:color w:val="000000"/>
-          <w:sz w:val="22"/>
-          <w:szCs w:val="22"/>
-          <w:highlight w:val="yellow"/>
-        </w:rPr>
-      </w:pPr>
-      <w:r>
-        <w:rPr>
-          <w:rFonts w:eastAsia="Verdana" w:cs="Verdana" w:ascii="Verdana" w:hAnsi="Verdana"/>
-          <w:b/>
-          <w:bCs/>
-          <w:color w:val="000000"/>
-          <w:sz w:val="22"/>
-          <w:szCs w:val="22"/>
-          <w:highlight w:val="yellow"/>
-        </w:rPr>
-      </w:r>
-    </w:p>
-    <w:p>
-      <w:pPr>
-        <w:pStyle w:val="Normal1"/>
-        <w:pBdr/>
-        <w:spacing w:lineRule="auto" w:line="259"/>
-        <w:ind w:hanging="426" w:left="852"/>
-        <w:rPr>
-          <w:rFonts w:ascii="Verdana" w:hAnsi="Verdana" w:eastAsia="Verdana" w:cs="Verdana"/>
-          <w:b/>
-          <w:bCs/>
-          <w:color w:val="000000"/>
-          <w:sz w:val="22"/>
-          <w:szCs w:val="22"/>
-          <w:highlight w:val="yellow"/>
-        </w:rPr>
-      </w:pPr>
-      <w:r>
-        <w:rPr>
-          <w:rFonts w:eastAsia="Verdana" w:cs="Verdana" w:ascii="Verdana" w:hAnsi="Verdana"/>
-          <w:b/>
-          <w:bCs/>
-          <w:color w:val="000000"/>
-          <w:sz w:val="22"/>
-          <w:szCs w:val="22"/>
-          <w:highlight w:val="yellow"/>
-        </w:rPr>
-      </w:r>
-    </w:p>
-    <w:p>
-      <w:pPr>
-        <w:pStyle w:val="Normal1"/>
-        <w:pBdr/>
-        <w:spacing w:lineRule="auto" w:line="259"/>
-        <w:ind w:hanging="426" w:left="852"/>
-        <w:rPr>
-          <w:rFonts w:ascii="Verdana" w:hAnsi="Verdana" w:eastAsia="Verdana" w:cs="Verdana"/>
-          <w:b/>
-          <w:bCs/>
-          <w:color w:val="000000"/>
-          <w:sz w:val="22"/>
-          <w:szCs w:val="22"/>
-          <w:highlight w:val="yellow"/>
-        </w:rPr>
-      </w:pPr>
-      <w:r>
-        <w:rPr>
-          <w:rFonts w:eastAsia="Verdana" w:cs="Verdana" w:ascii="Verdana" w:hAnsi="Verdana"/>
-          <w:b/>
-          <w:bCs/>
-          <w:color w:val="000000"/>
-          <w:sz w:val="22"/>
-          <w:szCs w:val="22"/>
-          <w:highlight w:val="yellow"/>
-        </w:rPr>
-      </w:r>
-    </w:p>
-    <w:p>
-      <w:pPr>
-        <w:pStyle w:val="Normal1"/>
-        <w:pBdr/>
-        <w:spacing w:lineRule="auto" w:line="259"/>
-        <w:ind w:hanging="426" w:left="852"/>
-        <w:rPr>
-          <w:rFonts w:ascii="Verdana" w:hAnsi="Verdana" w:eastAsia="Verdana" w:cs="Verdana"/>
-          <w:b/>
-          <w:bCs/>
-          <w:color w:val="000000"/>
-          <w:sz w:val="22"/>
-          <w:szCs w:val="22"/>
-          <w:highlight w:val="yellow"/>
-        </w:rPr>
-      </w:pPr>
-      <w:r>
-        <w:rPr>
-          <w:rFonts w:eastAsia="Verdana" w:cs="Verdana" w:ascii="Verdana" w:hAnsi="Verdana"/>
-          <w:b/>
-          <w:bCs/>
-          <w:color w:val="000000"/>
-          <w:sz w:val="22"/>
-          <w:szCs w:val="22"/>
-          <w:highlight w:val="yellow"/>
-        </w:rPr>
-      </w:r>
-    </w:p>
-    <w:p>
-      <w:pPr>
-        <w:pStyle w:val="Normal1"/>
-        <w:pBdr/>
+        <w:spacing w:lineRule="auto" w:line="259"/>
+        <w:ind w:hanging="426" w:left="852"/>
+        <w:rPr>
+          <w:rFonts w:ascii="Verdana" w:hAnsi="Verdana" w:eastAsia="Verdana" w:cs="Verdana"/>
+          <w:b/>
+          <w:bCs/>
+          <w:color w:val="000000"/>
+          <w:sz w:val="22"/>
+          <w:szCs w:val="22"/>
+          <w:highlight w:val="yellow"/>
+        </w:rPr>
+      </w:pPr>
+      <w:r>
+        <w:rPr>
+          <w:rFonts w:eastAsia="Verdana" w:cs="Verdana" w:ascii="Verdana" w:hAnsi="Verdana"/>
+          <w:b/>
+          <w:bCs/>
+          <w:color w:val="000000"/>
+          <w:sz w:val="22"/>
+          <w:szCs w:val="22"/>
+          <w:highlight w:val="yellow"/>
+        </w:rPr>
+      </w:r>
+    </w:p>
+    <w:p>
+      <w:pPr>
+        <w:pStyle w:val="Normal1"/>
+        <w:spacing w:lineRule="auto" w:line="259"/>
+        <w:ind w:hanging="426" w:left="852"/>
+        <w:rPr>
+          <w:rFonts w:ascii="Verdana" w:hAnsi="Verdana" w:eastAsia="Verdana" w:cs="Verdana"/>
+          <w:b/>
+          <w:bCs/>
+          <w:color w:val="000000"/>
+          <w:sz w:val="22"/>
+          <w:szCs w:val="22"/>
+          <w:highlight w:val="yellow"/>
+        </w:rPr>
+      </w:pPr>
+      <w:r>
+        <w:rPr>
+          <w:rFonts w:eastAsia="Verdana" w:cs="Verdana" w:ascii="Verdana" w:hAnsi="Verdana"/>
+          <w:b/>
+          <w:bCs/>
+          <w:color w:val="000000"/>
+          <w:sz w:val="22"/>
+          <w:szCs w:val="22"/>
+          <w:highlight w:val="yellow"/>
+        </w:rPr>
+      </w:r>
+    </w:p>
+    <w:p>
+      <w:pPr>
+        <w:pStyle w:val="Normal1"/>
+        <w:spacing w:lineRule="auto" w:line="259"/>
+        <w:ind w:hanging="426" w:left="852"/>
+        <w:rPr>
+          <w:rFonts w:ascii="Verdana" w:hAnsi="Verdana" w:eastAsia="Verdana" w:cs="Verdana"/>
+          <w:b/>
+          <w:bCs/>
+          <w:color w:val="000000"/>
+          <w:sz w:val="22"/>
+          <w:szCs w:val="22"/>
+          <w:highlight w:val="yellow"/>
+        </w:rPr>
+      </w:pPr>
+      <w:r>
+        <w:rPr>
+          <w:rFonts w:eastAsia="Verdana" w:cs="Verdana" w:ascii="Verdana" w:hAnsi="Verdana"/>
+          <w:b/>
+          <w:bCs/>
+          <w:color w:val="000000"/>
+          <w:sz w:val="22"/>
+          <w:szCs w:val="22"/>
+          <w:highlight w:val="yellow"/>
+        </w:rPr>
+      </w:r>
+    </w:p>
+    <w:p>
+      <w:pPr>
+        <w:pStyle w:val="Normal1"/>
+        <w:spacing w:lineRule="auto" w:line="259"/>
+        <w:ind w:hanging="426" w:left="852"/>
+        <w:rPr>
+          <w:rFonts w:ascii="Verdana" w:hAnsi="Verdana" w:eastAsia="Verdana" w:cs="Verdana"/>
+          <w:b/>
+          <w:bCs/>
+          <w:color w:val="000000"/>
+          <w:sz w:val="22"/>
+          <w:szCs w:val="22"/>
+          <w:highlight w:val="yellow"/>
+        </w:rPr>
+      </w:pPr>
+      <w:r>
+        <w:rPr>
+          <w:rFonts w:eastAsia="Verdana" w:cs="Verdana" w:ascii="Verdana" w:hAnsi="Verdana"/>
+          <w:b/>
+          <w:bCs/>
+          <w:color w:val="000000"/>
+          <w:sz w:val="22"/>
+          <w:szCs w:val="22"/>
+          <w:highlight w:val="yellow"/>
+        </w:rPr>
+      </w:r>
+    </w:p>
+    <w:p>
+      <w:pPr>
+        <w:pStyle w:val="Normal1"/>
+        <w:spacing w:lineRule="auto" w:line="259"/>
+        <w:ind w:hanging="426" w:left="852"/>
+        <w:rPr>
+          <w:rFonts w:ascii="Verdana" w:hAnsi="Verdana" w:eastAsia="Verdana" w:cs="Verdana"/>
+          <w:b/>
+          <w:bCs/>
+          <w:color w:val="000000"/>
+          <w:sz w:val="22"/>
+          <w:szCs w:val="22"/>
+          <w:highlight w:val="yellow"/>
+        </w:rPr>
+      </w:pPr>
+      <w:r>
+        <w:rPr>
+          <w:rFonts w:eastAsia="Verdana" w:cs="Verdana" w:ascii="Verdana" w:hAnsi="Verdana"/>
+          <w:b/>
+          <w:bCs/>
+          <w:color w:val="000000"/>
+          <w:sz w:val="22"/>
+          <w:szCs w:val="22"/>
+          <w:highlight w:val="yellow"/>
+        </w:rPr>
+      </w:r>
+    </w:p>
+    <w:p>
+      <w:pPr>
+        <w:pStyle w:val="Normal1"/>
+        <w:spacing w:lineRule="auto" w:line="259"/>
+        <w:ind w:hanging="426" w:left="852"/>
+        <w:rPr>
+          <w:rFonts w:ascii="Verdana" w:hAnsi="Verdana" w:eastAsia="Verdana" w:cs="Verdana"/>
+          <w:b/>
+          <w:bCs/>
+          <w:color w:val="000000"/>
+          <w:sz w:val="22"/>
+          <w:szCs w:val="22"/>
+          <w:highlight w:val="yellow"/>
+        </w:rPr>
+      </w:pPr>
+      <w:r>
+        <w:rPr>
+          <w:rFonts w:eastAsia="Verdana" w:cs="Verdana" w:ascii="Verdana" w:hAnsi="Verdana"/>
+          <w:b/>
+          <w:bCs/>
+          <w:color w:val="000000"/>
+          <w:sz w:val="22"/>
+          <w:szCs w:val="22"/>
+          <w:highlight w:val="yellow"/>
+        </w:rPr>
+      </w:r>
+    </w:p>
+    <w:p>
+      <w:pPr>
+        <w:pStyle w:val="Normal1"/>
         <w:spacing w:lineRule="auto" w:line="259"/>
         <w:ind w:hanging="426" w:left="426"/>
         <w:rPr>
@@ -2938,7 +4053,6 @@
     <w:p>
       <w:pPr>
         <w:pStyle w:val="Normal1"/>
-        <w:pBdr/>
         <w:spacing w:lineRule="auto" w:line="259"/>
         <w:ind w:hanging="426" w:left="852"/>
         <w:rPr>
@@ -2965,119 +4079,114 @@
     <w:p>
       <w:pPr>
         <w:pStyle w:val="Normal1"/>
-        <w:pBdr/>
-        <w:spacing w:lineRule="auto" w:line="259"/>
-        <w:ind w:hanging="426" w:left="852"/>
-        <w:rPr>
-          <w:rFonts w:ascii="Verdana" w:hAnsi="Verdana" w:eastAsia="Verdana" w:cs="Verdana"/>
-          <w:b/>
-          <w:bCs/>
-          <w:color w:val="000000"/>
-          <w:sz w:val="22"/>
-          <w:szCs w:val="22"/>
-          <w:highlight w:val="yellow"/>
-        </w:rPr>
-      </w:pPr>
-      <w:r>
-        <w:rPr>
-          <w:rFonts w:eastAsia="Verdana" w:cs="Verdana" w:ascii="Verdana" w:hAnsi="Verdana"/>
-          <w:b/>
-          <w:bCs/>
-          <w:color w:val="000000"/>
-          <w:sz w:val="22"/>
-          <w:szCs w:val="22"/>
-          <w:highlight w:val="yellow"/>
-        </w:rPr>
-      </w:r>
-    </w:p>
-    <w:p>
-      <w:pPr>
-        <w:pStyle w:val="Normal1"/>
-        <w:pBdr/>
-        <w:spacing w:lineRule="auto" w:line="259"/>
-        <w:ind w:hanging="426" w:left="852"/>
-        <w:rPr>
-          <w:rFonts w:ascii="Verdana" w:hAnsi="Verdana" w:eastAsia="Verdana" w:cs="Verdana"/>
-          <w:b/>
-          <w:bCs/>
-          <w:color w:val="000000"/>
-          <w:sz w:val="22"/>
-          <w:szCs w:val="22"/>
-          <w:highlight w:val="yellow"/>
-        </w:rPr>
-      </w:pPr>
-      <w:r>
-        <w:rPr>
-          <w:rFonts w:eastAsia="Verdana" w:cs="Verdana" w:ascii="Verdana" w:hAnsi="Verdana"/>
-          <w:b/>
-          <w:bCs/>
-          <w:color w:val="000000"/>
-          <w:sz w:val="22"/>
-          <w:szCs w:val="22"/>
-          <w:highlight w:val="yellow"/>
-        </w:rPr>
-      </w:r>
-    </w:p>
-    <w:p>
-      <w:pPr>
-        <w:pStyle w:val="Normal1"/>
-        <w:pBdr/>
-        <w:spacing w:lineRule="auto" w:line="259"/>
-        <w:ind w:hanging="426" w:left="852"/>
-        <w:rPr>
-          <w:rFonts w:ascii="Verdana" w:hAnsi="Verdana" w:eastAsia="Verdana" w:cs="Verdana"/>
-          <w:b/>
-          <w:bCs/>
-          <w:color w:val="000000"/>
-          <w:sz w:val="22"/>
-          <w:szCs w:val="22"/>
-          <w:highlight w:val="yellow"/>
-        </w:rPr>
-      </w:pPr>
-      <w:r>
-        <w:rPr>
-          <w:rFonts w:eastAsia="Verdana" w:cs="Verdana" w:ascii="Verdana" w:hAnsi="Verdana"/>
-          <w:b/>
-          <w:bCs/>
-          <w:color w:val="000000"/>
-          <w:sz w:val="22"/>
-          <w:szCs w:val="22"/>
-          <w:highlight w:val="yellow"/>
-        </w:rPr>
-      </w:r>
-    </w:p>
-    <w:p>
-      <w:pPr>
-        <w:pStyle w:val="Normal1"/>
-        <w:pBdr/>
-        <w:spacing w:lineRule="auto" w:line="259"/>
-        <w:ind w:hanging="426" w:left="852"/>
-        <w:rPr>
-          <w:rFonts w:ascii="Verdana" w:hAnsi="Verdana" w:eastAsia="Verdana" w:cs="Verdana"/>
-          <w:b/>
-          <w:bCs/>
-          <w:color w:val="000000"/>
-          <w:sz w:val="22"/>
-          <w:szCs w:val="22"/>
-          <w:highlight w:val="yellow"/>
-        </w:rPr>
-      </w:pPr>
-      <w:r>
-        <w:rPr>
-          <w:rFonts w:eastAsia="Verdana" w:cs="Verdana" w:ascii="Verdana" w:hAnsi="Verdana"/>
-          <w:b/>
-          <w:bCs/>
-          <w:color w:val="000000"/>
-          <w:sz w:val="22"/>
-          <w:szCs w:val="22"/>
-          <w:highlight w:val="yellow"/>
-        </w:rPr>
-      </w:r>
-    </w:p>
-    <w:p>
-      <w:pPr>
-        <w:pStyle w:val="Normal1"/>
-        <w:pBdr/>
+        <w:spacing w:lineRule="auto" w:line="259"/>
+        <w:ind w:hanging="426" w:left="852"/>
+        <w:rPr>
+          <w:rFonts w:ascii="Verdana" w:hAnsi="Verdana" w:eastAsia="Verdana" w:cs="Verdana"/>
+          <w:b/>
+          <w:bCs/>
+          <w:color w:val="000000"/>
+          <w:sz w:val="22"/>
+          <w:szCs w:val="22"/>
+          <w:highlight w:val="yellow"/>
+        </w:rPr>
+      </w:pPr>
+      <w:r>
+        <w:rPr>
+          <w:rFonts w:eastAsia="Verdana" w:cs="Verdana" w:ascii="Verdana" w:hAnsi="Verdana"/>
+          <w:b/>
+          <w:bCs/>
+          <w:color w:val="000000"/>
+          <w:sz w:val="22"/>
+          <w:szCs w:val="22"/>
+          <w:highlight w:val="yellow"/>
+        </w:rPr>
+      </w:r>
+    </w:p>
+    <w:p>
+      <w:pPr>
+        <w:pStyle w:val="Normal1"/>
+        <w:spacing w:lineRule="auto" w:line="259"/>
+        <w:ind w:hanging="426" w:left="852"/>
+        <w:rPr>
+          <w:rFonts w:ascii="Verdana" w:hAnsi="Verdana" w:eastAsia="Verdana" w:cs="Verdana"/>
+          <w:b/>
+          <w:bCs/>
+          <w:color w:val="000000"/>
+          <w:sz w:val="22"/>
+          <w:szCs w:val="22"/>
+          <w:highlight w:val="yellow"/>
+        </w:rPr>
+      </w:pPr>
+      <w:r>
+        <w:rPr>
+          <w:rFonts w:eastAsia="Verdana" w:cs="Verdana" w:ascii="Verdana" w:hAnsi="Verdana"/>
+          <w:b/>
+          <w:bCs/>
+          <w:color w:val="000000"/>
+          <w:sz w:val="22"/>
+          <w:szCs w:val="22"/>
+          <w:highlight w:val="yellow"/>
+        </w:rPr>
+      </w:r>
+    </w:p>
+    <w:p>
+      <w:pPr>
+        <w:pStyle w:val="Normal1"/>
+        <w:spacing w:lineRule="auto" w:line="259"/>
+        <w:ind w:hanging="426" w:left="852"/>
+        <w:rPr>
+          <w:rFonts w:ascii="Verdana" w:hAnsi="Verdana" w:eastAsia="Verdana" w:cs="Verdana"/>
+          <w:b/>
+          <w:bCs/>
+          <w:color w:val="000000"/>
+          <w:sz w:val="22"/>
+          <w:szCs w:val="22"/>
+          <w:highlight w:val="yellow"/>
+        </w:rPr>
+      </w:pPr>
+      <w:r>
+        <w:rPr>
+          <w:rFonts w:eastAsia="Verdana" w:cs="Verdana" w:ascii="Verdana" w:hAnsi="Verdana"/>
+          <w:b/>
+          <w:bCs/>
+          <w:color w:val="000000"/>
+          <w:sz w:val="22"/>
+          <w:szCs w:val="22"/>
+          <w:highlight w:val="yellow"/>
+        </w:rPr>
+      </w:r>
+    </w:p>
+    <w:p>
+      <w:pPr>
+        <w:pStyle w:val="Normal1"/>
+        <w:spacing w:lineRule="auto" w:line="259"/>
+        <w:ind w:hanging="426" w:left="852"/>
+        <w:rPr>
+          <w:rFonts w:ascii="Verdana" w:hAnsi="Verdana" w:eastAsia="Verdana" w:cs="Verdana"/>
+          <w:b/>
+          <w:bCs/>
+          <w:color w:val="000000"/>
+          <w:sz w:val="22"/>
+          <w:szCs w:val="22"/>
+          <w:highlight w:val="yellow"/>
+        </w:rPr>
+      </w:pPr>
+      <w:r>
+        <w:rPr>
+          <w:rFonts w:eastAsia="Verdana" w:cs="Verdana" w:ascii="Verdana" w:hAnsi="Verdana"/>
+          <w:b/>
+          <w:bCs/>
+          <w:color w:val="000000"/>
+          <w:sz w:val="22"/>
+          <w:szCs w:val="22"/>
+          <w:highlight w:val="yellow"/>
+        </w:rPr>
+      </w:r>
+    </w:p>
+    <w:p>
+      <w:pPr>
+        <w:pStyle w:val="Normal1"/>
         <w:spacing w:lineRule="auto" w:line="259"/>
         <w:ind w:hanging="426" w:left="426"/>
         <w:rPr>
@@ -3107,7 +4216,7 @@
           <wp:inline distT="0" distB="0" distL="0" distR="0">
             <wp:extent cx="171450" cy="148590"/>
             <wp:effectExtent l="0" t="0" r="0" b="0"/>
-            <wp:docPr id="7" name="Imagen5" descr=""/>
+            <wp:docPr id="15" name="Imagen5" descr=""/>
             <wp:cNvGraphicFramePr>
               <a:graphicFrameLocks xmlns:a="http://schemas.openxmlformats.org/drawingml/2006/main" noChangeAspect="1"/>
             </wp:cNvGraphicFramePr>
@@ -3115,7 +4224,7 @@
               <a:graphicData uri="http://schemas.openxmlformats.org/drawingml/2006/picture">
                 <pic:pic xmlns:pic="http://schemas.openxmlformats.org/drawingml/2006/picture">
                   <pic:nvPicPr>
-                    <pic:cNvPr id="7" name="Imagen5" descr=""/>
+                    <pic:cNvPr id="15" name="Imagen5" descr=""/>
                     <pic:cNvPicPr>
                       <a:picLocks noChangeAspect="1" noChangeArrowheads="1"/>
                     </pic:cNvPicPr>
@@ -3156,7 +4265,6 @@
     <w:p>
       <w:pPr>
         <w:pStyle w:val="Normal1"/>
-        <w:pBdr/>
         <w:spacing w:lineRule="auto" w:line="259"/>
         <w:ind w:hanging="426" w:left="852"/>
         <w:rPr>
@@ -3183,203 +4291,195 @@
     <w:p>
       <w:pPr>
         <w:pStyle w:val="Normal1"/>
-        <w:pBdr/>
-        <w:spacing w:lineRule="auto" w:line="259"/>
-        <w:ind w:hanging="426" w:left="852"/>
-        <w:rPr>
-          <w:rFonts w:ascii="Verdana" w:hAnsi="Verdana" w:eastAsia="Verdana" w:cs="Verdana"/>
-          <w:b/>
-          <w:bCs/>
-          <w:color w:val="000000"/>
-          <w:sz w:val="22"/>
-          <w:szCs w:val="22"/>
-          <w:highlight w:val="yellow"/>
-        </w:rPr>
-      </w:pPr>
-      <w:r>
-        <w:rPr>
-          <w:rFonts w:eastAsia="Verdana" w:cs="Verdana" w:ascii="Verdana" w:hAnsi="Verdana"/>
-          <w:b/>
-          <w:bCs/>
-          <w:color w:val="000000"/>
-          <w:sz w:val="22"/>
-          <w:szCs w:val="22"/>
-          <w:highlight w:val="yellow"/>
-        </w:rPr>
-      </w:r>
-    </w:p>
-    <w:p>
-      <w:pPr>
-        <w:pStyle w:val="Normal1"/>
-        <w:pBdr/>
-        <w:spacing w:lineRule="auto" w:line="259"/>
-        <w:ind w:hanging="426" w:left="852"/>
-        <w:rPr>
-          <w:rFonts w:ascii="Verdana" w:hAnsi="Verdana" w:eastAsia="Verdana" w:cs="Verdana"/>
-          <w:b/>
-          <w:bCs/>
-          <w:color w:val="000000"/>
-          <w:sz w:val="22"/>
-          <w:szCs w:val="22"/>
-          <w:highlight w:val="yellow"/>
-        </w:rPr>
-      </w:pPr>
-      <w:r>
-        <w:rPr>
-          <w:rFonts w:eastAsia="Verdana" w:cs="Verdana" w:ascii="Verdana" w:hAnsi="Verdana"/>
-          <w:b/>
-          <w:bCs/>
-          <w:color w:val="000000"/>
-          <w:sz w:val="22"/>
-          <w:szCs w:val="22"/>
-          <w:highlight w:val="yellow"/>
-        </w:rPr>
-      </w:r>
-    </w:p>
-    <w:p>
-      <w:pPr>
-        <w:pStyle w:val="Normal1"/>
-        <w:pBdr/>
-        <w:spacing w:lineRule="auto" w:line="259"/>
-        <w:ind w:hanging="426" w:left="852"/>
-        <w:rPr>
-          <w:rFonts w:ascii="Verdana" w:hAnsi="Verdana" w:eastAsia="Verdana" w:cs="Verdana"/>
-          <w:b/>
-          <w:bCs/>
-          <w:color w:val="000000"/>
-          <w:sz w:val="22"/>
-          <w:szCs w:val="22"/>
-          <w:highlight w:val="yellow"/>
-        </w:rPr>
-      </w:pPr>
-      <w:r>
-        <w:rPr>
-          <w:rFonts w:eastAsia="Verdana" w:cs="Verdana" w:ascii="Verdana" w:hAnsi="Verdana"/>
-          <w:b/>
-          <w:bCs/>
-          <w:color w:val="000000"/>
-          <w:sz w:val="22"/>
-          <w:szCs w:val="22"/>
-          <w:highlight w:val="yellow"/>
-        </w:rPr>
-      </w:r>
-    </w:p>
-    <w:p>
-      <w:pPr>
-        <w:pStyle w:val="Normal1"/>
-        <w:pBdr/>
-        <w:spacing w:lineRule="auto" w:line="259"/>
-        <w:ind w:hanging="426" w:left="852"/>
-        <w:rPr>
-          <w:rFonts w:ascii="Verdana" w:hAnsi="Verdana" w:eastAsia="Verdana" w:cs="Verdana"/>
-          <w:b/>
-          <w:bCs/>
-          <w:color w:val="000000"/>
-          <w:sz w:val="22"/>
-          <w:szCs w:val="22"/>
-          <w:highlight w:val="yellow"/>
-        </w:rPr>
-      </w:pPr>
-      <w:r>
-        <w:rPr>
-          <w:rFonts w:eastAsia="Verdana" w:cs="Verdana" w:ascii="Verdana" w:hAnsi="Verdana"/>
-          <w:b/>
-          <w:bCs/>
-          <w:color w:val="000000"/>
-          <w:sz w:val="22"/>
-          <w:szCs w:val="22"/>
-          <w:highlight w:val="yellow"/>
-        </w:rPr>
-      </w:r>
-    </w:p>
-    <w:p>
-      <w:pPr>
-        <w:pStyle w:val="Normal1"/>
-        <w:pBdr/>
-        <w:spacing w:lineRule="auto" w:line="259"/>
-        <w:ind w:hanging="426" w:left="852"/>
-        <w:rPr>
-          <w:rFonts w:ascii="Verdana" w:hAnsi="Verdana" w:eastAsia="Verdana" w:cs="Verdana"/>
-          <w:b/>
-          <w:bCs/>
-          <w:color w:val="000000"/>
-          <w:sz w:val="22"/>
-          <w:szCs w:val="22"/>
-          <w:highlight w:val="yellow"/>
-        </w:rPr>
-      </w:pPr>
-      <w:r>
-        <w:rPr>
-          <w:rFonts w:eastAsia="Verdana" w:cs="Verdana" w:ascii="Verdana" w:hAnsi="Verdana"/>
-          <w:b/>
-          <w:bCs/>
-          <w:color w:val="000000"/>
-          <w:sz w:val="22"/>
-          <w:szCs w:val="22"/>
-          <w:highlight w:val="yellow"/>
-        </w:rPr>
-      </w:r>
-    </w:p>
-    <w:p>
-      <w:pPr>
-        <w:pStyle w:val="Normal1"/>
-        <w:pBdr/>
-        <w:spacing w:lineRule="auto" w:line="259"/>
-        <w:ind w:hanging="426" w:left="852"/>
-        <w:rPr>
-          <w:rFonts w:ascii="Verdana" w:hAnsi="Verdana" w:eastAsia="Verdana" w:cs="Verdana"/>
-          <w:b/>
-          <w:bCs/>
-          <w:color w:val="000000"/>
-          <w:sz w:val="22"/>
-          <w:szCs w:val="22"/>
-          <w:highlight w:val="yellow"/>
-        </w:rPr>
-      </w:pPr>
-      <w:r>
-        <w:rPr>
-          <w:rFonts w:eastAsia="Verdana" w:cs="Verdana" w:ascii="Verdana" w:hAnsi="Verdana"/>
-          <w:b/>
-          <w:bCs/>
-          <w:color w:val="000000"/>
-          <w:sz w:val="22"/>
-          <w:szCs w:val="22"/>
-          <w:highlight w:val="yellow"/>
-        </w:rPr>
-      </w:r>
-    </w:p>
-    <w:p>
-      <w:pPr>
-        <w:pStyle w:val="Normal1"/>
-        <w:pBdr/>
-        <w:spacing w:lineRule="auto" w:line="259"/>
-        <w:ind w:hanging="426" w:left="852"/>
-        <w:rPr>
-          <w:rFonts w:ascii="Verdana" w:hAnsi="Verdana" w:eastAsia="Verdana" w:cs="Verdana"/>
-          <w:b/>
-          <w:bCs/>
-          <w:color w:val="000000"/>
-          <w:sz w:val="22"/>
-          <w:szCs w:val="22"/>
-          <w:highlight w:val="yellow"/>
-        </w:rPr>
-      </w:pPr>
-      <w:r>
-        <w:rPr>
-          <w:rFonts w:eastAsia="Verdana" w:cs="Verdana" w:ascii="Verdana" w:hAnsi="Verdana"/>
-          <w:b/>
-          <w:bCs/>
-          <w:color w:val="000000"/>
-          <w:sz w:val="22"/>
-          <w:szCs w:val="22"/>
-          <w:highlight w:val="yellow"/>
-        </w:rPr>
-      </w:r>
-    </w:p>
-    <w:p>
-      <w:pPr>
-        <w:pStyle w:val="Normal1"/>
-        <w:pBdr/>
+        <w:spacing w:lineRule="auto" w:line="259"/>
+        <w:ind w:hanging="426" w:left="852"/>
+        <w:rPr>
+          <w:rFonts w:ascii="Verdana" w:hAnsi="Verdana" w:eastAsia="Verdana" w:cs="Verdana"/>
+          <w:b/>
+          <w:bCs/>
+          <w:color w:val="000000"/>
+          <w:sz w:val="22"/>
+          <w:szCs w:val="22"/>
+          <w:highlight w:val="yellow"/>
+        </w:rPr>
+      </w:pPr>
+      <w:r>
+        <w:rPr>
+          <w:rFonts w:eastAsia="Verdana" w:cs="Verdana" w:ascii="Verdana" w:hAnsi="Verdana"/>
+          <w:b/>
+          <w:bCs/>
+          <w:color w:val="000000"/>
+          <w:sz w:val="22"/>
+          <w:szCs w:val="22"/>
+          <w:highlight w:val="yellow"/>
+        </w:rPr>
+      </w:r>
+    </w:p>
+    <w:p>
+      <w:pPr>
+        <w:pStyle w:val="Normal1"/>
+        <w:spacing w:lineRule="auto" w:line="259"/>
+        <w:ind w:hanging="426" w:left="852"/>
+        <w:rPr>
+          <w:rFonts w:ascii="Verdana" w:hAnsi="Verdana" w:eastAsia="Verdana" w:cs="Verdana"/>
+          <w:b/>
+          <w:bCs/>
+          <w:color w:val="000000"/>
+          <w:sz w:val="22"/>
+          <w:szCs w:val="22"/>
+          <w:highlight w:val="yellow"/>
+        </w:rPr>
+      </w:pPr>
+      <w:r>
+        <w:rPr>
+          <w:rFonts w:eastAsia="Verdana" w:cs="Verdana" w:ascii="Verdana" w:hAnsi="Verdana"/>
+          <w:b/>
+          <w:bCs/>
+          <w:color w:val="000000"/>
+          <w:sz w:val="22"/>
+          <w:szCs w:val="22"/>
+          <w:highlight w:val="yellow"/>
+        </w:rPr>
+      </w:r>
+    </w:p>
+    <w:p>
+      <w:pPr>
+        <w:pStyle w:val="Normal1"/>
+        <w:spacing w:lineRule="auto" w:line="259"/>
+        <w:ind w:hanging="426" w:left="852"/>
+        <w:rPr>
+          <w:rFonts w:ascii="Verdana" w:hAnsi="Verdana" w:eastAsia="Verdana" w:cs="Verdana"/>
+          <w:b/>
+          <w:bCs/>
+          <w:color w:val="000000"/>
+          <w:sz w:val="22"/>
+          <w:szCs w:val="22"/>
+          <w:highlight w:val="yellow"/>
+        </w:rPr>
+      </w:pPr>
+      <w:r>
+        <w:rPr>
+          <w:rFonts w:eastAsia="Verdana" w:cs="Verdana" w:ascii="Verdana" w:hAnsi="Verdana"/>
+          <w:b/>
+          <w:bCs/>
+          <w:color w:val="000000"/>
+          <w:sz w:val="22"/>
+          <w:szCs w:val="22"/>
+          <w:highlight w:val="yellow"/>
+        </w:rPr>
+      </w:r>
+    </w:p>
+    <w:p>
+      <w:pPr>
+        <w:pStyle w:val="Normal1"/>
+        <w:spacing w:lineRule="auto" w:line="259"/>
+        <w:ind w:hanging="426" w:left="852"/>
+        <w:rPr>
+          <w:rFonts w:ascii="Verdana" w:hAnsi="Verdana" w:eastAsia="Verdana" w:cs="Verdana"/>
+          <w:b/>
+          <w:bCs/>
+          <w:color w:val="000000"/>
+          <w:sz w:val="22"/>
+          <w:szCs w:val="22"/>
+          <w:highlight w:val="yellow"/>
+        </w:rPr>
+      </w:pPr>
+      <w:r>
+        <w:rPr>
+          <w:rFonts w:eastAsia="Verdana" w:cs="Verdana" w:ascii="Verdana" w:hAnsi="Verdana"/>
+          <w:b/>
+          <w:bCs/>
+          <w:color w:val="000000"/>
+          <w:sz w:val="22"/>
+          <w:szCs w:val="22"/>
+          <w:highlight w:val="yellow"/>
+        </w:rPr>
+      </w:r>
+    </w:p>
+    <w:p>
+      <w:pPr>
+        <w:pStyle w:val="Normal1"/>
+        <w:spacing w:lineRule="auto" w:line="259"/>
+        <w:ind w:hanging="426" w:left="852"/>
+        <w:rPr>
+          <w:rFonts w:ascii="Verdana" w:hAnsi="Verdana" w:eastAsia="Verdana" w:cs="Verdana"/>
+          <w:b/>
+          <w:bCs/>
+          <w:color w:val="000000"/>
+          <w:sz w:val="22"/>
+          <w:szCs w:val="22"/>
+          <w:highlight w:val="yellow"/>
+        </w:rPr>
+      </w:pPr>
+      <w:r>
+        <w:rPr>
+          <w:rFonts w:eastAsia="Verdana" w:cs="Verdana" w:ascii="Verdana" w:hAnsi="Verdana"/>
+          <w:b/>
+          <w:bCs/>
+          <w:color w:val="000000"/>
+          <w:sz w:val="22"/>
+          <w:szCs w:val="22"/>
+          <w:highlight w:val="yellow"/>
+        </w:rPr>
+      </w:r>
+    </w:p>
+    <w:p>
+      <w:pPr>
+        <w:pStyle w:val="Normal1"/>
+        <w:spacing w:lineRule="auto" w:line="259"/>
+        <w:ind w:hanging="426" w:left="852"/>
+        <w:rPr>
+          <w:rFonts w:ascii="Verdana" w:hAnsi="Verdana" w:eastAsia="Verdana" w:cs="Verdana"/>
+          <w:b/>
+          <w:bCs/>
+          <w:color w:val="000000"/>
+          <w:sz w:val="22"/>
+          <w:szCs w:val="22"/>
+          <w:highlight w:val="yellow"/>
+        </w:rPr>
+      </w:pPr>
+      <w:r>
+        <w:rPr>
+          <w:rFonts w:eastAsia="Verdana" w:cs="Verdana" w:ascii="Verdana" w:hAnsi="Verdana"/>
+          <w:b/>
+          <w:bCs/>
+          <w:color w:val="000000"/>
+          <w:sz w:val="22"/>
+          <w:szCs w:val="22"/>
+          <w:highlight w:val="yellow"/>
+        </w:rPr>
+      </w:r>
+    </w:p>
+    <w:p>
+      <w:pPr>
+        <w:pStyle w:val="Normal1"/>
+        <w:spacing w:lineRule="auto" w:line="259"/>
+        <w:ind w:hanging="426" w:left="852"/>
+        <w:rPr>
+          <w:rFonts w:ascii="Verdana" w:hAnsi="Verdana" w:eastAsia="Verdana" w:cs="Verdana"/>
+          <w:b/>
+          <w:bCs/>
+          <w:color w:val="000000"/>
+          <w:sz w:val="22"/>
+          <w:szCs w:val="22"/>
+          <w:highlight w:val="yellow"/>
+        </w:rPr>
+      </w:pPr>
+      <w:r>
+        <w:rPr>
+          <w:rFonts w:eastAsia="Verdana" w:cs="Verdana" w:ascii="Verdana" w:hAnsi="Verdana"/>
+          <w:b/>
+          <w:bCs/>
+          <w:color w:val="000000"/>
+          <w:sz w:val="22"/>
+          <w:szCs w:val="22"/>
+          <w:highlight w:val="yellow"/>
+        </w:rPr>
+      </w:r>
+    </w:p>
+    <w:p>
+      <w:pPr>
+        <w:pStyle w:val="Normal1"/>
         <w:spacing w:lineRule="auto" w:line="259"/>
         <w:ind w:hanging="426" w:left="426"/>
         <w:rPr>
@@ -3408,7 +4508,7 @@
           <wp:inline distT="0" distB="0" distL="0" distR="0">
             <wp:extent cx="114300" cy="114300"/>
             <wp:effectExtent l="0" t="0" r="0" b="0"/>
-            <wp:docPr id="8" name="Imagen6" descr=""/>
+            <wp:docPr id="16" name="Imagen6" descr=""/>
             <wp:cNvGraphicFramePr>
               <a:graphicFrameLocks xmlns:a="http://schemas.openxmlformats.org/drawingml/2006/main" noChangeAspect="1"/>
             </wp:cNvGraphicFramePr>
@@ -3416,7 +4516,7 @@
               <a:graphicData uri="http://schemas.openxmlformats.org/drawingml/2006/picture">
                 <pic:pic xmlns:pic="http://schemas.openxmlformats.org/drawingml/2006/picture">
                   <pic:nvPicPr>
-                    <pic:cNvPr id="8" name="Imagen6" descr=""/>
+                    <pic:cNvPr id="16" name="Imagen6" descr=""/>
                     <pic:cNvPicPr>
                       <a:picLocks noChangeAspect="1" noChangeArrowheads="1"/>
                     </pic:cNvPicPr>
@@ -3446,35 +4546,33 @@
     <w:p>
       <w:pPr>
         <w:pStyle w:val="Normal1"/>
-        <w:pBdr/>
-        <w:spacing w:lineRule="auto" w:line="259"/>
-        <w:ind w:hanging="426" w:left="852"/>
-        <w:rPr>
-          <w:rFonts w:ascii="Verdana" w:hAnsi="Verdana" w:eastAsia="Verdana" w:cs="Verdana"/>
-          <w:b/>
-          <w:bCs/>
-          <w:color w:val="000000"/>
-          <w:sz w:val="22"/>
-          <w:szCs w:val="22"/>
-          <w:highlight w:val="yellow"/>
-        </w:rPr>
-      </w:pPr>
-      <w:r>
-        <w:rPr>
-          <w:rFonts w:eastAsia="Verdana" w:cs="Verdana" w:ascii="Verdana" w:hAnsi="Verdana"/>
-          <w:b/>
-          <w:bCs/>
-          <w:color w:val="000000"/>
-          <w:sz w:val="22"/>
-          <w:szCs w:val="22"/>
-          <w:highlight w:val="yellow"/>
-        </w:rPr>
-      </w:r>
-    </w:p>
-    <w:p>
-      <w:pPr>
-        <w:pStyle w:val="Normal1"/>
-        <w:pBdr/>
+        <w:spacing w:lineRule="auto" w:line="259"/>
+        <w:ind w:hanging="426" w:left="852"/>
+        <w:rPr>
+          <w:rFonts w:ascii="Verdana" w:hAnsi="Verdana" w:eastAsia="Verdana" w:cs="Verdana"/>
+          <w:b/>
+          <w:bCs/>
+          <w:color w:val="000000"/>
+          <w:sz w:val="22"/>
+          <w:szCs w:val="22"/>
+          <w:highlight w:val="yellow"/>
+        </w:rPr>
+      </w:pPr>
+      <w:r>
+        <w:rPr>
+          <w:rFonts w:eastAsia="Verdana" w:cs="Verdana" w:ascii="Verdana" w:hAnsi="Verdana"/>
+          <w:b/>
+          <w:bCs/>
+          <w:color w:val="000000"/>
+          <w:sz w:val="22"/>
+          <w:szCs w:val="22"/>
+          <w:highlight w:val="yellow"/>
+        </w:rPr>
+      </w:r>
+    </w:p>
+    <w:p>
+      <w:pPr>
+        <w:pStyle w:val="Normal1"/>
         <w:spacing w:lineRule="auto" w:line="259"/>
         <w:ind w:hanging="426" w:left="426"/>
         <w:rPr>
@@ -3504,7 +4602,7 @@
           <wp:inline distT="0" distB="0" distL="0" distR="0">
             <wp:extent cx="171450" cy="148590"/>
             <wp:effectExtent l="0" t="0" r="0" b="0"/>
-            <wp:docPr id="9" name="Imagen7" descr=""/>
+            <wp:docPr id="17" name="Imagen7" descr=""/>
             <wp:cNvGraphicFramePr>
               <a:graphicFrameLocks xmlns:a="http://schemas.openxmlformats.org/drawingml/2006/main" noChangeAspect="1"/>
             </wp:cNvGraphicFramePr>
@@ -3512,7 +4610,7 @@
               <a:graphicData uri="http://schemas.openxmlformats.org/drawingml/2006/picture">
                 <pic:pic xmlns:pic="http://schemas.openxmlformats.org/drawingml/2006/picture">
                   <pic:nvPicPr>
-                    <pic:cNvPr id="9" name="Imagen7" descr=""/>
+                    <pic:cNvPr id="17" name="Imagen7" descr=""/>
                     <pic:cNvPicPr>
                       <a:picLocks noChangeAspect="1" noChangeArrowheads="1"/>
                     </pic:cNvPicPr>
@@ -3553,7 +4651,6 @@
     <w:p>
       <w:pPr>
         <w:pStyle w:val="Normal1"/>
-        <w:pBdr/>
         <w:spacing w:lineRule="auto" w:line="259"/>
         <w:ind w:hanging="426" w:left="852"/>
         <w:rPr>
@@ -3594,7 +4691,6 @@
     <w:p>
       <w:pPr>
         <w:pStyle w:val="Normal1"/>
-        <w:pBdr/>
         <w:spacing w:lineRule="auto" w:line="259"/>
         <w:ind w:hanging="426" w:left="852"/>
         <w:rPr>
@@ -3635,7 +4731,6 @@
     <w:p>
       <w:pPr>
         <w:pStyle w:val="Normal1"/>
-        <w:pBdr/>
         <w:spacing w:lineRule="auto" w:line="259"/>
         <w:ind w:hanging="426" w:left="852"/>
         <w:rPr>
@@ -3676,7 +4771,6 @@
     <w:p>
       <w:pPr>
         <w:pStyle w:val="Normal1"/>
-        <w:pBdr/>
         <w:spacing w:lineRule="auto" w:line="259"/>
         <w:ind w:hanging="426" w:left="852"/>
         <w:rPr>
@@ -3717,7 +4811,6 @@
     <w:p>
       <w:pPr>
         <w:pStyle w:val="Normal1"/>
-        <w:pBdr/>
         <w:spacing w:lineRule="auto" w:line="259"/>
         <w:ind w:hanging="426" w:left="852"/>
         <w:rPr>
@@ -3758,7 +4851,6 @@
     <w:p>
       <w:pPr>
         <w:pStyle w:val="Normal1"/>
-        <w:pBdr/>
         <w:spacing w:lineRule="auto" w:line="259"/>
         <w:ind w:hanging="426" w:left="852"/>
         <w:rPr>
@@ -3799,7 +4891,6 @@
     <w:p>
       <w:pPr>
         <w:pStyle w:val="Normal1"/>
-        <w:pBdr/>
         <w:spacing w:lineRule="auto" w:line="259"/>
         <w:ind w:hanging="426" w:left="852"/>
         <w:rPr>
@@ -3840,7 +4931,6 @@
     <w:p>
       <w:pPr>
         <w:pStyle w:val="Normal1"/>
-        <w:pBdr/>
         <w:spacing w:lineRule="auto" w:line="259"/>
         <w:ind w:hanging="426" w:left="852"/>
         <w:rPr>
@@ -3881,7 +4971,6 @@
     <w:p>
       <w:pPr>
         <w:pStyle w:val="Normal1"/>
-        <w:pBdr/>
         <w:spacing w:lineRule="auto" w:line="259"/>
         <w:ind w:hanging="426" w:left="852"/>
         <w:rPr>
@@ -3908,203 +4997,195 @@
     <w:p>
       <w:pPr>
         <w:pStyle w:val="Normal1"/>
-        <w:pBdr/>
-        <w:spacing w:lineRule="auto" w:line="259"/>
-        <w:ind w:hanging="426" w:left="852"/>
-        <w:rPr>
-          <w:rFonts w:ascii="Verdana" w:hAnsi="Verdana" w:eastAsia="Verdana" w:cs="Verdana"/>
-          <w:b/>
-          <w:bCs/>
-          <w:color w:val="000000"/>
-          <w:sz w:val="22"/>
-          <w:szCs w:val="22"/>
-          <w:highlight w:val="yellow"/>
-        </w:rPr>
-      </w:pPr>
-      <w:r>
-        <w:rPr>
-          <w:rFonts w:eastAsia="Verdana" w:cs="Verdana" w:ascii="Verdana" w:hAnsi="Verdana"/>
-          <w:b/>
-          <w:bCs/>
-          <w:color w:val="000000"/>
-          <w:sz w:val="22"/>
-          <w:szCs w:val="22"/>
-          <w:highlight w:val="yellow"/>
-        </w:rPr>
-      </w:r>
-    </w:p>
-    <w:p>
-      <w:pPr>
-        <w:pStyle w:val="Normal1"/>
-        <w:pBdr/>
-        <w:spacing w:lineRule="auto" w:line="259"/>
-        <w:ind w:hanging="426" w:left="852"/>
-        <w:rPr>
-          <w:rFonts w:ascii="Verdana" w:hAnsi="Verdana" w:eastAsia="Verdana" w:cs="Verdana"/>
-          <w:b/>
-          <w:bCs/>
-          <w:color w:val="000000"/>
-          <w:sz w:val="22"/>
-          <w:szCs w:val="22"/>
-          <w:highlight w:val="yellow"/>
-        </w:rPr>
-      </w:pPr>
-      <w:r>
-        <w:rPr>
-          <w:rFonts w:eastAsia="Verdana" w:cs="Verdana" w:ascii="Verdana" w:hAnsi="Verdana"/>
-          <w:b/>
-          <w:bCs/>
-          <w:color w:val="000000"/>
-          <w:sz w:val="22"/>
-          <w:szCs w:val="22"/>
-          <w:highlight w:val="yellow"/>
-        </w:rPr>
-      </w:r>
-    </w:p>
-    <w:p>
-      <w:pPr>
-        <w:pStyle w:val="Normal1"/>
-        <w:pBdr/>
-        <w:spacing w:lineRule="auto" w:line="259"/>
-        <w:ind w:hanging="426" w:left="852"/>
-        <w:rPr>
-          <w:rFonts w:ascii="Verdana" w:hAnsi="Verdana" w:eastAsia="Verdana" w:cs="Verdana"/>
-          <w:b/>
-          <w:bCs/>
-          <w:color w:val="000000"/>
-          <w:sz w:val="22"/>
-          <w:szCs w:val="22"/>
-          <w:highlight w:val="yellow"/>
-        </w:rPr>
-      </w:pPr>
-      <w:r>
-        <w:rPr>
-          <w:rFonts w:eastAsia="Verdana" w:cs="Verdana" w:ascii="Verdana" w:hAnsi="Verdana"/>
-          <w:b/>
-          <w:bCs/>
-          <w:color w:val="000000"/>
-          <w:sz w:val="22"/>
-          <w:szCs w:val="22"/>
-          <w:highlight w:val="yellow"/>
-        </w:rPr>
-      </w:r>
-    </w:p>
-    <w:p>
-      <w:pPr>
-        <w:pStyle w:val="Normal1"/>
-        <w:pBdr/>
-        <w:spacing w:lineRule="auto" w:line="259"/>
-        <w:ind w:hanging="426" w:left="852"/>
-        <w:rPr>
-          <w:rFonts w:ascii="Verdana" w:hAnsi="Verdana" w:eastAsia="Verdana" w:cs="Verdana"/>
-          <w:b/>
-          <w:bCs/>
-          <w:color w:val="000000"/>
-          <w:sz w:val="22"/>
-          <w:szCs w:val="22"/>
-          <w:highlight w:val="yellow"/>
-        </w:rPr>
-      </w:pPr>
-      <w:r>
-        <w:rPr>
-          <w:rFonts w:eastAsia="Verdana" w:cs="Verdana" w:ascii="Verdana" w:hAnsi="Verdana"/>
-          <w:b/>
-          <w:bCs/>
-          <w:color w:val="000000"/>
-          <w:sz w:val="22"/>
-          <w:szCs w:val="22"/>
-          <w:highlight w:val="yellow"/>
-        </w:rPr>
-      </w:r>
-    </w:p>
-    <w:p>
-      <w:pPr>
-        <w:pStyle w:val="Normal1"/>
-        <w:pBdr/>
-        <w:spacing w:lineRule="auto" w:line="259"/>
-        <w:ind w:hanging="426" w:left="852"/>
-        <w:rPr>
-          <w:rFonts w:ascii="Verdana" w:hAnsi="Verdana" w:eastAsia="Verdana" w:cs="Verdana"/>
-          <w:b/>
-          <w:bCs/>
-          <w:color w:val="000000"/>
-          <w:sz w:val="22"/>
-          <w:szCs w:val="22"/>
-          <w:highlight w:val="yellow"/>
-        </w:rPr>
-      </w:pPr>
-      <w:r>
-        <w:rPr>
-          <w:rFonts w:eastAsia="Verdana" w:cs="Verdana" w:ascii="Verdana" w:hAnsi="Verdana"/>
-          <w:b/>
-          <w:bCs/>
-          <w:color w:val="000000"/>
-          <w:sz w:val="22"/>
-          <w:szCs w:val="22"/>
-          <w:highlight w:val="yellow"/>
-        </w:rPr>
-      </w:r>
-    </w:p>
-    <w:p>
-      <w:pPr>
-        <w:pStyle w:val="Normal1"/>
-        <w:pBdr/>
-        <w:spacing w:lineRule="auto" w:line="259"/>
-        <w:ind w:hanging="426" w:left="852"/>
-        <w:rPr>
-          <w:rFonts w:ascii="Verdana" w:hAnsi="Verdana" w:eastAsia="Verdana" w:cs="Verdana"/>
-          <w:b/>
-          <w:bCs/>
-          <w:color w:val="000000"/>
-          <w:sz w:val="22"/>
-          <w:szCs w:val="22"/>
-          <w:highlight w:val="yellow"/>
-        </w:rPr>
-      </w:pPr>
-      <w:r>
-        <w:rPr>
-          <w:rFonts w:eastAsia="Verdana" w:cs="Verdana" w:ascii="Verdana" w:hAnsi="Verdana"/>
-          <w:b/>
-          <w:bCs/>
-          <w:color w:val="000000"/>
-          <w:sz w:val="22"/>
-          <w:szCs w:val="22"/>
-          <w:highlight w:val="yellow"/>
-        </w:rPr>
-      </w:r>
-    </w:p>
-    <w:p>
-      <w:pPr>
-        <w:pStyle w:val="Normal1"/>
-        <w:pBdr/>
-        <w:spacing w:lineRule="auto" w:line="259"/>
-        <w:ind w:hanging="426" w:left="852"/>
-        <w:rPr>
-          <w:rFonts w:ascii="Verdana" w:hAnsi="Verdana" w:eastAsia="Verdana" w:cs="Verdana"/>
-          <w:b/>
-          <w:bCs/>
-          <w:color w:val="000000"/>
-          <w:sz w:val="22"/>
-          <w:szCs w:val="22"/>
-          <w:highlight w:val="yellow"/>
-        </w:rPr>
-      </w:pPr>
-      <w:r>
-        <w:rPr>
-          <w:rFonts w:eastAsia="Verdana" w:cs="Verdana" w:ascii="Verdana" w:hAnsi="Verdana"/>
-          <w:b/>
-          <w:bCs/>
-          <w:color w:val="000000"/>
-          <w:sz w:val="22"/>
-          <w:szCs w:val="22"/>
-          <w:highlight w:val="yellow"/>
-        </w:rPr>
-      </w:r>
-    </w:p>
-    <w:p>
-      <w:pPr>
-        <w:pStyle w:val="Normal1"/>
-        <w:pBdr/>
+        <w:spacing w:lineRule="auto" w:line="259"/>
+        <w:ind w:hanging="426" w:left="852"/>
+        <w:rPr>
+          <w:rFonts w:ascii="Verdana" w:hAnsi="Verdana" w:eastAsia="Verdana" w:cs="Verdana"/>
+          <w:b/>
+          <w:bCs/>
+          <w:color w:val="000000"/>
+          <w:sz w:val="22"/>
+          <w:szCs w:val="22"/>
+          <w:highlight w:val="yellow"/>
+        </w:rPr>
+      </w:pPr>
+      <w:r>
+        <w:rPr>
+          <w:rFonts w:eastAsia="Verdana" w:cs="Verdana" w:ascii="Verdana" w:hAnsi="Verdana"/>
+          <w:b/>
+          <w:bCs/>
+          <w:color w:val="000000"/>
+          <w:sz w:val="22"/>
+          <w:szCs w:val="22"/>
+          <w:highlight w:val="yellow"/>
+        </w:rPr>
+      </w:r>
+    </w:p>
+    <w:p>
+      <w:pPr>
+        <w:pStyle w:val="Normal1"/>
+        <w:spacing w:lineRule="auto" w:line="259"/>
+        <w:ind w:hanging="426" w:left="852"/>
+        <w:rPr>
+          <w:rFonts w:ascii="Verdana" w:hAnsi="Verdana" w:eastAsia="Verdana" w:cs="Verdana"/>
+          <w:b/>
+          <w:bCs/>
+          <w:color w:val="000000"/>
+          <w:sz w:val="22"/>
+          <w:szCs w:val="22"/>
+          <w:highlight w:val="yellow"/>
+        </w:rPr>
+      </w:pPr>
+      <w:r>
+        <w:rPr>
+          <w:rFonts w:eastAsia="Verdana" w:cs="Verdana" w:ascii="Verdana" w:hAnsi="Verdana"/>
+          <w:b/>
+          <w:bCs/>
+          <w:color w:val="000000"/>
+          <w:sz w:val="22"/>
+          <w:szCs w:val="22"/>
+          <w:highlight w:val="yellow"/>
+        </w:rPr>
+      </w:r>
+    </w:p>
+    <w:p>
+      <w:pPr>
+        <w:pStyle w:val="Normal1"/>
+        <w:spacing w:lineRule="auto" w:line="259"/>
+        <w:ind w:hanging="426" w:left="852"/>
+        <w:rPr>
+          <w:rFonts w:ascii="Verdana" w:hAnsi="Verdana" w:eastAsia="Verdana" w:cs="Verdana"/>
+          <w:b/>
+          <w:bCs/>
+          <w:color w:val="000000"/>
+          <w:sz w:val="22"/>
+          <w:szCs w:val="22"/>
+          <w:highlight w:val="yellow"/>
+        </w:rPr>
+      </w:pPr>
+      <w:r>
+        <w:rPr>
+          <w:rFonts w:eastAsia="Verdana" w:cs="Verdana" w:ascii="Verdana" w:hAnsi="Verdana"/>
+          <w:b/>
+          <w:bCs/>
+          <w:color w:val="000000"/>
+          <w:sz w:val="22"/>
+          <w:szCs w:val="22"/>
+          <w:highlight w:val="yellow"/>
+        </w:rPr>
+      </w:r>
+    </w:p>
+    <w:p>
+      <w:pPr>
+        <w:pStyle w:val="Normal1"/>
+        <w:spacing w:lineRule="auto" w:line="259"/>
+        <w:ind w:hanging="426" w:left="852"/>
+        <w:rPr>
+          <w:rFonts w:ascii="Verdana" w:hAnsi="Verdana" w:eastAsia="Verdana" w:cs="Verdana"/>
+          <w:b/>
+          <w:bCs/>
+          <w:color w:val="000000"/>
+          <w:sz w:val="22"/>
+          <w:szCs w:val="22"/>
+          <w:highlight w:val="yellow"/>
+        </w:rPr>
+      </w:pPr>
+      <w:r>
+        <w:rPr>
+          <w:rFonts w:eastAsia="Verdana" w:cs="Verdana" w:ascii="Verdana" w:hAnsi="Verdana"/>
+          <w:b/>
+          <w:bCs/>
+          <w:color w:val="000000"/>
+          <w:sz w:val="22"/>
+          <w:szCs w:val="22"/>
+          <w:highlight w:val="yellow"/>
+        </w:rPr>
+      </w:r>
+    </w:p>
+    <w:p>
+      <w:pPr>
+        <w:pStyle w:val="Normal1"/>
+        <w:spacing w:lineRule="auto" w:line="259"/>
+        <w:ind w:hanging="426" w:left="852"/>
+        <w:rPr>
+          <w:rFonts w:ascii="Verdana" w:hAnsi="Verdana" w:eastAsia="Verdana" w:cs="Verdana"/>
+          <w:b/>
+          <w:bCs/>
+          <w:color w:val="000000"/>
+          <w:sz w:val="22"/>
+          <w:szCs w:val="22"/>
+          <w:highlight w:val="yellow"/>
+        </w:rPr>
+      </w:pPr>
+      <w:r>
+        <w:rPr>
+          <w:rFonts w:eastAsia="Verdana" w:cs="Verdana" w:ascii="Verdana" w:hAnsi="Verdana"/>
+          <w:b/>
+          <w:bCs/>
+          <w:color w:val="000000"/>
+          <w:sz w:val="22"/>
+          <w:szCs w:val="22"/>
+          <w:highlight w:val="yellow"/>
+        </w:rPr>
+      </w:r>
+    </w:p>
+    <w:p>
+      <w:pPr>
+        <w:pStyle w:val="Normal1"/>
+        <w:spacing w:lineRule="auto" w:line="259"/>
+        <w:ind w:hanging="426" w:left="852"/>
+        <w:rPr>
+          <w:rFonts w:ascii="Verdana" w:hAnsi="Verdana" w:eastAsia="Verdana" w:cs="Verdana"/>
+          <w:b/>
+          <w:bCs/>
+          <w:color w:val="000000"/>
+          <w:sz w:val="22"/>
+          <w:szCs w:val="22"/>
+          <w:highlight w:val="yellow"/>
+        </w:rPr>
+      </w:pPr>
+      <w:r>
+        <w:rPr>
+          <w:rFonts w:eastAsia="Verdana" w:cs="Verdana" w:ascii="Verdana" w:hAnsi="Verdana"/>
+          <w:b/>
+          <w:bCs/>
+          <w:color w:val="000000"/>
+          <w:sz w:val="22"/>
+          <w:szCs w:val="22"/>
+          <w:highlight w:val="yellow"/>
+        </w:rPr>
+      </w:r>
+    </w:p>
+    <w:p>
+      <w:pPr>
+        <w:pStyle w:val="Normal1"/>
+        <w:spacing w:lineRule="auto" w:line="259"/>
+        <w:ind w:hanging="426" w:left="852"/>
+        <w:rPr>
+          <w:rFonts w:ascii="Verdana" w:hAnsi="Verdana" w:eastAsia="Verdana" w:cs="Verdana"/>
+          <w:b/>
+          <w:bCs/>
+          <w:color w:val="000000"/>
+          <w:sz w:val="22"/>
+          <w:szCs w:val="22"/>
+          <w:highlight w:val="yellow"/>
+        </w:rPr>
+      </w:pPr>
+      <w:r>
+        <w:rPr>
+          <w:rFonts w:eastAsia="Verdana" w:cs="Verdana" w:ascii="Verdana" w:hAnsi="Verdana"/>
+          <w:b/>
+          <w:bCs/>
+          <w:color w:val="000000"/>
+          <w:sz w:val="22"/>
+          <w:szCs w:val="22"/>
+          <w:highlight w:val="yellow"/>
+        </w:rPr>
+      </w:r>
+    </w:p>
+    <w:p>
+      <w:pPr>
+        <w:pStyle w:val="Normal1"/>
         <w:spacing w:lineRule="auto" w:line="259"/>
         <w:ind w:hanging="426" w:left="426"/>
         <w:rPr>
@@ -4134,7 +5215,7 @@
           <wp:inline distT="0" distB="0" distL="0" distR="0">
             <wp:extent cx="171450" cy="148590"/>
             <wp:effectExtent l="0" t="0" r="0" b="0"/>
-            <wp:docPr id="10" name="Imagen8" descr=""/>
+            <wp:docPr id="18" name="Imagen8" descr=""/>
             <wp:cNvGraphicFramePr>
               <a:graphicFrameLocks xmlns:a="http://schemas.openxmlformats.org/drawingml/2006/main" noChangeAspect="1"/>
             </wp:cNvGraphicFramePr>
@@ -4142,7 +5223,7 @@
               <a:graphicData uri="http://schemas.openxmlformats.org/drawingml/2006/picture">
                 <pic:pic xmlns:pic="http://schemas.openxmlformats.org/drawingml/2006/picture">
                   <pic:nvPicPr>
-                    <pic:cNvPr id="10" name="Imagen8" descr=""/>
+                    <pic:cNvPr id="18" name="Imagen8" descr=""/>
                     <pic:cNvPicPr>
                       <a:picLocks noChangeAspect="1" noChangeArrowheads="1"/>
                     </pic:cNvPicPr>
@@ -4183,7 +5264,6 @@
     <w:p>
       <w:pPr>
         <w:pStyle w:val="Normal1"/>
-        <w:pBdr/>
         <w:spacing w:lineRule="auto" w:line="259"/>
         <w:ind w:hanging="426" w:left="852"/>
         <w:rPr>
@@ -4210,7 +5290,6 @@
     <w:p>
       <w:pPr>
         <w:pStyle w:val="Normal1"/>
-        <w:pBdr/>
         <w:spacing w:lineRule="auto" w:line="259"/>
         <w:ind w:left="426"/>
         <w:rPr>
@@ -4232,7 +5311,6 @@
     <w:p>
       <w:pPr>
         <w:pStyle w:val="Normal1"/>
-        <w:pBdr/>
         <w:spacing w:lineRule="auto" w:line="259"/>
         <w:ind w:left="426"/>
         <w:rPr>
@@ -4254,7 +5332,6 @@
     <w:p>
       <w:pPr>
         <w:pStyle w:val="Normal1"/>
-        <w:pBdr/>
         <w:spacing w:lineRule="auto" w:line="259"/>
         <w:ind w:left="426"/>
         <w:rPr>
@@ -4276,7 +5353,6 @@
     <w:p>
       <w:pPr>
         <w:pStyle w:val="Normal1"/>
-        <w:pBdr/>
         <w:spacing w:lineRule="auto" w:line="259"/>
         <w:ind w:left="426"/>
         <w:rPr>
@@ -4298,7 +5374,6 @@
     <w:p>
       <w:pPr>
         <w:pStyle w:val="Normal1"/>
-        <w:pBdr/>
         <w:spacing w:lineRule="auto" w:line="259"/>
         <w:ind w:left="426"/>
         <w:rPr>
@@ -4320,7 +5395,6 @@
     <w:p>
       <w:pPr>
         <w:pStyle w:val="Normal1"/>
-        <w:pBdr/>
         <w:spacing w:lineRule="auto" w:line="259"/>
         <w:ind w:left="426"/>
         <w:rPr>
@@ -4342,7 +5416,6 @@
     <w:p>
       <w:pPr>
         <w:pStyle w:val="Normal1"/>
-        <w:pBdr/>
         <w:spacing w:lineRule="auto" w:line="259"/>
         <w:ind w:left="426"/>
         <w:rPr>
@@ -4364,7 +5437,6 @@
     <w:p>
       <w:pPr>
         <w:pStyle w:val="Normal1"/>
-        <w:pBdr/>
         <w:spacing w:lineRule="auto" w:line="259"/>
         <w:ind w:left="426"/>
         <w:rPr>
@@ -4386,7 +5458,6 @@
     <w:p>
       <w:pPr>
         <w:pStyle w:val="Normal1"/>
-        <w:pBdr/>
         <w:spacing w:lineRule="auto" w:line="259"/>
         <w:ind w:hanging="426" w:left="426"/>
         <w:rPr>
@@ -4415,7 +5486,6 @@
     <w:p>
       <w:pPr>
         <w:pStyle w:val="Normal1"/>
-        <w:pBdr/>
         <w:spacing w:lineRule="auto" w:line="259"/>
         <w:ind w:hanging="426" w:left="852"/>
         <w:rPr>
@@ -4442,7 +5512,6 @@
     <w:p>
       <w:pPr>
         <w:pStyle w:val="Normal1"/>
-        <w:pBdr/>
         <w:spacing w:lineRule="auto" w:line="259"/>
         <w:ind w:left="426"/>
         <w:rPr>
@@ -4464,7 +5533,6 @@
     <w:p>
       <w:pPr>
         <w:pStyle w:val="Normal1"/>
-        <w:pBdr/>
         <w:spacing w:lineRule="auto" w:line="259"/>
         <w:ind w:left="426"/>
         <w:rPr>
@@ -4486,7 +5554,6 @@
     <w:p>
       <w:pPr>
         <w:pStyle w:val="Normal1"/>
-        <w:pBdr/>
         <w:spacing w:lineRule="auto" w:line="259"/>
         <w:ind w:left="426"/>
         <w:rPr>
@@ -4508,7 +5575,6 @@
     <w:p>
       <w:pPr>
         <w:pStyle w:val="Normal1"/>
-        <w:pBdr/>
         <w:spacing w:lineRule="auto" w:line="259"/>
         <w:ind w:left="426"/>
         <w:rPr>
@@ -4530,7 +5596,6 @@
     <w:p>
       <w:pPr>
         <w:pStyle w:val="Normal1"/>
-        <w:pBdr/>
         <w:spacing w:lineRule="auto" w:line="259"/>
         <w:ind w:left="426"/>
         <w:rPr>
@@ -4552,7 +5617,6 @@
     <w:p>
       <w:pPr>
         <w:pStyle w:val="Normal1"/>
-        <w:pBdr/>
         <w:spacing w:lineRule="auto" w:line="259"/>
         <w:ind w:left="426"/>
         <w:rPr>
@@ -4575,35 +5639,33 @@
     <w:p>
       <w:pPr>
         <w:pStyle w:val="Normal1"/>
-        <w:pBdr/>
-        <w:spacing w:lineRule="auto" w:line="259"/>
-        <w:ind w:hanging="426" w:left="852"/>
-        <w:rPr>
-          <w:rFonts w:ascii="Verdana" w:hAnsi="Verdana" w:eastAsia="Verdana" w:cs="Verdana"/>
-          <w:b/>
-          <w:bCs/>
-          <w:color w:val="000000"/>
-          <w:sz w:val="22"/>
-          <w:szCs w:val="22"/>
-          <w:highlight w:val="yellow"/>
-        </w:rPr>
-      </w:pPr>
-      <w:r>
-        <w:rPr>
-          <w:rFonts w:eastAsia="Verdana" w:cs="Verdana" w:ascii="Verdana" w:hAnsi="Verdana"/>
-          <w:b/>
-          <w:bCs/>
-          <w:color w:val="000000"/>
-          <w:sz w:val="22"/>
-          <w:szCs w:val="22"/>
-          <w:highlight w:val="yellow"/>
-        </w:rPr>
-      </w:r>
-    </w:p>
-    <w:p>
-      <w:pPr>
-        <w:pStyle w:val="Normal1"/>
-        <w:pBdr/>
+        <w:spacing w:lineRule="auto" w:line="259"/>
+        <w:ind w:hanging="426" w:left="852"/>
+        <w:rPr>
+          <w:rFonts w:ascii="Verdana" w:hAnsi="Verdana" w:eastAsia="Verdana" w:cs="Verdana"/>
+          <w:b/>
+          <w:bCs/>
+          <w:color w:val="000000"/>
+          <w:sz w:val="22"/>
+          <w:szCs w:val="22"/>
+          <w:highlight w:val="yellow"/>
+        </w:rPr>
+      </w:pPr>
+      <w:r>
+        <w:rPr>
+          <w:rFonts w:eastAsia="Verdana" w:cs="Verdana" w:ascii="Verdana" w:hAnsi="Verdana"/>
+          <w:b/>
+          <w:bCs/>
+          <w:color w:val="000000"/>
+          <w:sz w:val="22"/>
+          <w:szCs w:val="22"/>
+          <w:highlight w:val="yellow"/>
+        </w:rPr>
+      </w:r>
+    </w:p>
+    <w:p>
+      <w:pPr>
+        <w:pStyle w:val="Normal1"/>
         <w:spacing w:lineRule="auto" w:line="259"/>
         <w:ind w:hanging="426" w:left="426"/>
         <w:rPr>
@@ -4632,7 +5694,6 @@
     <w:p>
       <w:pPr>
         <w:pStyle w:val="Normal1"/>
-        <w:pBdr/>
         <w:spacing w:lineRule="auto" w:line="259"/>
         <w:ind w:hanging="426" w:left="852"/>
         <w:rPr>
@@ -4673,7 +5734,6 @@
     <w:p>
       <w:pPr>
         <w:pStyle w:val="Normal1"/>
-        <w:pBdr/>
         <w:spacing w:lineRule="auto" w:line="259"/>
         <w:ind w:hanging="426" w:left="852"/>
         <w:rPr>
@@ -4714,7 +5774,6 @@
     <w:p>
       <w:pPr>
         <w:pStyle w:val="Normal1"/>
-        <w:pBdr/>
         <w:spacing w:lineRule="auto" w:line="259"/>
         <w:ind w:hanging="426" w:left="852"/>
         <w:rPr>
@@ -4755,7 +5814,6 @@
     <w:p>
       <w:pPr>
         <w:pStyle w:val="Normal1"/>
-        <w:pBdr/>
         <w:spacing w:lineRule="auto" w:line="259"/>
         <w:ind w:hanging="426" w:left="852"/>
         <w:rPr>
@@ -4782,203 +5840,195 @@
     <w:p>
       <w:pPr>
         <w:pStyle w:val="Normal1"/>
-        <w:pBdr/>
-        <w:spacing w:lineRule="auto" w:line="259"/>
-        <w:ind w:hanging="426" w:left="852"/>
-        <w:rPr>
-          <w:rFonts w:ascii="Verdana" w:hAnsi="Verdana" w:eastAsia="Verdana" w:cs="Verdana"/>
-          <w:b/>
-          <w:bCs/>
-          <w:color w:val="000000"/>
-          <w:sz w:val="22"/>
-          <w:szCs w:val="22"/>
-          <w:highlight w:val="yellow"/>
-        </w:rPr>
-      </w:pPr>
-      <w:r>
-        <w:rPr>
-          <w:rFonts w:eastAsia="Verdana" w:cs="Verdana" w:ascii="Verdana" w:hAnsi="Verdana"/>
-          <w:b/>
-          <w:bCs/>
-          <w:color w:val="000000"/>
-          <w:sz w:val="22"/>
-          <w:szCs w:val="22"/>
-          <w:highlight w:val="yellow"/>
-        </w:rPr>
-      </w:r>
-    </w:p>
-    <w:p>
-      <w:pPr>
-        <w:pStyle w:val="Normal1"/>
-        <w:pBdr/>
-        <w:spacing w:lineRule="auto" w:line="259"/>
-        <w:ind w:hanging="426" w:left="852"/>
-        <w:rPr>
-          <w:rFonts w:ascii="Verdana" w:hAnsi="Verdana" w:eastAsia="Verdana" w:cs="Verdana"/>
-          <w:b/>
-          <w:bCs/>
-          <w:color w:val="000000"/>
-          <w:sz w:val="22"/>
-          <w:szCs w:val="22"/>
-          <w:highlight w:val="yellow"/>
-        </w:rPr>
-      </w:pPr>
-      <w:r>
-        <w:rPr>
-          <w:rFonts w:eastAsia="Verdana" w:cs="Verdana" w:ascii="Verdana" w:hAnsi="Verdana"/>
-          <w:b/>
-          <w:bCs/>
-          <w:color w:val="000000"/>
-          <w:sz w:val="22"/>
-          <w:szCs w:val="22"/>
-          <w:highlight w:val="yellow"/>
-        </w:rPr>
-      </w:r>
-    </w:p>
-    <w:p>
-      <w:pPr>
-        <w:pStyle w:val="Normal1"/>
-        <w:pBdr/>
-        <w:spacing w:lineRule="auto" w:line="259"/>
-        <w:ind w:hanging="426" w:left="852"/>
-        <w:rPr>
-          <w:rFonts w:ascii="Verdana" w:hAnsi="Verdana" w:eastAsia="Verdana" w:cs="Verdana"/>
-          <w:b/>
-          <w:bCs/>
-          <w:color w:val="000000"/>
-          <w:sz w:val="22"/>
-          <w:szCs w:val="22"/>
-          <w:highlight w:val="yellow"/>
-        </w:rPr>
-      </w:pPr>
-      <w:r>
-        <w:rPr>
-          <w:rFonts w:eastAsia="Verdana" w:cs="Verdana" w:ascii="Verdana" w:hAnsi="Verdana"/>
-          <w:b/>
-          <w:bCs/>
-          <w:color w:val="000000"/>
-          <w:sz w:val="22"/>
-          <w:szCs w:val="22"/>
-          <w:highlight w:val="yellow"/>
-        </w:rPr>
-      </w:r>
-    </w:p>
-    <w:p>
-      <w:pPr>
-        <w:pStyle w:val="Normal1"/>
-        <w:pBdr/>
-        <w:spacing w:lineRule="auto" w:line="259"/>
-        <w:ind w:hanging="426" w:left="852"/>
-        <w:rPr>
-          <w:rFonts w:ascii="Verdana" w:hAnsi="Verdana" w:eastAsia="Verdana" w:cs="Verdana"/>
-          <w:b/>
-          <w:bCs/>
-          <w:color w:val="000000"/>
-          <w:sz w:val="22"/>
-          <w:szCs w:val="22"/>
-          <w:highlight w:val="yellow"/>
-        </w:rPr>
-      </w:pPr>
-      <w:r>
-        <w:rPr>
-          <w:rFonts w:eastAsia="Verdana" w:cs="Verdana" w:ascii="Verdana" w:hAnsi="Verdana"/>
-          <w:b/>
-          <w:bCs/>
-          <w:color w:val="000000"/>
-          <w:sz w:val="22"/>
-          <w:szCs w:val="22"/>
-          <w:highlight w:val="yellow"/>
-        </w:rPr>
-      </w:r>
-    </w:p>
-    <w:p>
-      <w:pPr>
-        <w:pStyle w:val="Normal1"/>
-        <w:pBdr/>
-        <w:spacing w:lineRule="auto" w:line="259"/>
-        <w:ind w:hanging="426" w:left="852"/>
-        <w:rPr>
-          <w:rFonts w:ascii="Verdana" w:hAnsi="Verdana" w:eastAsia="Verdana" w:cs="Verdana"/>
-          <w:b/>
-          <w:bCs/>
-          <w:color w:val="000000"/>
-          <w:sz w:val="22"/>
-          <w:szCs w:val="22"/>
-          <w:highlight w:val="yellow"/>
-        </w:rPr>
-      </w:pPr>
-      <w:r>
-        <w:rPr>
-          <w:rFonts w:eastAsia="Verdana" w:cs="Verdana" w:ascii="Verdana" w:hAnsi="Verdana"/>
-          <w:b/>
-          <w:bCs/>
-          <w:color w:val="000000"/>
-          <w:sz w:val="22"/>
-          <w:szCs w:val="22"/>
-          <w:highlight w:val="yellow"/>
-        </w:rPr>
-      </w:r>
-    </w:p>
-    <w:p>
-      <w:pPr>
-        <w:pStyle w:val="Normal1"/>
-        <w:pBdr/>
-        <w:spacing w:lineRule="auto" w:line="259"/>
-        <w:ind w:hanging="426" w:left="852"/>
-        <w:rPr>
-          <w:rFonts w:ascii="Verdana" w:hAnsi="Verdana" w:eastAsia="Verdana" w:cs="Verdana"/>
-          <w:b/>
-          <w:bCs/>
-          <w:color w:val="000000"/>
-          <w:sz w:val="22"/>
-          <w:szCs w:val="22"/>
-          <w:highlight w:val="yellow"/>
-        </w:rPr>
-      </w:pPr>
-      <w:r>
-        <w:rPr>
-          <w:rFonts w:eastAsia="Verdana" w:cs="Verdana" w:ascii="Verdana" w:hAnsi="Verdana"/>
-          <w:b/>
-          <w:bCs/>
-          <w:color w:val="000000"/>
-          <w:sz w:val="22"/>
-          <w:szCs w:val="22"/>
-          <w:highlight w:val="yellow"/>
-        </w:rPr>
-      </w:r>
-    </w:p>
-    <w:p>
-      <w:pPr>
-        <w:pStyle w:val="Normal1"/>
-        <w:pBdr/>
-        <w:spacing w:lineRule="auto" w:line="259"/>
-        <w:ind w:hanging="426" w:left="852"/>
-        <w:rPr>
-          <w:rFonts w:ascii="Verdana" w:hAnsi="Verdana" w:eastAsia="Verdana" w:cs="Verdana"/>
-          <w:b/>
-          <w:bCs/>
-          <w:color w:val="000000"/>
-          <w:sz w:val="22"/>
-          <w:szCs w:val="22"/>
-          <w:highlight w:val="yellow"/>
-        </w:rPr>
-      </w:pPr>
-      <w:r>
-        <w:rPr>
-          <w:rFonts w:eastAsia="Verdana" w:cs="Verdana" w:ascii="Verdana" w:hAnsi="Verdana"/>
-          <w:b/>
-          <w:bCs/>
-          <w:color w:val="000000"/>
-          <w:sz w:val="22"/>
-          <w:szCs w:val="22"/>
-          <w:highlight w:val="yellow"/>
-        </w:rPr>
-      </w:r>
-    </w:p>
-    <w:p>
-      <w:pPr>
-        <w:pStyle w:val="Normal1"/>
-        <w:pBdr/>
+        <w:spacing w:lineRule="auto" w:line="259"/>
+        <w:ind w:hanging="426" w:left="852"/>
+        <w:rPr>
+          <w:rFonts w:ascii="Verdana" w:hAnsi="Verdana" w:eastAsia="Verdana" w:cs="Verdana"/>
+          <w:b/>
+          <w:bCs/>
+          <w:color w:val="000000"/>
+          <w:sz w:val="22"/>
+          <w:szCs w:val="22"/>
+          <w:highlight w:val="yellow"/>
+        </w:rPr>
+      </w:pPr>
+      <w:r>
+        <w:rPr>
+          <w:rFonts w:eastAsia="Verdana" w:cs="Verdana" w:ascii="Verdana" w:hAnsi="Verdana"/>
+          <w:b/>
+          <w:bCs/>
+          <w:color w:val="000000"/>
+          <w:sz w:val="22"/>
+          <w:szCs w:val="22"/>
+          <w:highlight w:val="yellow"/>
+        </w:rPr>
+      </w:r>
+    </w:p>
+    <w:p>
+      <w:pPr>
+        <w:pStyle w:val="Normal1"/>
+        <w:spacing w:lineRule="auto" w:line="259"/>
+        <w:ind w:hanging="426" w:left="852"/>
+        <w:rPr>
+          <w:rFonts w:ascii="Verdana" w:hAnsi="Verdana" w:eastAsia="Verdana" w:cs="Verdana"/>
+          <w:b/>
+          <w:bCs/>
+          <w:color w:val="000000"/>
+          <w:sz w:val="22"/>
+          <w:szCs w:val="22"/>
+          <w:highlight w:val="yellow"/>
+        </w:rPr>
+      </w:pPr>
+      <w:r>
+        <w:rPr>
+          <w:rFonts w:eastAsia="Verdana" w:cs="Verdana" w:ascii="Verdana" w:hAnsi="Verdana"/>
+          <w:b/>
+          <w:bCs/>
+          <w:color w:val="000000"/>
+          <w:sz w:val="22"/>
+          <w:szCs w:val="22"/>
+          <w:highlight w:val="yellow"/>
+        </w:rPr>
+      </w:r>
+    </w:p>
+    <w:p>
+      <w:pPr>
+        <w:pStyle w:val="Normal1"/>
+        <w:spacing w:lineRule="auto" w:line="259"/>
+        <w:ind w:hanging="426" w:left="852"/>
+        <w:rPr>
+          <w:rFonts w:ascii="Verdana" w:hAnsi="Verdana" w:eastAsia="Verdana" w:cs="Verdana"/>
+          <w:b/>
+          <w:bCs/>
+          <w:color w:val="000000"/>
+          <w:sz w:val="22"/>
+          <w:szCs w:val="22"/>
+          <w:highlight w:val="yellow"/>
+        </w:rPr>
+      </w:pPr>
+      <w:r>
+        <w:rPr>
+          <w:rFonts w:eastAsia="Verdana" w:cs="Verdana" w:ascii="Verdana" w:hAnsi="Verdana"/>
+          <w:b/>
+          <w:bCs/>
+          <w:color w:val="000000"/>
+          <w:sz w:val="22"/>
+          <w:szCs w:val="22"/>
+          <w:highlight w:val="yellow"/>
+        </w:rPr>
+      </w:r>
+    </w:p>
+    <w:p>
+      <w:pPr>
+        <w:pStyle w:val="Normal1"/>
+        <w:spacing w:lineRule="auto" w:line="259"/>
+        <w:ind w:hanging="426" w:left="852"/>
+        <w:rPr>
+          <w:rFonts w:ascii="Verdana" w:hAnsi="Verdana" w:eastAsia="Verdana" w:cs="Verdana"/>
+          <w:b/>
+          <w:bCs/>
+          <w:color w:val="000000"/>
+          <w:sz w:val="22"/>
+          <w:szCs w:val="22"/>
+          <w:highlight w:val="yellow"/>
+        </w:rPr>
+      </w:pPr>
+      <w:r>
+        <w:rPr>
+          <w:rFonts w:eastAsia="Verdana" w:cs="Verdana" w:ascii="Verdana" w:hAnsi="Verdana"/>
+          <w:b/>
+          <w:bCs/>
+          <w:color w:val="000000"/>
+          <w:sz w:val="22"/>
+          <w:szCs w:val="22"/>
+          <w:highlight w:val="yellow"/>
+        </w:rPr>
+      </w:r>
+    </w:p>
+    <w:p>
+      <w:pPr>
+        <w:pStyle w:val="Normal1"/>
+        <w:spacing w:lineRule="auto" w:line="259"/>
+        <w:ind w:hanging="426" w:left="852"/>
+        <w:rPr>
+          <w:rFonts w:ascii="Verdana" w:hAnsi="Verdana" w:eastAsia="Verdana" w:cs="Verdana"/>
+          <w:b/>
+          <w:bCs/>
+          <w:color w:val="000000"/>
+          <w:sz w:val="22"/>
+          <w:szCs w:val="22"/>
+          <w:highlight w:val="yellow"/>
+        </w:rPr>
+      </w:pPr>
+      <w:r>
+        <w:rPr>
+          <w:rFonts w:eastAsia="Verdana" w:cs="Verdana" w:ascii="Verdana" w:hAnsi="Verdana"/>
+          <w:b/>
+          <w:bCs/>
+          <w:color w:val="000000"/>
+          <w:sz w:val="22"/>
+          <w:szCs w:val="22"/>
+          <w:highlight w:val="yellow"/>
+        </w:rPr>
+      </w:r>
+    </w:p>
+    <w:p>
+      <w:pPr>
+        <w:pStyle w:val="Normal1"/>
+        <w:spacing w:lineRule="auto" w:line="259"/>
+        <w:ind w:hanging="426" w:left="852"/>
+        <w:rPr>
+          <w:rFonts w:ascii="Verdana" w:hAnsi="Verdana" w:eastAsia="Verdana" w:cs="Verdana"/>
+          <w:b/>
+          <w:bCs/>
+          <w:color w:val="000000"/>
+          <w:sz w:val="22"/>
+          <w:szCs w:val="22"/>
+          <w:highlight w:val="yellow"/>
+        </w:rPr>
+      </w:pPr>
+      <w:r>
+        <w:rPr>
+          <w:rFonts w:eastAsia="Verdana" w:cs="Verdana" w:ascii="Verdana" w:hAnsi="Verdana"/>
+          <w:b/>
+          <w:bCs/>
+          <w:color w:val="000000"/>
+          <w:sz w:val="22"/>
+          <w:szCs w:val="22"/>
+          <w:highlight w:val="yellow"/>
+        </w:rPr>
+      </w:r>
+    </w:p>
+    <w:p>
+      <w:pPr>
+        <w:pStyle w:val="Normal1"/>
+        <w:spacing w:lineRule="auto" w:line="259"/>
+        <w:ind w:hanging="426" w:left="852"/>
+        <w:rPr>
+          <w:rFonts w:ascii="Verdana" w:hAnsi="Verdana" w:eastAsia="Verdana" w:cs="Verdana"/>
+          <w:b/>
+          <w:bCs/>
+          <w:color w:val="000000"/>
+          <w:sz w:val="22"/>
+          <w:szCs w:val="22"/>
+          <w:highlight w:val="yellow"/>
+        </w:rPr>
+      </w:pPr>
+      <w:r>
+        <w:rPr>
+          <w:rFonts w:eastAsia="Verdana" w:cs="Verdana" w:ascii="Verdana" w:hAnsi="Verdana"/>
+          <w:b/>
+          <w:bCs/>
+          <w:color w:val="000000"/>
+          <w:sz w:val="22"/>
+          <w:szCs w:val="22"/>
+          <w:highlight w:val="yellow"/>
+        </w:rPr>
+      </w:r>
+    </w:p>
+    <w:p>
+      <w:pPr>
+        <w:pStyle w:val="Normal1"/>
         <w:spacing w:lineRule="auto" w:line="259"/>
         <w:ind w:hanging="426" w:left="426"/>
         <w:rPr>
@@ -5007,7 +6057,6 @@
     <w:p>
       <w:pPr>
         <w:pStyle w:val="Normal1"/>
-        <w:pBdr/>
         <w:spacing w:lineRule="auto" w:line="259"/>
         <w:ind w:hanging="426" w:left="852"/>
         <w:rPr>
@@ -5048,7 +6097,6 @@
     <w:p>
       <w:pPr>
         <w:pStyle w:val="Normal1"/>
-        <w:pBdr/>
         <w:spacing w:lineRule="auto" w:line="259"/>
         <w:ind w:hanging="426" w:left="852"/>
         <w:rPr>
@@ -5089,7 +6137,6 @@
     <w:p>
       <w:pPr>
         <w:pStyle w:val="Normal1"/>
-        <w:pBdr/>
         <w:spacing w:lineRule="auto" w:line="259"/>
         <w:ind w:hanging="426" w:left="852"/>
         <w:rPr>
@@ -5130,7 +6177,6 @@
     <w:p>
       <w:pPr>
         <w:pStyle w:val="Normal1"/>
-        <w:pBdr/>
         <w:spacing w:before="280" w:after="280"/>
         <w:ind w:hanging="425" w:left="850"/>
         <w:jc w:val="center"/>
@@ -5149,7 +6195,7 @@
           <wp:inline distT="0" distB="0" distL="0" distR="0">
             <wp:extent cx="4228465" cy="2075180"/>
             <wp:effectExtent l="0" t="0" r="0" b="0"/>
-            <wp:docPr id="11" name="image9.png" descr=""/>
+            <wp:docPr id="19" name="image9.png" descr=""/>
             <wp:cNvGraphicFramePr>
               <a:graphicFrameLocks xmlns:a="http://schemas.openxmlformats.org/drawingml/2006/main" noChangeAspect="1"/>
             </wp:cNvGraphicFramePr>
@@ -5157,7 +6203,7 @@
               <a:graphicData uri="http://schemas.openxmlformats.org/drawingml/2006/picture">
                 <pic:pic xmlns:pic="http://schemas.openxmlformats.org/drawingml/2006/picture">
                   <pic:nvPicPr>
-                    <pic:cNvPr id="11" name="image9.png" descr=""/>
+                    <pic:cNvPr id="19" name="image9.png" descr=""/>
                     <pic:cNvPicPr>
                       <a:picLocks noChangeAspect="1" noChangeArrowheads="1"/>
                     </pic:cNvPicPr>
@@ -5187,7 +6233,6 @@
     <w:p>
       <w:pPr>
         <w:pStyle w:val="Normal1"/>
-        <w:pBdr/>
         <w:spacing w:lineRule="auto" w:line="259"/>
         <w:ind w:hanging="426" w:left="852"/>
         <w:rPr>
@@ -5214,7 +6259,6 @@
     <w:p>
       <w:pPr>
         <w:pStyle w:val="Normal1"/>
-        <w:pBdr/>
         <w:spacing w:lineRule="auto" w:line="259"/>
         <w:ind w:left="426"/>
         <w:rPr>
@@ -5422,6 +6466,7 @@
     <w:rsid w:val="004d4c29"/>
     <w:pPr>
       <w:widowControl/>
+      <w:suppressAutoHyphens w:val="true"/>
       <w:bidi w:val="0"/>
       <w:spacing w:lineRule="auto" w:line="276" w:before="0" w:after="200"/>
       <w:jc w:val="left"/>
@@ -5521,6 +6566,7 @@
     <w:rsid w:val="004c5849"/>
     <w:pPr>
       <w:widowControl/>
+      <w:suppressAutoHyphens w:val="true"/>
       <w:bidi w:val="0"/>
       <w:spacing w:lineRule="auto" w:line="240" w:before="0" w:after="120"/>
       <w:jc w:val="both"/>
@@ -5551,6 +6597,13 @@
       <w:sz w:val="16"/>
       <w:szCs w:val="16"/>
     </w:rPr>
+  </w:style>
+  <w:style w:type="paragraph" w:styleId="Contenidodelmarco">
+    <w:name w:val="Contenido del marco"/>
+    <w:basedOn w:val="Normal"/>
+    <w:qFormat/>
+    <w:pPr/>
+    <w:rPr/>
   </w:style>
   <w:style w:type="numbering" w:styleId="NoList" w:default="1">
     <w:name w:val="No List"/>

--- a/Sostenibilidad/Tema_01/5.- comprueba tu aprendizaje.docx
+++ b/Sostenibilidad/Tema_01/5.- comprueba tu aprendizaje.docx
@@ -814,7 +814,7 @@
         <mc:AlternateContent>
           <mc:Choice Requires="wps">
             <w:drawing>
-              <wp:anchor behindDoc="0" distT="0" distB="0" distL="0" distR="0" simplePos="0" locked="0" layoutInCell="1" allowOverlap="1" relativeHeight="15">
+              <wp:anchor behindDoc="0" distT="635" distB="635" distL="635" distR="635" simplePos="0" locked="0" layoutInCell="1" allowOverlap="1" relativeHeight="16">
                 <wp:simplePos x="0" y="0"/>
                 <wp:positionH relativeFrom="column">
                   <wp:posOffset>1141730</wp:posOffset>
@@ -860,10 +860,14 @@
                               <w:pStyle w:val="Contenidodelmarco"/>
                               <w:spacing w:before="0" w:after="200"/>
                               <w:jc w:val="center"/>
-                              <w:rPr/>
+                              <w:rPr>
+                                <w:color w:val="000000"/>
+                              </w:rPr>
                             </w:pPr>
                             <w:r>
-                              <w:rPr/>
+                              <w:rPr>
+                                <w:color w:val="000000"/>
+                              </w:rPr>
                               <w:t>Medio Ambiente</w:t>
                             </w:r>
                           </w:p>
@@ -880,8 +884,8 @@
           </mc:Choice>
           <mc:Fallback>
             <w:pict>
-              <v:rect id="shape_0" ID="Forma 2" fillcolor="#729fcf" stroked="t" o:allowincell="f" style="position:absolute;margin-left:89.9pt;margin-top:1pt;width:297.85pt;height:54.05pt;mso-wrap-style:none;v-text-anchor:middle">
-                <v:fill o:detectmouseclick="t" color2="#8d6030"/>
+              <v:rect id="shape_0" ID="Forma 2" path="m0,0l-2147483645,0l-2147483645,-2147483646l0,-2147483646xe" fillcolor="#729fcf" stroked="t" o:allowincell="f" style="position:absolute;margin-left:89.9pt;margin-top:1pt;width:297.85pt;height:54.05pt;mso-wrap-style:square;v-text-anchor:middle">
+                <v:fill o:detectmouseclick="t" type="solid" color2="#8d6030"/>
                 <v:stroke color="#3465a4" joinstyle="round" endcap="flat"/>
                 <v:textbox>
                   <w:txbxContent>
@@ -890,10 +894,14 @@
                         <w:pStyle w:val="Contenidodelmarco"/>
                         <w:spacing w:before="0" w:after="200"/>
                         <w:jc w:val="center"/>
-                        <w:rPr/>
+                        <w:rPr>
+                          <w:color w:val="000000"/>
+                        </w:rPr>
                       </w:pPr>
                       <w:r>
-                        <w:rPr/>
+                        <w:rPr>
+                          <w:color w:val="000000"/>
+                        </w:rPr>
                         <w:t>Medio Ambiente</w:t>
                       </w:r>
                     </w:p>
@@ -961,15 +969,15 @@
         <mc:AlternateContent>
           <mc:Choice Requires="wps">
             <w:drawing>
-              <wp:anchor behindDoc="0" distT="0" distB="0" distL="0" distR="0" simplePos="0" locked="0" layoutInCell="1" allowOverlap="1" relativeHeight="13">
+              <wp:anchor behindDoc="0" distT="635" distB="635" distL="635" distR="635" simplePos="0" locked="0" layoutInCell="1" allowOverlap="1" relativeHeight="13">
                 <wp:simplePos x="0" y="0"/>
                 <wp:positionH relativeFrom="column">
-                  <wp:posOffset>1508760</wp:posOffset>
+                  <wp:posOffset>1508125</wp:posOffset>
                 </wp:positionH>
                 <wp:positionV relativeFrom="paragraph">
                   <wp:posOffset>135255</wp:posOffset>
                 </wp:positionV>
-                <wp:extent cx="0" cy="691515"/>
+                <wp:extent cx="635" cy="691515"/>
                 <wp:effectExtent l="635" t="635" r="635" b="635"/>
                 <wp:wrapNone/>
                 <wp:docPr id="4" name="Línea 2"/>
@@ -980,7 +988,7 @@
                       <wps:spPr>
                         <a:xfrm>
                           <a:off x="0" y="0"/>
-                          <a:ext cx="0" cy="691560"/>
+                          <a:ext cx="720" cy="691560"/>
                         </a:xfrm>
                         <a:prstGeom prst="line">
                           <a:avLst/>
@@ -1006,7 +1014,7 @@
           </mc:Choice>
           <mc:Fallback>
             <w:pict>
-              <v:line id="shape_0" from="118.8pt,10.65pt" to="118.8pt,65.05pt" ID="Línea 2" stroked="t" o:allowincell="f" style="position:absolute">
+              <v:line id="shape_0" from="118.75pt,10.65pt" to="118.75pt,65.05pt" ID="Línea 2" stroked="t" o:allowincell="f" style="position:absolute">
                 <v:stroke color="#3465a4" joinstyle="round" endcap="flat"/>
                 <v:fill o:detectmouseclick="t" on="false"/>
                 <w10:wrap type="none"/>
@@ -1017,7 +1025,7 @@
         <mc:AlternateContent>
           <mc:Choice Requires="wps">
             <w:drawing>
-              <wp:anchor behindDoc="0" distT="0" distB="0" distL="0" distR="0" simplePos="0" locked="0" layoutInCell="1" allowOverlap="1" relativeHeight="17">
+              <wp:anchor behindDoc="0" distT="0" distB="635" distL="51435" distR="62230" simplePos="0" locked="0" layoutInCell="1" allowOverlap="1" relativeHeight="18">
                 <wp:simplePos x="0" y="0"/>
                 <wp:positionH relativeFrom="column">
                   <wp:posOffset>4410710</wp:posOffset>
@@ -1026,7 +1034,7 @@
                   <wp:posOffset>135255</wp:posOffset>
                 </wp:positionV>
                 <wp:extent cx="13970" cy="772160"/>
-                <wp:effectExtent l="51435" t="0" r="62230" b="635"/>
+                <wp:effectExtent l="25400" t="0" r="36830" b="635"/>
                 <wp:wrapNone/>
                 <wp:docPr id="5" name="Línea 1"/>
                 <a:graphic xmlns:a="http://schemas.openxmlformats.org/drawingml/2006/main">
@@ -1170,7 +1178,7 @@
                 <a:graphic xmlns:a="http://schemas.openxmlformats.org/drawingml/2006/main">
                   <a:graphicData uri="http://schemas.microsoft.com/office/word/2010/wordprocessingShape">
                     <wps:wsp>
-                      <wps:cNvSpPr txBox="1"/>
+                      <wps:cNvSpPr/>
                       <wps:spPr>
                         <a:xfrm>
                           <a:off x="0" y="0"/>
@@ -1184,40 +1192,48 @@
                           <a:noFill/>
                         </a:ln>
                       </wps:spPr>
+                      <wps:style>
+                        <a:lnRef idx="0"/>
+                        <a:fillRef idx="0"/>
+                        <a:effectRef idx="0"/>
+                        <a:fontRef idx="minor"/>
+                      </wps:style>
                       <wps:txbx>
                         <w:txbxContent>
                           <w:p>
                             <w:pPr>
-                              <w:overflowPunct w:val="false"/>
-                              <w:spacing w:before="0" w:after="0" w:lineRule="auto" w:line="240"/>
+                              <w:pStyle w:val="Contenidodelmarco"/>
+                              <w:overflowPunct w:val="true"/>
+                              <w:spacing w:lineRule="auto" w:line="240" w:before="0" w:after="0"/>
                               <w:jc w:val="center"/>
                               <w:rPr/>
                             </w:pPr>
                             <w:r>
                               <w:rPr>
+                                <w:rFonts w:eastAsia="" w:cs="" w:cstheme="minorBidi" w:eastAsiaTheme="minorEastAsia"/>
                                 <w:sz w:val="22"/>
-                                <w:rFonts w:asciiTheme="minorHAnsi" w:cstheme="minorBidi" w:eastAsiaTheme="minorEastAsia" w:hAnsiTheme="minorHAnsi"/>
                               </w:rPr>
                               <w:t>Fuente de Recursos</w:t>
                             </w:r>
                           </w:p>
                           <w:p>
                             <w:pPr>
-                              <w:overflowPunct w:val="false"/>
-                              <w:spacing w:before="0" w:after="0" w:lineRule="auto" w:line="240"/>
+                              <w:pStyle w:val="Contenidodelmarco"/>
+                              <w:overflowPunct w:val="true"/>
+                              <w:spacing w:lineRule="auto" w:line="240" w:before="0" w:after="0"/>
                               <w:rPr/>
                             </w:pPr>
                             <w:r>
                               <w:rPr>
+                                <w:rFonts w:eastAsia="" w:cs="" w:cstheme="minorBidi" w:eastAsiaTheme="minorEastAsia"/>
                                 <w:sz w:val="22"/>
-                                <w:rFonts w:asciiTheme="minorHAnsi" w:cstheme="minorBidi" w:eastAsiaTheme="minorEastAsia" w:hAnsiTheme="minorHAnsi"/>
                               </w:rPr>
                               <w:t>Papel, energía, combustible, agua, materias primas y minerales</w:t>
                             </w:r>
                           </w:p>
                         </w:txbxContent>
                       </wps:txbx>
-                      <wps:bodyPr wrap="square" lIns="0" rIns="0" tIns="0" bIns="0" anchor="t">
+                      <wps:bodyPr lIns="0" rIns="0" tIns="0" bIns="0" anchor="t">
                         <a:noAutofit/>
                       </wps:bodyPr>
                     </wps:wsp>
@@ -1228,55 +1244,53 @@
           </mc:Choice>
           <mc:Fallback>
             <w:pict>
-              <v:shapetype id="_x0000_t202" coordsize="21600,21600" o:spt="202" path="m,l,21600l21600,21600l21600,xe">
-                <v:stroke joinstyle="miter"/>
-                <v:path gradientshapeok="t" o:connecttype="rect"/>
-              </v:shapetype>
-              <v:shape id="shape_0" ID="Marco de texto 1" stroked="f" o:allowincell="f" style="position:absolute;margin-left:37.9pt;margin-top:-0.8pt;width:162.3pt;height:61.35pt;mso-wrap-style:square;v-text-anchor:top" type="_x0000_t202">
+              <v:rect id="shape_0" ID="Marco de texto 1" path="m0,0l-2147483645,0l-2147483645,-2147483646l0,-2147483646xe" stroked="f" o:allowincell="f" style="position:absolute;margin-left:37.9pt;margin-top:-0.8pt;width:162.3pt;height:61.35pt;mso-wrap-style:square;v-text-anchor:top">
+                <v:fill o:detectmouseclick="t" on="false"/>
+                <v:stroke color="#3465a4" joinstyle="round" endcap="flat"/>
                 <v:textbox>
                   <w:txbxContent>
                     <w:p>
                       <w:pPr>
-                        <w:overflowPunct w:val="false"/>
-                        <w:spacing w:before="0" w:after="0" w:lineRule="auto" w:line="240"/>
+                        <w:pStyle w:val="Contenidodelmarco"/>
+                        <w:overflowPunct w:val="true"/>
+                        <w:spacing w:lineRule="auto" w:line="240" w:before="0" w:after="0"/>
                         <w:jc w:val="center"/>
                         <w:rPr/>
                       </w:pPr>
                       <w:r>
                         <w:rPr>
+                          <w:rFonts w:eastAsia="" w:cs="" w:cstheme="minorBidi" w:eastAsiaTheme="minorEastAsia"/>
                           <w:sz w:val="22"/>
-                          <w:rFonts w:asciiTheme="minorHAnsi" w:cstheme="minorBidi" w:eastAsiaTheme="minorEastAsia" w:hAnsiTheme="minorHAnsi"/>
                         </w:rPr>
                         <w:t>Fuente de Recursos</w:t>
                       </w:r>
                     </w:p>
                     <w:p>
                       <w:pPr>
-                        <w:overflowPunct w:val="false"/>
-                        <w:spacing w:before="0" w:after="0" w:lineRule="auto" w:line="240"/>
+                        <w:pStyle w:val="Contenidodelmarco"/>
+                        <w:overflowPunct w:val="true"/>
+                        <w:spacing w:lineRule="auto" w:line="240" w:before="0" w:after="0"/>
                         <w:rPr/>
                       </w:pPr>
                       <w:r>
                         <w:rPr>
+                          <w:rFonts w:eastAsia="" w:cs="" w:cstheme="minorBidi" w:eastAsiaTheme="minorEastAsia"/>
                           <w:sz w:val="22"/>
-                          <w:rFonts w:asciiTheme="minorHAnsi" w:cstheme="minorBidi" w:eastAsiaTheme="minorEastAsia" w:hAnsiTheme="minorHAnsi"/>
                         </w:rPr>
                         <w:t>Papel, energía, combustible, agua, materias primas y minerales</w:t>
                       </w:r>
                     </w:p>
                   </w:txbxContent>
                 </v:textbox>
-                <v:fill o:detectmouseclick="t" on="false"/>
-                <v:stroke color="black" joinstyle="round" endcap="flat"/>
                 <w10:wrap type="none"/>
-              </v:shape>
+              </v:rect>
             </w:pict>
           </mc:Fallback>
         </mc:AlternateContent>
         <mc:AlternateContent>
           <mc:Choice Requires="wps">
             <w:drawing>
-              <wp:anchor behindDoc="0" distT="0" distB="0" distL="0" distR="0" simplePos="0" locked="0" layoutInCell="1" allowOverlap="1" relativeHeight="18">
+              <wp:anchor behindDoc="0" distT="0" distB="0" distL="0" distR="0" simplePos="0" locked="0" layoutInCell="1" allowOverlap="1" relativeHeight="19">
                 <wp:simplePos x="0" y="0"/>
                 <wp:positionH relativeFrom="column">
                   <wp:posOffset>3263265</wp:posOffset>
@@ -1291,7 +1305,7 @@
                 <a:graphic xmlns:a="http://schemas.openxmlformats.org/drawingml/2006/main">
                   <a:graphicData uri="http://schemas.microsoft.com/office/word/2010/wordprocessingShape">
                     <wps:wsp>
-                      <wps:cNvSpPr txBox="1"/>
+                      <wps:cNvSpPr/>
                       <wps:spPr>
                         <a:xfrm>
                           <a:off x="0" y="0"/>
@@ -1305,40 +1319,48 @@
                           <a:noFill/>
                         </a:ln>
                       </wps:spPr>
+                      <wps:style>
+                        <a:lnRef idx="0"/>
+                        <a:fillRef idx="0"/>
+                        <a:effectRef idx="0"/>
+                        <a:fontRef idx="minor"/>
+                      </wps:style>
                       <wps:txbx>
                         <w:txbxContent>
                           <w:p>
                             <w:pPr>
-                              <w:overflowPunct w:val="false"/>
-                              <w:spacing w:before="0" w:after="0" w:lineRule="auto" w:line="240"/>
+                              <w:pStyle w:val="Contenidodelmarco"/>
+                              <w:overflowPunct w:val="true"/>
+                              <w:spacing w:lineRule="auto" w:line="240" w:before="0" w:after="0"/>
                               <w:jc w:val="center"/>
                               <w:rPr/>
                             </w:pPr>
                             <w:r>
                               <w:rPr>
+                                <w:rFonts w:eastAsia="" w:cs="" w:cstheme="minorBidi" w:eastAsiaTheme="minorEastAsia"/>
                                 <w:sz w:val="22"/>
-                                <w:rFonts w:asciiTheme="minorHAnsi" w:cstheme="minorBidi" w:eastAsiaTheme="minorEastAsia" w:hAnsiTheme="minorHAnsi"/>
                               </w:rPr>
                               <w:t>Residuos generados</w:t>
                             </w:r>
                           </w:p>
                           <w:p>
                             <w:pPr>
-                              <w:overflowPunct w:val="false"/>
-                              <w:spacing w:before="0" w:after="0" w:lineRule="auto" w:line="240"/>
+                              <w:pStyle w:val="Contenidodelmarco"/>
+                              <w:overflowPunct w:val="true"/>
+                              <w:spacing w:lineRule="auto" w:line="240" w:before="0" w:after="0"/>
                               <w:rPr/>
                             </w:pPr>
                             <w:r>
                               <w:rPr>
+                                <w:rFonts w:eastAsia="" w:cs="" w:cstheme="minorBidi" w:eastAsiaTheme="minorEastAsia"/>
                                 <w:sz w:val="22"/>
-                                <w:rFonts w:asciiTheme="minorHAnsi" w:cstheme="minorBidi" w:eastAsiaTheme="minorEastAsia" w:hAnsiTheme="minorHAnsi"/>
                               </w:rPr>
                               <w:t>Papel, cartón, aparatos electrónicos, plásticos, envases, residuos orgánicos y emisiones de gases de efecto invernadero</w:t>
                             </w:r>
                           </w:p>
                         </w:txbxContent>
                       </wps:txbx>
-                      <wps:bodyPr wrap="square" lIns="0" rIns="0" tIns="0" bIns="0" anchor="t">
+                      <wps:bodyPr lIns="0" rIns="0" tIns="0" bIns="0" anchor="t">
                         <a:noAutofit/>
                       </wps:bodyPr>
                     </wps:wsp>
@@ -1349,44 +1371,46 @@
           </mc:Choice>
           <mc:Fallback>
             <w:pict>
-              <v:shape id="shape_0" ID="Marco de texto 2" stroked="f" o:allowincell="f" style="position:absolute;margin-left:256.95pt;margin-top:1.05pt;width:162.3pt;height:97.05pt;mso-wrap-style:square;v-text-anchor:top" type="_x0000_t202">
+              <v:rect id="shape_0" ID="Marco de texto 2" path="m0,0l-2147483645,0l-2147483645,-2147483646l0,-2147483646xe" stroked="f" o:allowincell="f" style="position:absolute;margin-left:256.95pt;margin-top:1.05pt;width:162.3pt;height:97.05pt;mso-wrap-style:square;v-text-anchor:top">
+                <v:fill o:detectmouseclick="t" on="false"/>
+                <v:stroke color="#3465a4" joinstyle="round" endcap="flat"/>
                 <v:textbox>
                   <w:txbxContent>
                     <w:p>
                       <w:pPr>
-                        <w:overflowPunct w:val="false"/>
-                        <w:spacing w:before="0" w:after="0" w:lineRule="auto" w:line="240"/>
+                        <w:pStyle w:val="Contenidodelmarco"/>
+                        <w:overflowPunct w:val="true"/>
+                        <w:spacing w:lineRule="auto" w:line="240" w:before="0" w:after="0"/>
                         <w:jc w:val="center"/>
                         <w:rPr/>
                       </w:pPr>
                       <w:r>
                         <w:rPr>
+                          <w:rFonts w:eastAsia="" w:cs="" w:cstheme="minorBidi" w:eastAsiaTheme="minorEastAsia"/>
                           <w:sz w:val="22"/>
-                          <w:rFonts w:asciiTheme="minorHAnsi" w:cstheme="minorBidi" w:eastAsiaTheme="minorEastAsia" w:hAnsiTheme="minorHAnsi"/>
                         </w:rPr>
                         <w:t>Residuos generados</w:t>
                       </w:r>
                     </w:p>
                     <w:p>
                       <w:pPr>
-                        <w:overflowPunct w:val="false"/>
-                        <w:spacing w:before="0" w:after="0" w:lineRule="auto" w:line="240"/>
+                        <w:pStyle w:val="Contenidodelmarco"/>
+                        <w:overflowPunct w:val="true"/>
+                        <w:spacing w:lineRule="auto" w:line="240" w:before="0" w:after="0"/>
                         <w:rPr/>
                       </w:pPr>
                       <w:r>
                         <w:rPr>
+                          <w:rFonts w:eastAsia="" w:cs="" w:cstheme="minorBidi" w:eastAsiaTheme="minorEastAsia"/>
                           <w:sz w:val="22"/>
-                          <w:rFonts w:asciiTheme="minorHAnsi" w:cstheme="minorBidi" w:eastAsiaTheme="minorEastAsia" w:hAnsiTheme="minorHAnsi"/>
                         </w:rPr>
                         <w:t>Papel, cartón, aparatos electrónicos, plásticos, envases, residuos orgánicos y emisiones de gases de efecto invernadero</w:t>
                       </w:r>
                     </w:p>
                   </w:txbxContent>
                 </v:textbox>
-                <v:fill o:detectmouseclick="t" on="false"/>
-                <v:stroke color="black" joinstyle="round" endcap="flat"/>
                 <w10:wrap type="none"/>
-              </v:shape>
+              </v:rect>
             </w:pict>
           </mc:Fallback>
         </mc:AlternateContent>
@@ -1474,16 +1498,16 @@
         <mc:AlternateContent>
           <mc:Choice Requires="wps">
             <w:drawing>
-              <wp:anchor behindDoc="0" distT="0" distB="0" distL="0" distR="0" simplePos="0" locked="0" layoutInCell="1" allowOverlap="1" relativeHeight="19">
+              <wp:anchor behindDoc="0" distT="635" distB="0" distL="63500" distR="63500" simplePos="0" locked="0" layoutInCell="1" allowOverlap="1" relativeHeight="21">
                 <wp:simplePos x="0" y="0"/>
                 <wp:positionH relativeFrom="column">
-                  <wp:posOffset>1508760</wp:posOffset>
+                  <wp:posOffset>1508125</wp:posOffset>
                 </wp:positionH>
                 <wp:positionV relativeFrom="paragraph">
                   <wp:posOffset>-25400</wp:posOffset>
                 </wp:positionV>
-                <wp:extent cx="0" cy="1009015"/>
-                <wp:effectExtent l="63500" t="635" r="63500" b="0"/>
+                <wp:extent cx="635" cy="1009015"/>
+                <wp:effectExtent l="37465" t="635" r="38100" b="0"/>
                 <wp:wrapNone/>
                 <wp:docPr id="8" name="Línea 3"/>
                 <a:graphic xmlns:a="http://schemas.openxmlformats.org/drawingml/2006/main">
@@ -1493,7 +1517,7 @@
                       <wps:spPr>
                         <a:xfrm>
                           <a:off x="0" y="0"/>
-                          <a:ext cx="0" cy="1009080"/>
+                          <a:ext cx="720" cy="1009080"/>
                         </a:xfrm>
                         <a:prstGeom prst="line">
                           <a:avLst/>
@@ -1520,7 +1544,7 @@
           </mc:Choice>
           <mc:Fallback>
             <w:pict>
-              <v:line id="shape_0" from="118.8pt,-2pt" to="118.8pt,77.4pt" ID="Línea 3" stroked="t" o:allowincell="f" style="position:absolute">
+              <v:line id="shape_0" from="118.75pt,-2pt" to="118.75pt,77.4pt" ID="Línea 3" stroked="t" o:allowincell="f" style="position:absolute">
                 <v:stroke color="#3465a4" endarrow="block" endarrowwidth="medium" endarrowlength="medium" joinstyle="round" endcap="flat"/>
                 <v:fill o:detectmouseclick="t" on="false"/>
                 <w10:wrap type="none"/>
@@ -1558,7 +1582,7 @@
         <mc:AlternateContent>
           <mc:Choice Requires="wps">
             <w:drawing>
-              <wp:anchor behindDoc="0" distT="0" distB="0" distL="0" distR="0" simplePos="0" locked="0" layoutInCell="1" allowOverlap="1" relativeHeight="20">
+              <wp:anchor behindDoc="0" distT="635" distB="635" distL="635" distR="635" simplePos="0" locked="0" layoutInCell="1" allowOverlap="1" relativeHeight="22">
                 <wp:simplePos x="0" y="0"/>
                 <wp:positionH relativeFrom="column">
                   <wp:posOffset>4441190</wp:posOffset>
@@ -1566,7 +1590,7 @@
                 <wp:positionV relativeFrom="paragraph">
                   <wp:posOffset>-1905</wp:posOffset>
                 </wp:positionV>
-                <wp:extent cx="0" cy="691515"/>
+                <wp:extent cx="635" cy="691515"/>
                 <wp:effectExtent l="635" t="635" r="635" b="635"/>
                 <wp:wrapNone/>
                 <wp:docPr id="9" name="Línea 4"/>
@@ -1577,7 +1601,7 @@
                       <wps:spPr>
                         <a:xfrm>
                           <a:off x="0" y="0"/>
-                          <a:ext cx="0" cy="691560"/>
+                          <a:ext cx="720" cy="691560"/>
                         </a:xfrm>
                         <a:prstGeom prst="line">
                           <a:avLst/>
@@ -1668,7 +1692,7 @@
         <mc:AlternateContent>
           <mc:Choice Requires="wps">
             <w:drawing>
-              <wp:anchor behindDoc="0" distT="0" distB="0" distL="0" distR="0" simplePos="0" locked="0" layoutInCell="1" allowOverlap="1" relativeHeight="21">
+              <wp:anchor behindDoc="0" distT="635" distB="635" distL="635" distR="635" simplePos="0" locked="0" layoutInCell="1" allowOverlap="1" relativeHeight="23">
                 <wp:simplePos x="0" y="0"/>
                 <wp:positionH relativeFrom="column">
                   <wp:posOffset>1141730</wp:posOffset>
@@ -1714,10 +1738,14 @@
                               <w:pStyle w:val="Contenidodelmarco"/>
                               <w:spacing w:before="0" w:after="200"/>
                               <w:jc w:val="center"/>
-                              <w:rPr/>
+                              <w:rPr>
+                                <w:color w:val="000000"/>
+                              </w:rPr>
                             </w:pPr>
                             <w:r>
-                              <w:rPr/>
+                              <w:rPr>
+                                <w:color w:val="000000"/>
+                              </w:rPr>
                               <w:t>Compañía Aseguradora</w:t>
                             </w:r>
                           </w:p>
@@ -1734,8 +1762,8 @@
           </mc:Choice>
           <mc:Fallback>
             <w:pict>
-              <v:rect id="shape_0" ID="Forma 1" fillcolor="#729fcf" stroked="t" o:allowincell="f" style="position:absolute;margin-left:89.9pt;margin-top:10.85pt;width:297.85pt;height:54.05pt;mso-wrap-style:none;v-text-anchor:middle">
-                <v:fill o:detectmouseclick="t" color2="#8d6030"/>
+              <v:rect id="shape_0" ID="Forma 1" path="m0,0l-2147483645,0l-2147483645,-2147483646l0,-2147483646xe" fillcolor="#729fcf" stroked="t" o:allowincell="f" style="position:absolute;margin-left:89.9pt;margin-top:10.85pt;width:297.85pt;height:54.05pt;mso-wrap-style:square;v-text-anchor:middle">
+                <v:fill o:detectmouseclick="t" type="solid" color2="#8d6030"/>
                 <v:stroke color="#3465a4" joinstyle="round" endcap="flat"/>
                 <v:textbox>
                   <w:txbxContent>
@@ -1744,10 +1772,14 @@
                         <w:pStyle w:val="Contenidodelmarco"/>
                         <w:spacing w:before="0" w:after="200"/>
                         <w:jc w:val="center"/>
-                        <w:rPr/>
+                        <w:rPr>
+                          <w:color w:val="000000"/>
+                        </w:rPr>
                       </w:pPr>
                       <w:r>
-                        <w:rPr/>
+                        <w:rPr>
+                          <w:color w:val="000000"/>
+                        </w:rPr>
                         <w:t>Compañía Aseguradora</w:t>
                       </w:r>
                     </w:p>
@@ -1907,6 +1939,42 @@
         </w:rPr>
         <w:tab/>
         <w:t>¿Qué pasaría si una sociedad lograse la sostenibilidad en los ámbitos económico y social, pero no medioambiental?</w:t>
+      </w:r>
+    </w:p>
+    <w:p>
+      <w:pPr>
+        <w:pStyle w:val="Normal1"/>
+        <w:spacing w:lineRule="auto" w:line="259"/>
+        <w:ind w:hanging="426" w:left="852"/>
+        <w:rPr>
+          <w:rFonts w:ascii="Verdana" w:hAnsi="Verdana" w:eastAsia="Verdana" w:cs="Verdana"/>
+          <w:b/>
+          <w:bCs/>
+          <w:color w:val="000000"/>
+          <w:sz w:val="22"/>
+          <w:szCs w:val="22"/>
+        </w:rPr>
+      </w:pPr>
+      <w:r>
+        <w:rPr/>
+      </w:r>
+    </w:p>
+    <w:p>
+      <w:pPr>
+        <w:pStyle w:val="Normal1"/>
+        <w:spacing w:lineRule="auto" w:line="259"/>
+        <w:ind w:hanging="426" w:left="852"/>
+        <w:rPr>
+          <w:rFonts w:ascii="Verdana" w:hAnsi="Verdana" w:eastAsia="Verdana" w:cs="Verdana"/>
+          <w:b/>
+          <w:bCs/>
+          <w:color w:val="000000"/>
+          <w:sz w:val="22"/>
+          <w:szCs w:val="22"/>
+        </w:rPr>
+      </w:pPr>
+      <w:r>
+        <w:rPr/>
       </w:r>
     </w:p>
     <w:p>
@@ -2591,141 +2659,6 @@
           <w:szCs w:val="22"/>
         </w:rPr>
         <w:t>Solución:</w:t>
-      </w:r>
-    </w:p>
-    <w:p>
-      <w:pPr>
-        <w:pStyle w:val="Normal1"/>
-        <w:spacing w:lineRule="auto" w:line="259"/>
-        <w:ind w:hanging="426" w:left="852"/>
-        <w:rPr>
-          <w:rFonts w:ascii="Verdana" w:hAnsi="Verdana" w:eastAsia="Verdana" w:cs="Verdana"/>
-          <w:b/>
-          <w:bCs/>
-          <w:color w:val="000000"/>
-          <w:sz w:val="22"/>
-          <w:szCs w:val="22"/>
-          <w:highlight w:val="yellow"/>
-        </w:rPr>
-      </w:pPr>
-      <w:r>
-        <w:rPr>
-          <w:rFonts w:eastAsia="Verdana" w:cs="Verdana" w:ascii="Verdana" w:hAnsi="Verdana"/>
-          <w:b/>
-          <w:bCs/>
-          <w:color w:val="000000"/>
-          <w:sz w:val="22"/>
-          <w:szCs w:val="22"/>
-          <w:highlight w:val="yellow"/>
-        </w:rPr>
-      </w:r>
-    </w:p>
-    <w:p>
-      <w:pPr>
-        <w:pStyle w:val="Normal1"/>
-        <w:spacing w:lineRule="auto" w:line="259"/>
-        <w:ind w:hanging="426" w:left="852"/>
-        <w:rPr>
-          <w:rFonts w:ascii="Verdana" w:hAnsi="Verdana" w:eastAsia="Verdana" w:cs="Verdana"/>
-          <w:b/>
-          <w:bCs/>
-          <w:color w:val="000000"/>
-          <w:sz w:val="22"/>
-          <w:szCs w:val="22"/>
-          <w:highlight w:val="yellow"/>
-        </w:rPr>
-      </w:pPr>
-      <w:r>
-        <w:rPr>
-          <w:rFonts w:eastAsia="Verdana" w:cs="Verdana" w:ascii="Verdana" w:hAnsi="Verdana"/>
-          <w:b/>
-          <w:bCs/>
-          <w:color w:val="000000"/>
-          <w:sz w:val="22"/>
-          <w:szCs w:val="22"/>
-          <w:highlight w:val="yellow"/>
-        </w:rPr>
-      </w:r>
-    </w:p>
-    <w:p>
-      <w:pPr>
-        <w:pStyle w:val="Normal1"/>
-        <w:spacing w:lineRule="auto" w:line="259"/>
-        <w:ind w:hanging="426" w:left="852"/>
-        <w:rPr>
-          <w:rFonts w:ascii="Verdana" w:hAnsi="Verdana" w:eastAsia="Verdana" w:cs="Verdana"/>
-          <w:b/>
-          <w:bCs/>
-          <w:color w:val="000000"/>
-          <w:sz w:val="22"/>
-          <w:szCs w:val="22"/>
-          <w:highlight w:val="yellow"/>
-        </w:rPr>
-      </w:pPr>
-      <w:r>
-        <w:rPr>
-          <w:rFonts w:eastAsia="Verdana" w:cs="Verdana" w:ascii="Verdana" w:hAnsi="Verdana"/>
-          <w:b/>
-          <w:bCs/>
-          <w:color w:val="000000"/>
-          <w:sz w:val="22"/>
-          <w:szCs w:val="22"/>
-          <w:highlight w:val="yellow"/>
-        </w:rPr>
-      </w:r>
-    </w:p>
-    <w:p>
-      <w:pPr>
-        <w:pStyle w:val="Normal1"/>
-        <w:spacing w:lineRule="auto" w:line="259"/>
-        <w:ind w:hanging="426" w:left="852"/>
-        <w:rPr>
-          <w:rFonts w:ascii="Verdana" w:hAnsi="Verdana" w:eastAsia="Verdana" w:cs="Verdana"/>
-          <w:b/>
-          <w:bCs/>
-          <w:color w:val="000000"/>
-          <w:sz w:val="22"/>
-          <w:szCs w:val="22"/>
-          <w:highlight w:val="yellow"/>
-        </w:rPr>
-      </w:pPr>
-      <w:r>
-        <w:rPr>
-          <w:rFonts w:eastAsia="Verdana" w:cs="Verdana" w:ascii="Verdana" w:hAnsi="Verdana"/>
-          <w:b/>
-          <w:bCs/>
-          <w:color w:val="000000"/>
-          <w:sz w:val="22"/>
-          <w:szCs w:val="22"/>
-          <w:highlight w:val="yellow"/>
-        </w:rPr>
-      </w:r>
-    </w:p>
-    <w:p>
-      <w:pPr>
-        <w:pStyle w:val="Normal1"/>
-        <w:spacing w:lineRule="auto" w:line="259"/>
-        <w:ind w:hanging="426" w:left="852"/>
-        <w:rPr>
-          <w:rFonts w:ascii="Verdana" w:hAnsi="Verdana" w:eastAsia="Verdana" w:cs="Verdana"/>
-          <w:b/>
-          <w:bCs/>
-          <w:color w:val="000000"/>
-          <w:sz w:val="22"/>
-          <w:szCs w:val="22"/>
-          <w:highlight w:val="yellow"/>
-        </w:rPr>
-      </w:pPr>
-      <w:r>
-        <w:rPr>
-          <w:rFonts w:eastAsia="Verdana" w:cs="Verdana" w:ascii="Verdana" w:hAnsi="Verdana"/>
-          <w:b/>
-          <w:bCs/>
-          <w:color w:val="000000"/>
-          <w:sz w:val="22"/>
-          <w:szCs w:val="22"/>
-          <w:highlight w:val="yellow"/>
-        </w:rPr>
       </w:r>
     </w:p>
     <w:p>
